--- a/LoRaWAN_MQTT后端接入说明.docx
+++ b/LoRaWAN_MQTT后端接入说明.docx
@@ -75,7 +75,7 @@
     </w:p>
     <w:tbl>
       <w:tblPr>
-        <w:tblStyle w:val="33"/>
+        <w:tblStyle w:val="35"/>
         <w:tblW w:w="0" w:type="auto"/>
         <w:jc w:val="center"/>
         <w:tblBorders>
@@ -108,12 +108,6 @@
             <w:insideH w:val="single" w:color="auto" w:sz="4" w:space="0"/>
             <w:insideV w:val="single" w:color="auto" w:sz="4" w:space="0"/>
           </w:tblBorders>
-          <w:tblCellMar>
-            <w:top w:w="0" w:type="dxa"/>
-            <w:left w:w="108" w:type="dxa"/>
-            <w:bottom w:w="0" w:type="dxa"/>
-            <w:right w:w="108" w:type="dxa"/>
-          </w:tblCellMar>
         </w:tblPrEx>
         <w:trPr>
           <w:jc w:val="center"/>
@@ -243,7 +237,7 @@
             </w:pPr>
             <w:r>
               <w:rPr>
-                <w:rStyle w:val="165"/>
+                <w:rStyle w:val="168"/>
               </w:rPr>
               <w:t>192.168.137.118</w:t>
             </w:r>
@@ -293,7 +287,7 @@
             </w:pPr>
             <w:r>
               <w:rPr>
-                <w:rStyle w:val="165"/>
+                <w:rStyle w:val="168"/>
               </w:rPr>
               <w:t>1883</w:t>
             </w:r>
@@ -440,7 +434,7 @@
             </w:r>
             <w:r>
               <w:rPr>
-                <w:rStyle w:val="165"/>
+                <w:rStyle w:val="168"/>
               </w:rPr>
               <w:t>backend_service_01</w:t>
             </w:r>
@@ -497,7 +491,8 @@
     </w:tbl>
     <w:p>
       <w:pPr>
-        <w:pStyle w:val="4"/>
+        <w:keepNext w:val="0"/>
+        <w:keepLines w:val="0"/>
         <w:pageBreakBefore w:val="0"/>
         <w:widowControl/>
         <w:kinsoku/>
@@ -510,49 +505,41 @@
         <w:adjustRightInd/>
         <w:snapToGrid/>
         <w:spacing w:after="120"/>
+        <w:ind w:firstLine="420" w:firstLineChars="200"/>
         <w:textAlignment w:val="auto"/>
         <w:rPr>
-          <w:rFonts w:hint="eastAsia" w:ascii="宋体" w:hAnsi="宋体" w:eastAsia="宋体" w:cs="宋体"/>
+          <w:rFonts w:hint="eastAsia" w:cs="宋体"/>
+          <w:b w:val="0"/>
+          <w:bCs/>
           <w:color w:val="auto"/>
           <w:sz w:val="21"/>
           <w:szCs w:val="21"/>
           <w:lang w:val="en-US" w:eastAsia="zh-CN"/>
         </w:rPr>
       </w:pPr>
-    </w:p>
-    <w:p>
-      <w:pPr>
-        <w:pStyle w:val="4"/>
-        <w:pageBreakBefore w:val="0"/>
-        <w:widowControl/>
-        <w:kinsoku/>
-        <w:wordWrap/>
-        <w:overflowPunct/>
-        <w:topLinePunct w:val="0"/>
-        <w:autoSpaceDE/>
-        <w:autoSpaceDN/>
-        <w:bidi w:val="0"/>
-        <w:adjustRightInd/>
-        <w:snapToGrid/>
-        <w:spacing w:after="120"/>
-        <w:textAlignment w:val="auto"/>
+      <w:r>
         <w:rPr>
           <w:rFonts w:hint="eastAsia" w:ascii="宋体" w:hAnsi="宋体" w:eastAsia="宋体" w:cs="宋体"/>
+          <w:b w:val="0"/>
+          <w:bCs/>
           <w:color w:val="auto"/>
           <w:sz w:val="21"/>
           <w:szCs w:val="21"/>
           <w:lang w:val="en-US" w:eastAsia="zh-CN"/>
         </w:rPr>
-      </w:pPr>
+        <w:t>说明：系统目前提供两种数据上行方式</w:t>
+      </w:r>
       <w:r>
         <w:rPr>
-          <w:rFonts w:hint="eastAsia" w:ascii="宋体" w:hAnsi="宋体" w:eastAsia="宋体" w:cs="宋体"/>
+          <w:rFonts w:hint="eastAsia" w:cs="宋体"/>
+          <w:b w:val="0"/>
+          <w:bCs/>
           <w:color w:val="auto"/>
           <w:sz w:val="21"/>
           <w:szCs w:val="21"/>
           <w:lang w:val="en-US" w:eastAsia="zh-CN"/>
         </w:rPr>
-        <w:t>二、 订阅 Topic</w:t>
+        <w:t>。两种数据最终均进入MQTT Broker: 192.168.137.118:1883，后端只需连接该 MQTT Broker 即可获取全部数据。</w:t>
       </w:r>
     </w:p>
     <w:p>
@@ -571,8 +558,6 @@
         <w:snapToGrid/>
         <w:spacing w:after="120"/>
         <w:textAlignment w:val="auto"/>
-      </w:pPr>
-      <w:r>
         <w:rPr>
           <w:rFonts w:hint="eastAsia" w:ascii="宋体" w:hAnsi="宋体" w:eastAsia="宋体" w:cs="宋体"/>
           <w:color w:val="auto"/>
@@ -580,13 +565,769 @@
           <w:szCs w:val="21"/>
           <w:lang w:val="en-US" w:eastAsia="zh-CN"/>
         </w:rPr>
-        <w:t>2.1 Topic 列表</w:t>
+      </w:pPr>
+      <w:r>
+        <w:rPr>
+          <w:rFonts w:hint="eastAsia" w:ascii="宋体" w:hAnsi="宋体" w:eastAsia="宋体" w:cs="宋体"/>
+          <w:color w:val="auto"/>
+          <w:sz w:val="21"/>
+          <w:szCs w:val="21"/>
+          <w:lang w:val="en-US" w:eastAsia="zh-CN"/>
+        </w:rPr>
+        <w:t>1.1 LoRaWAN链路</w:t>
+      </w:r>
+    </w:p>
+    <w:p>
+      <w:pPr>
+        <w:jc w:val="center"/>
+        <w:rPr>
+          <w:rFonts w:hint="eastAsia"/>
+          <w:lang w:val="en-US" w:eastAsia="zh-CN"/>
+        </w:rPr>
+      </w:pPr>
+      <w:r>
+        <w:rPr>
+          <w:rFonts w:hint="eastAsia"/>
+          <w:lang w:val="en-US" w:eastAsia="zh-CN"/>
+        </w:rPr>
+        <w:drawing>
+          <wp:inline distT="0" distB="0" distL="114300" distR="114300">
+            <wp:extent cx="2750820" cy="2851785"/>
+            <wp:effectExtent l="0" t="0" r="5080" b="5715"/>
+            <wp:docPr id="1" name="图片 1" descr="LoRaWan链路"/>
+            <wp:cNvGraphicFramePr>
+              <a:graphicFrameLocks xmlns:a="http://schemas.openxmlformats.org/drawingml/2006/main" noChangeAspect="1"/>
+            </wp:cNvGraphicFramePr>
+            <a:graphic xmlns:a="http://schemas.openxmlformats.org/drawingml/2006/main">
+              <a:graphicData uri="http://schemas.openxmlformats.org/drawingml/2006/picture">
+                <pic:pic xmlns:pic="http://schemas.openxmlformats.org/drawingml/2006/picture">
+                  <pic:nvPicPr>
+                    <pic:cNvPr id="1" name="图片 1" descr="LoRaWan链路"/>
+                    <pic:cNvPicPr>
+                      <a:picLocks noChangeAspect="1"/>
+                    </pic:cNvPicPr>
+                  </pic:nvPicPr>
+                  <pic:blipFill>
+                    <a:blip r:embed="rId6"/>
+                    <a:stretch>
+                      <a:fillRect/>
+                    </a:stretch>
+                  </pic:blipFill>
+                  <pic:spPr>
+                    <a:xfrm>
+                      <a:off x="0" y="0"/>
+                      <a:ext cx="2750820" cy="2851785"/>
+                    </a:xfrm>
+                    <a:prstGeom prst="rect">
+                      <a:avLst/>
+                    </a:prstGeom>
+                  </pic:spPr>
+                </pic:pic>
+              </a:graphicData>
+            </a:graphic>
+          </wp:inline>
+        </w:drawing>
+      </w:r>
+    </w:p>
+    <w:p>
+      <w:pPr>
+        <w:pStyle w:val="15"/>
+        <w:pageBreakBefore w:val="0"/>
+        <w:widowControl/>
+        <w:kinsoku/>
+        <w:wordWrap/>
+        <w:overflowPunct/>
+        <w:topLinePunct w:val="0"/>
+        <w:autoSpaceDE/>
+        <w:autoSpaceDN/>
+        <w:bidi w:val="0"/>
+        <w:adjustRightInd/>
+        <w:snapToGrid/>
+        <w:spacing w:after="120"/>
+        <w:jc w:val="center"/>
+        <w:textAlignment w:val="auto"/>
+        <w:rPr>
+          <w:rFonts w:hint="eastAsia" w:ascii="黑体" w:hAnsi="黑体" w:eastAsia="黑体" w:cs="黑体"/>
+          <w:b w:val="0"/>
+          <w:bCs w:val="0"/>
+          <w:color w:val="auto"/>
+          <w:sz w:val="15"/>
+          <w:szCs w:val="15"/>
+          <w:lang w:val="en-US" w:eastAsia="zh-CN"/>
+        </w:rPr>
+      </w:pPr>
+      <w:r>
+        <w:rPr>
+          <w:rFonts w:hint="eastAsia" w:ascii="黑体" w:hAnsi="黑体" w:eastAsia="黑体" w:cs="黑体"/>
+          <w:b w:val="0"/>
+          <w:bCs w:val="0"/>
+          <w:color w:val="auto"/>
+          <w:sz w:val="15"/>
+          <w:szCs w:val="15"/>
+        </w:rPr>
+        <w:t>图</w:t>
+      </w:r>
+      <w:r>
+        <w:rPr>
+          <w:rFonts w:hint="eastAsia" w:ascii="黑体" w:hAnsi="黑体" w:eastAsia="黑体" w:cs="黑体"/>
+          <w:b w:val="0"/>
+          <w:bCs w:val="0"/>
+          <w:color w:val="auto"/>
+          <w:sz w:val="15"/>
+          <w:szCs w:val="15"/>
+        </w:rPr>
+        <w:fldChar w:fldCharType="begin"/>
+      </w:r>
+      <w:r>
+        <w:rPr>
+          <w:rFonts w:hint="eastAsia" w:ascii="黑体" w:hAnsi="黑体" w:eastAsia="黑体" w:cs="黑体"/>
+          <w:b w:val="0"/>
+          <w:bCs w:val="0"/>
+          <w:color w:val="auto"/>
+          <w:sz w:val="15"/>
+          <w:szCs w:val="15"/>
+        </w:rPr>
+        <w:instrText xml:space="preserve"> SEQ 图 \* ARABIC </w:instrText>
+      </w:r>
+      <w:r>
+        <w:rPr>
+          <w:rFonts w:hint="eastAsia" w:ascii="黑体" w:hAnsi="黑体" w:eastAsia="黑体" w:cs="黑体"/>
+          <w:b w:val="0"/>
+          <w:bCs w:val="0"/>
+          <w:color w:val="auto"/>
+          <w:sz w:val="15"/>
+          <w:szCs w:val="15"/>
+        </w:rPr>
+        <w:fldChar w:fldCharType="separate"/>
+      </w:r>
+      <w:r>
+        <w:rPr>
+          <w:rFonts w:hint="eastAsia" w:ascii="黑体" w:hAnsi="黑体" w:eastAsia="黑体" w:cs="黑体"/>
+          <w:b w:val="0"/>
+          <w:bCs w:val="0"/>
+          <w:color w:val="auto"/>
+          <w:sz w:val="15"/>
+          <w:szCs w:val="15"/>
+        </w:rPr>
+        <w:t>1</w:t>
+      </w:r>
+      <w:r>
+        <w:rPr>
+          <w:rFonts w:hint="eastAsia" w:ascii="黑体" w:hAnsi="黑体" w:eastAsia="黑体" w:cs="黑体"/>
+          <w:b w:val="0"/>
+          <w:bCs w:val="0"/>
+          <w:color w:val="auto"/>
+          <w:sz w:val="15"/>
+          <w:szCs w:val="15"/>
+        </w:rPr>
+        <w:fldChar w:fldCharType="end"/>
+      </w:r>
+      <w:r>
+        <w:rPr>
+          <w:rFonts w:hint="eastAsia" w:ascii="黑体" w:hAnsi="黑体" w:eastAsia="黑体" w:cs="黑体"/>
+          <w:b w:val="0"/>
+          <w:bCs w:val="0"/>
+          <w:color w:val="auto"/>
+          <w:sz w:val="15"/>
+          <w:szCs w:val="15"/>
+          <w:lang w:eastAsia="zh-CN"/>
+        </w:rPr>
+        <w:t xml:space="preserve"> LoRaWan链路</w:t>
+      </w:r>
+    </w:p>
+    <w:p>
+      <w:pPr>
+        <w:pStyle w:val="5"/>
+        <w:pageBreakBefore w:val="0"/>
+        <w:widowControl/>
+        <w:kinsoku/>
+        <w:wordWrap/>
+        <w:overflowPunct/>
+        <w:topLinePunct w:val="0"/>
+        <w:autoSpaceDE/>
+        <w:autoSpaceDN/>
+        <w:bidi w:val="0"/>
+        <w:adjustRightInd/>
+        <w:snapToGrid/>
+        <w:spacing w:after="120"/>
+        <w:textAlignment w:val="auto"/>
+        <w:rPr>
+          <w:rFonts w:hint="default" w:ascii="宋体" w:hAnsi="宋体" w:eastAsia="宋体" w:cs="宋体"/>
+          <w:color w:val="auto"/>
+          <w:sz w:val="21"/>
+          <w:szCs w:val="21"/>
+          <w:lang w:val="en-US" w:eastAsia="zh-CN"/>
+        </w:rPr>
+      </w:pPr>
+      <w:r>
+        <w:rPr>
+          <w:rFonts w:hint="eastAsia" w:ascii="宋体" w:hAnsi="宋体" w:eastAsia="宋体" w:cs="宋体"/>
+          <w:color w:val="auto"/>
+          <w:sz w:val="21"/>
+          <w:szCs w:val="21"/>
+          <w:lang w:val="en-US" w:eastAsia="zh-CN"/>
+        </w:rPr>
+        <w:t>1.2 WiFi MQTT链路</w:t>
+      </w:r>
+    </w:p>
+    <w:p>
+      <w:pPr>
+        <w:pStyle w:val="4"/>
+        <w:pageBreakBefore w:val="0"/>
+        <w:widowControl/>
+        <w:kinsoku/>
+        <w:wordWrap/>
+        <w:overflowPunct/>
+        <w:topLinePunct w:val="0"/>
+        <w:autoSpaceDE/>
+        <w:autoSpaceDN/>
+        <w:bidi w:val="0"/>
+        <w:adjustRightInd/>
+        <w:snapToGrid/>
+        <w:spacing w:after="120"/>
+        <w:jc w:val="center"/>
+        <w:textAlignment w:val="auto"/>
+        <w:rPr>
+          <w:rFonts w:hint="eastAsia" w:ascii="宋体" w:hAnsi="宋体" w:eastAsia="宋体" w:cs="宋体"/>
+          <w:color w:val="auto"/>
+          <w:sz w:val="21"/>
+          <w:szCs w:val="21"/>
+          <w:lang w:val="en-US" w:eastAsia="zh-CN"/>
+        </w:rPr>
+      </w:pPr>
+      <w:r>
+        <w:rPr>
+          <w:rFonts w:hint="eastAsia" w:ascii="宋体" w:hAnsi="宋体" w:eastAsia="宋体" w:cs="宋体"/>
+          <w:color w:val="auto"/>
+          <w:sz w:val="21"/>
+          <w:szCs w:val="21"/>
+          <w:lang w:val="en-US" w:eastAsia="zh-CN"/>
+        </w:rPr>
+        <w:drawing>
+          <wp:inline distT="0" distB="0" distL="114300" distR="114300">
+            <wp:extent cx="2720340" cy="2901950"/>
+            <wp:effectExtent l="0" t="0" r="10160" b="6350"/>
+            <wp:docPr id="2" name="图片 2" descr="WiFi MQTT链路"/>
+            <wp:cNvGraphicFramePr>
+              <a:graphicFrameLocks xmlns:a="http://schemas.openxmlformats.org/drawingml/2006/main" noChangeAspect="1"/>
+            </wp:cNvGraphicFramePr>
+            <a:graphic xmlns:a="http://schemas.openxmlformats.org/drawingml/2006/main">
+              <a:graphicData uri="http://schemas.openxmlformats.org/drawingml/2006/picture">
+                <pic:pic xmlns:pic="http://schemas.openxmlformats.org/drawingml/2006/picture">
+                  <pic:nvPicPr>
+                    <pic:cNvPr id="2" name="图片 2" descr="WiFi MQTT链路"/>
+                    <pic:cNvPicPr>
+                      <a:picLocks noChangeAspect="1"/>
+                    </pic:cNvPicPr>
+                  </pic:nvPicPr>
+                  <pic:blipFill>
+                    <a:blip r:embed="rId7"/>
+                    <a:stretch>
+                      <a:fillRect/>
+                    </a:stretch>
+                  </pic:blipFill>
+                  <pic:spPr>
+                    <a:xfrm>
+                      <a:off x="0" y="0"/>
+                      <a:ext cx="2720340" cy="2901950"/>
+                    </a:xfrm>
+                    <a:prstGeom prst="rect">
+                      <a:avLst/>
+                    </a:prstGeom>
+                  </pic:spPr>
+                </pic:pic>
+              </a:graphicData>
+            </a:graphic>
+          </wp:inline>
+        </w:drawing>
+      </w:r>
+    </w:p>
+    <w:p>
+      <w:pPr>
+        <w:pStyle w:val="15"/>
+        <w:pageBreakBefore w:val="0"/>
+        <w:widowControl/>
+        <w:kinsoku/>
+        <w:wordWrap/>
+        <w:overflowPunct/>
+        <w:topLinePunct w:val="0"/>
+        <w:autoSpaceDE/>
+        <w:autoSpaceDN/>
+        <w:bidi w:val="0"/>
+        <w:adjustRightInd/>
+        <w:snapToGrid/>
+        <w:spacing w:after="120"/>
+        <w:jc w:val="center"/>
+        <w:textAlignment w:val="auto"/>
+        <w:rPr>
+          <w:rFonts w:hint="eastAsia" w:ascii="黑体" w:hAnsi="黑体" w:eastAsia="黑体" w:cs="黑体"/>
+          <w:b w:val="0"/>
+          <w:bCs w:val="0"/>
+          <w:color w:val="auto"/>
+          <w:sz w:val="15"/>
+          <w:szCs w:val="15"/>
+          <w:lang w:val="en-US" w:eastAsia="zh-CN"/>
+        </w:rPr>
+      </w:pPr>
+      <w:r>
+        <w:rPr>
+          <w:rFonts w:hint="eastAsia" w:ascii="黑体" w:hAnsi="黑体" w:eastAsia="黑体" w:cs="黑体"/>
+          <w:b w:val="0"/>
+          <w:bCs w:val="0"/>
+          <w:color w:val="auto"/>
+          <w:sz w:val="15"/>
+          <w:szCs w:val="15"/>
+        </w:rPr>
+        <w:t>图</w:t>
+      </w:r>
+      <w:r>
+        <w:rPr>
+          <w:rFonts w:hint="eastAsia" w:ascii="黑体" w:hAnsi="黑体" w:eastAsia="黑体" w:cs="黑体"/>
+          <w:b w:val="0"/>
+          <w:bCs w:val="0"/>
+          <w:color w:val="auto"/>
+          <w:sz w:val="15"/>
+          <w:szCs w:val="15"/>
+        </w:rPr>
+        <w:fldChar w:fldCharType="begin"/>
+      </w:r>
+      <w:r>
+        <w:rPr>
+          <w:rFonts w:hint="eastAsia" w:ascii="黑体" w:hAnsi="黑体" w:eastAsia="黑体" w:cs="黑体"/>
+          <w:b w:val="0"/>
+          <w:bCs w:val="0"/>
+          <w:color w:val="auto"/>
+          <w:sz w:val="15"/>
+          <w:szCs w:val="15"/>
+        </w:rPr>
+        <w:instrText xml:space="preserve"> SEQ 图 \* ARABIC </w:instrText>
+      </w:r>
+      <w:r>
+        <w:rPr>
+          <w:rFonts w:hint="eastAsia" w:ascii="黑体" w:hAnsi="黑体" w:eastAsia="黑体" w:cs="黑体"/>
+          <w:b w:val="0"/>
+          <w:bCs w:val="0"/>
+          <w:color w:val="auto"/>
+          <w:sz w:val="15"/>
+          <w:szCs w:val="15"/>
+        </w:rPr>
+        <w:fldChar w:fldCharType="separate"/>
+      </w:r>
+      <w:r>
+        <w:rPr>
+          <w:rFonts w:hint="eastAsia" w:ascii="黑体" w:hAnsi="黑体" w:eastAsia="黑体" w:cs="黑体"/>
+          <w:b w:val="0"/>
+          <w:bCs w:val="0"/>
+          <w:color w:val="auto"/>
+          <w:sz w:val="15"/>
+          <w:szCs w:val="15"/>
+        </w:rPr>
+        <w:t>2</w:t>
+      </w:r>
+      <w:r>
+        <w:rPr>
+          <w:rFonts w:hint="eastAsia" w:ascii="黑体" w:hAnsi="黑体" w:eastAsia="黑体" w:cs="黑体"/>
+          <w:b w:val="0"/>
+          <w:bCs w:val="0"/>
+          <w:color w:val="auto"/>
+          <w:sz w:val="15"/>
+          <w:szCs w:val="15"/>
+        </w:rPr>
+        <w:fldChar w:fldCharType="end"/>
+      </w:r>
+      <w:r>
+        <w:rPr>
+          <w:rFonts w:hint="eastAsia" w:ascii="黑体" w:hAnsi="黑体" w:eastAsia="黑体" w:cs="黑体"/>
+          <w:b w:val="0"/>
+          <w:bCs w:val="0"/>
+          <w:color w:val="auto"/>
+          <w:sz w:val="15"/>
+          <w:szCs w:val="15"/>
+          <w:lang w:eastAsia="zh-CN"/>
+        </w:rPr>
+        <w:t xml:space="preserve"> WiFi MQTT 链路</w:t>
+      </w:r>
+    </w:p>
+    <w:p>
+      <w:pPr>
+        <w:pStyle w:val="4"/>
+        <w:pageBreakBefore w:val="0"/>
+        <w:widowControl/>
+        <w:kinsoku/>
+        <w:wordWrap/>
+        <w:overflowPunct/>
+        <w:topLinePunct w:val="0"/>
+        <w:autoSpaceDE/>
+        <w:autoSpaceDN/>
+        <w:bidi w:val="0"/>
+        <w:adjustRightInd/>
+        <w:snapToGrid/>
+        <w:spacing w:after="120"/>
+        <w:textAlignment w:val="auto"/>
+        <w:rPr>
+          <w:rFonts w:hint="eastAsia" w:ascii="宋体" w:hAnsi="宋体" w:eastAsia="宋体" w:cs="宋体"/>
+          <w:color w:val="auto"/>
+          <w:sz w:val="21"/>
+          <w:szCs w:val="21"/>
+          <w:lang w:val="en-US" w:eastAsia="zh-CN"/>
+        </w:rPr>
+      </w:pPr>
+    </w:p>
+    <w:p>
+      <w:pPr>
+        <w:pStyle w:val="5"/>
+        <w:pageBreakBefore w:val="0"/>
+        <w:widowControl/>
+        <w:kinsoku/>
+        <w:wordWrap/>
+        <w:overflowPunct/>
+        <w:topLinePunct w:val="0"/>
+        <w:autoSpaceDE/>
+        <w:autoSpaceDN/>
+        <w:bidi w:val="0"/>
+        <w:adjustRightInd/>
+        <w:snapToGrid/>
+        <w:spacing w:after="120"/>
+        <w:textAlignment w:val="auto"/>
+        <w:rPr>
+          <w:rFonts w:hint="eastAsia" w:ascii="宋体" w:hAnsi="宋体" w:eastAsia="宋体" w:cs="宋体"/>
+          <w:color w:val="auto"/>
+          <w:sz w:val="21"/>
+          <w:szCs w:val="21"/>
+          <w:lang w:val="en-US" w:eastAsia="zh-CN"/>
+        </w:rPr>
+      </w:pPr>
+      <w:r>
+        <w:rPr>
+          <w:rFonts w:hint="eastAsia" w:ascii="宋体" w:hAnsi="宋体" w:eastAsia="宋体" w:cs="宋体"/>
+          <w:color w:val="auto"/>
+          <w:sz w:val="21"/>
+          <w:szCs w:val="21"/>
+          <w:lang w:val="en-US" w:eastAsia="zh-CN"/>
+        </w:rPr>
+        <w:t>1.3 数据桥接说明（mqtt_bridge.py）</w:t>
+      </w:r>
+    </w:p>
+    <w:p>
+      <w:pPr>
+        <w:keepNext w:val="0"/>
+        <w:keepLines w:val="0"/>
+        <w:pageBreakBefore w:val="0"/>
+        <w:widowControl/>
+        <w:kinsoku/>
+        <w:wordWrap/>
+        <w:overflowPunct/>
+        <w:topLinePunct w:val="0"/>
+        <w:autoSpaceDE/>
+        <w:autoSpaceDN/>
+        <w:bidi w:val="0"/>
+        <w:adjustRightInd/>
+        <w:snapToGrid/>
+        <w:spacing w:after="120"/>
+        <w:ind w:firstLine="420" w:firstLineChars="200"/>
+        <w:textAlignment w:val="auto"/>
+        <w:rPr>
+          <w:rFonts w:hint="eastAsia" w:ascii="宋体" w:hAnsi="宋体" w:eastAsia="宋体" w:cs="宋体"/>
+          <w:b w:val="0"/>
+          <w:bCs/>
+          <w:color w:val="auto"/>
+          <w:sz w:val="21"/>
+          <w:szCs w:val="21"/>
+          <w:lang w:val="en-US" w:eastAsia="zh-CN"/>
+        </w:rPr>
+      </w:pPr>
+      <w:r>
+        <w:rPr>
+          <w:rFonts w:hint="default" w:ascii="宋体" w:hAnsi="宋体" w:eastAsia="宋体" w:cs="宋体"/>
+          <w:b w:val="0"/>
+          <w:bCs/>
+          <w:color w:val="auto"/>
+          <w:sz w:val="21"/>
+          <w:szCs w:val="21"/>
+          <w:lang w:val="en-US" w:eastAsia="zh-CN"/>
+        </w:rPr>
+        <w:t>由于 S3 WiFi MQTT 数据直接发送至 PC 本地 Mosquitto（192.168.3.219），而 T113 服务器上的 MQTT Broker（192.168.137.118）运行在不同网段，两者无法直接互通。</w:t>
+      </w:r>
+    </w:p>
+    <w:p>
+      <w:pPr>
+        <w:keepNext w:val="0"/>
+        <w:keepLines w:val="0"/>
+        <w:pageBreakBefore w:val="0"/>
+        <w:widowControl/>
+        <w:kinsoku/>
+        <w:wordWrap/>
+        <w:overflowPunct/>
+        <w:topLinePunct w:val="0"/>
+        <w:autoSpaceDE/>
+        <w:autoSpaceDN/>
+        <w:bidi w:val="0"/>
+        <w:adjustRightInd/>
+        <w:snapToGrid/>
+        <w:spacing w:after="120"/>
+        <w:ind w:firstLine="420" w:firstLineChars="200"/>
+        <w:textAlignment w:val="auto"/>
+        <w:rPr>
+          <w:rFonts w:hint="default" w:ascii="宋体" w:hAnsi="宋体" w:eastAsia="宋体" w:cs="宋体"/>
+          <w:b w:val="0"/>
+          <w:bCs/>
+          <w:color w:val="auto"/>
+          <w:sz w:val="21"/>
+          <w:szCs w:val="21"/>
+          <w:lang w:val="en-US" w:eastAsia="zh-CN"/>
+        </w:rPr>
+      </w:pPr>
+      <w:r>
+        <w:rPr>
+          <w:rFonts w:hint="default" w:ascii="宋体" w:hAnsi="宋体" w:eastAsia="宋体" w:cs="宋体"/>
+          <w:b w:val="0"/>
+          <w:bCs/>
+          <w:color w:val="auto"/>
+          <w:sz w:val="21"/>
+          <w:szCs w:val="21"/>
+          <w:lang w:val="en-US" w:eastAsia="zh-CN"/>
+        </w:rPr>
+        <w:t>因此需要通过 mqtt_bridge.py 将 PC 本地的 S3 WiFi 数据转发至 T113 统一 Broker，确保后端只需连接单一接入点即可获取全部数据。</w:t>
+      </w:r>
+    </w:p>
+    <w:p>
+      <w:pPr>
+        <w:pStyle w:val="5"/>
+        <w:pageBreakBefore w:val="0"/>
+        <w:widowControl/>
+        <w:kinsoku/>
+        <w:wordWrap/>
+        <w:overflowPunct/>
+        <w:topLinePunct w:val="0"/>
+        <w:autoSpaceDE/>
+        <w:autoSpaceDN/>
+        <w:bidi w:val="0"/>
+        <w:adjustRightInd/>
+        <w:snapToGrid/>
+        <w:spacing w:after="120"/>
+        <w:textAlignment w:val="auto"/>
+        <w:rPr>
+          <w:rFonts w:hint="eastAsia" w:ascii="宋体" w:hAnsi="宋体" w:eastAsia="宋体" w:cs="宋体"/>
+          <w:color w:val="auto"/>
+          <w:sz w:val="21"/>
+          <w:szCs w:val="21"/>
+          <w:lang w:val="en-US" w:eastAsia="zh-CN"/>
+        </w:rPr>
+      </w:pPr>
+      <w:r>
+        <w:rPr>
+          <w:rFonts w:hint="eastAsia" w:ascii="宋体" w:hAnsi="宋体" w:eastAsia="宋体" w:cs="宋体"/>
+          <w:color w:val="auto"/>
+          <w:sz w:val="21"/>
+          <w:szCs w:val="21"/>
+          <w:lang w:val="en-US" w:eastAsia="zh-CN"/>
+        </w:rPr>
+        <w:t>1.3.1 桥接流程</w:t>
+      </w:r>
+    </w:p>
+    <w:p>
+      <w:pPr>
+        <w:jc w:val="center"/>
+        <w:rPr>
+          <w:rFonts w:hint="eastAsia" w:ascii="宋体" w:hAnsi="宋体" w:eastAsia="宋体" w:cs="宋体"/>
+          <w:color w:val="auto"/>
+          <w:sz w:val="21"/>
+          <w:szCs w:val="21"/>
+          <w:lang w:val="en-US" w:eastAsia="zh-CN"/>
+        </w:rPr>
+      </w:pPr>
+      <w:r>
+        <w:rPr>
+          <w:rFonts w:hint="eastAsia" w:ascii="宋体" w:hAnsi="宋体" w:eastAsia="宋体" w:cs="宋体"/>
+          <w:color w:val="auto"/>
+          <w:sz w:val="21"/>
+          <w:szCs w:val="21"/>
+          <w:lang w:val="en-US" w:eastAsia="zh-CN"/>
+        </w:rPr>
+        <w:drawing>
+          <wp:inline distT="0" distB="0" distL="114300" distR="114300">
+            <wp:extent cx="2810510" cy="3080385"/>
+            <wp:effectExtent l="0" t="0" r="8890" b="5715"/>
+            <wp:docPr id="3" name="图片 3" descr="桥接流程"/>
+            <wp:cNvGraphicFramePr>
+              <a:graphicFrameLocks xmlns:a="http://schemas.openxmlformats.org/drawingml/2006/main" noChangeAspect="1"/>
+            </wp:cNvGraphicFramePr>
+            <a:graphic xmlns:a="http://schemas.openxmlformats.org/drawingml/2006/main">
+              <a:graphicData uri="http://schemas.openxmlformats.org/drawingml/2006/picture">
+                <pic:pic xmlns:pic="http://schemas.openxmlformats.org/drawingml/2006/picture">
+                  <pic:nvPicPr>
+                    <pic:cNvPr id="3" name="图片 3" descr="桥接流程"/>
+                    <pic:cNvPicPr>
+                      <a:picLocks noChangeAspect="1"/>
+                    </pic:cNvPicPr>
+                  </pic:nvPicPr>
+                  <pic:blipFill>
+                    <a:blip r:embed="rId8"/>
+                    <a:stretch>
+                      <a:fillRect/>
+                    </a:stretch>
+                  </pic:blipFill>
+                  <pic:spPr>
+                    <a:xfrm>
+                      <a:off x="0" y="0"/>
+                      <a:ext cx="2810510" cy="3080385"/>
+                    </a:xfrm>
+                    <a:prstGeom prst="rect">
+                      <a:avLst/>
+                    </a:prstGeom>
+                  </pic:spPr>
+                </pic:pic>
+              </a:graphicData>
+            </a:graphic>
+          </wp:inline>
+        </w:drawing>
+      </w:r>
+    </w:p>
+    <w:p>
+      <w:pPr>
+        <w:pStyle w:val="15"/>
+        <w:pageBreakBefore w:val="0"/>
+        <w:widowControl/>
+        <w:kinsoku/>
+        <w:wordWrap/>
+        <w:overflowPunct/>
+        <w:topLinePunct w:val="0"/>
+        <w:autoSpaceDE/>
+        <w:autoSpaceDN/>
+        <w:bidi w:val="0"/>
+        <w:adjustRightInd/>
+        <w:snapToGrid/>
+        <w:spacing w:after="120"/>
+        <w:jc w:val="center"/>
+        <w:textAlignment w:val="auto"/>
+        <w:rPr>
+          <w:rFonts w:hint="eastAsia" w:ascii="黑体" w:hAnsi="黑体" w:eastAsia="黑体" w:cs="黑体"/>
+          <w:b w:val="0"/>
+          <w:bCs w:val="0"/>
+          <w:color w:val="auto"/>
+          <w:sz w:val="15"/>
+          <w:szCs w:val="15"/>
+          <w:lang w:val="en-US" w:eastAsia="zh-CN"/>
+        </w:rPr>
+      </w:pPr>
+      <w:r>
+        <w:rPr>
+          <w:rFonts w:hint="eastAsia" w:ascii="黑体" w:hAnsi="黑体" w:eastAsia="黑体" w:cs="黑体"/>
+          <w:b w:val="0"/>
+          <w:bCs w:val="0"/>
+          <w:color w:val="auto"/>
+          <w:sz w:val="15"/>
+          <w:szCs w:val="15"/>
+        </w:rPr>
+        <w:t>图</w:t>
+      </w:r>
+      <w:r>
+        <w:rPr>
+          <w:rFonts w:hint="eastAsia" w:ascii="黑体" w:hAnsi="黑体" w:eastAsia="黑体" w:cs="黑体"/>
+          <w:b w:val="0"/>
+          <w:bCs w:val="0"/>
+          <w:color w:val="auto"/>
+          <w:sz w:val="15"/>
+          <w:szCs w:val="15"/>
+        </w:rPr>
+        <w:fldChar w:fldCharType="begin"/>
+      </w:r>
+      <w:r>
+        <w:rPr>
+          <w:rFonts w:hint="eastAsia" w:ascii="黑体" w:hAnsi="黑体" w:eastAsia="黑体" w:cs="黑体"/>
+          <w:b w:val="0"/>
+          <w:bCs w:val="0"/>
+          <w:color w:val="auto"/>
+          <w:sz w:val="15"/>
+          <w:szCs w:val="15"/>
+        </w:rPr>
+        <w:instrText xml:space="preserve"> SEQ 图 \* ARABIC </w:instrText>
+      </w:r>
+      <w:r>
+        <w:rPr>
+          <w:rFonts w:hint="eastAsia" w:ascii="黑体" w:hAnsi="黑体" w:eastAsia="黑体" w:cs="黑体"/>
+          <w:b w:val="0"/>
+          <w:bCs w:val="0"/>
+          <w:color w:val="auto"/>
+          <w:sz w:val="15"/>
+          <w:szCs w:val="15"/>
+        </w:rPr>
+        <w:fldChar w:fldCharType="separate"/>
+      </w:r>
+      <w:r>
+        <w:rPr>
+          <w:rFonts w:hint="eastAsia" w:ascii="黑体" w:hAnsi="黑体" w:eastAsia="黑体" w:cs="黑体"/>
+          <w:b w:val="0"/>
+          <w:bCs w:val="0"/>
+          <w:color w:val="auto"/>
+          <w:sz w:val="15"/>
+          <w:szCs w:val="15"/>
+        </w:rPr>
+        <w:t>3</w:t>
+      </w:r>
+      <w:r>
+        <w:rPr>
+          <w:rFonts w:hint="eastAsia" w:ascii="黑体" w:hAnsi="黑体" w:eastAsia="黑体" w:cs="黑体"/>
+          <w:b w:val="0"/>
+          <w:bCs w:val="0"/>
+          <w:color w:val="auto"/>
+          <w:sz w:val="15"/>
+          <w:szCs w:val="15"/>
+        </w:rPr>
+        <w:fldChar w:fldCharType="end"/>
+      </w:r>
+      <w:r>
+        <w:rPr>
+          <w:rFonts w:hint="eastAsia" w:ascii="黑体" w:hAnsi="黑体" w:eastAsia="黑体" w:cs="黑体"/>
+          <w:b w:val="0"/>
+          <w:bCs w:val="0"/>
+          <w:color w:val="auto"/>
+          <w:sz w:val="15"/>
+          <w:szCs w:val="15"/>
+          <w:lang w:eastAsia="zh-CN"/>
+        </w:rPr>
+        <w:t xml:space="preserve"> 数据桥接流程</w:t>
+      </w:r>
+    </w:p>
+    <w:p>
+      <w:pPr>
+        <w:pStyle w:val="5"/>
+        <w:pageBreakBefore w:val="0"/>
+        <w:widowControl/>
+        <w:kinsoku/>
+        <w:wordWrap/>
+        <w:overflowPunct/>
+        <w:topLinePunct w:val="0"/>
+        <w:autoSpaceDE/>
+        <w:autoSpaceDN/>
+        <w:bidi w:val="0"/>
+        <w:adjustRightInd/>
+        <w:snapToGrid/>
+        <w:spacing w:after="120"/>
+        <w:textAlignment w:val="auto"/>
+        <w:rPr>
+          <w:rFonts w:hint="eastAsia" w:ascii="宋体" w:hAnsi="宋体" w:eastAsia="宋体" w:cs="宋体"/>
+          <w:color w:val="auto"/>
+          <w:sz w:val="21"/>
+          <w:szCs w:val="21"/>
+          <w:lang w:val="en-US" w:eastAsia="zh-CN"/>
+        </w:rPr>
+      </w:pPr>
+      <w:r>
+        <w:rPr>
+          <w:rFonts w:hint="eastAsia" w:ascii="宋体" w:hAnsi="宋体" w:eastAsia="宋体" w:cs="宋体"/>
+          <w:color w:val="auto"/>
+          <w:sz w:val="21"/>
+          <w:szCs w:val="21"/>
+          <w:lang w:val="en-US" w:eastAsia="zh-CN"/>
+        </w:rPr>
+        <w:t>1.3.2 mqtt_bridge.py 配置</w:t>
       </w:r>
     </w:p>
     <w:tbl>
       <w:tblPr>
-        <w:tblStyle w:val="33"/>
-        <w:tblW w:w="0" w:type="auto"/>
+        <w:tblStyle w:val="35"/>
+        <w:tblW w:w="7959" w:type="dxa"/>
         <w:jc w:val="center"/>
         <w:tblBorders>
           <w:top w:val="single" w:color="auto" w:sz="4" w:space="0"/>
@@ -596,7 +1337,7 @@
           <w:insideH w:val="single" w:color="auto" w:sz="4" w:space="0"/>
           <w:insideV w:val="single" w:color="auto" w:sz="4" w:space="0"/>
         </w:tblBorders>
-        <w:tblLayout w:type="autofit"/>
+        <w:tblLayout w:type="fixed"/>
         <w:tblCellMar>
           <w:top w:w="0" w:type="dxa"/>
           <w:left w:w="108" w:type="dxa"/>
@@ -605,9 +1346,8 @@
         </w:tblCellMar>
       </w:tblPr>
       <w:tblGrid>
-        <w:gridCol w:w="5617"/>
-        <w:gridCol w:w="1765"/>
-        <w:gridCol w:w="1146"/>
+        <w:gridCol w:w="2963"/>
+        <w:gridCol w:w="4996"/>
       </w:tblGrid>
       <w:tr>
         <w:tblPrEx>
@@ -619,64 +1359,53 @@
             <w:insideH w:val="single" w:color="auto" w:sz="4" w:space="0"/>
             <w:insideV w:val="single" w:color="auto" w:sz="4" w:space="0"/>
           </w:tblBorders>
-          <w:tblCellMar>
-            <w:top w:w="0" w:type="dxa"/>
-            <w:left w:w="108" w:type="dxa"/>
-            <w:bottom w:w="0" w:type="dxa"/>
-            <w:right w:w="108" w:type="dxa"/>
-          </w:tblCellMar>
         </w:tblPrEx>
         <w:trPr>
           <w:jc w:val="center"/>
         </w:trPr>
         <w:tc>
           <w:tcPr>
-            <w:tcW w:w="5617" w:type="dxa"/>
+            <w:tcW w:w="2963" w:type="dxa"/>
             <w:shd w:val="clear" w:color="auto" w:fill="F2F2F2"/>
+            <w:vAlign w:val="center"/>
           </w:tcPr>
           <w:p>
             <w:pPr>
               <w:jc w:val="left"/>
+              <w:rPr>
+                <w:b/>
+                <w:lang w:val="en-US" w:eastAsia="zh-CN"/>
+              </w:rPr>
             </w:pPr>
             <w:r>
               <w:rPr>
                 <w:b/>
+                <w:lang w:val="en-US" w:eastAsia="zh-CN"/>
               </w:rPr>
-              <w:t>Topic</w:t>
+              <w:t>参数</w:t>
             </w:r>
           </w:p>
         </w:tc>
         <w:tc>
           <w:tcPr>
-            <w:tcW w:w="1765" w:type="dxa"/>
+            <w:tcW w:w="4996" w:type="dxa"/>
             <w:shd w:val="clear" w:color="auto" w:fill="F2F2F2"/>
+            <w:vAlign w:val="center"/>
           </w:tcPr>
           <w:p>
             <w:pPr>
               <w:jc w:val="left"/>
+              <w:rPr>
+                <w:b/>
+                <w:lang w:val="en-US" w:eastAsia="zh-CN"/>
+              </w:rPr>
             </w:pPr>
             <w:r>
               <w:rPr>
                 <w:b/>
+                <w:lang w:val="en-US" w:eastAsia="zh-CN"/>
               </w:rPr>
-              <w:t>说明</w:t>
-            </w:r>
-          </w:p>
-        </w:tc>
-        <w:tc>
-          <w:tcPr>
-            <w:tcW w:w="1146" w:type="dxa"/>
-            <w:shd w:val="clear" w:color="auto" w:fill="F2F2F2"/>
-          </w:tcPr>
-          <w:p>
-            <w:pPr>
-              <w:jc w:val="left"/>
-            </w:pPr>
-            <w:r>
-              <w:rPr>
-                <w:b/>
-              </w:rPr>
-              <w:t>建议QoS</w:t>
+              <w:t>值</w:t>
             </w:r>
           </w:p>
         </w:tc>
@@ -703,7 +1432,691 @@
         </w:trPr>
         <w:tc>
           <w:tcPr>
-            <w:tcW w:w="5617" w:type="dxa"/>
+            <w:tcW w:w="2963" w:type="dxa"/>
+            <w:vAlign w:val="center"/>
+          </w:tcPr>
+          <w:p>
+            <w:pPr>
+              <w:jc w:val="left"/>
+              <w:rPr>
+                <w:lang w:val="en-US" w:eastAsia="zh-CN"/>
+              </w:rPr>
+            </w:pPr>
+            <w:r>
+              <w:rPr>
+                <w:lang w:val="en-US" w:eastAsia="zh-CN"/>
+              </w:rPr>
+              <w:t>源 Broker（本地）</w:t>
+            </w:r>
+          </w:p>
+        </w:tc>
+        <w:tc>
+          <w:tcPr>
+            <w:tcW w:w="4996" w:type="dxa"/>
+            <w:vAlign w:val="center"/>
+          </w:tcPr>
+          <w:p>
+            <w:pPr>
+              <w:jc w:val="left"/>
+              <w:rPr>
+                <w:lang w:val="en-US" w:eastAsia="zh-CN"/>
+              </w:rPr>
+            </w:pPr>
+            <w:r>
+              <w:rPr>
+                <w:lang w:val="en-US" w:eastAsia="zh-CN"/>
+              </w:rPr>
+              <w:t>192.168.3.219:1883</w:t>
+            </w:r>
+          </w:p>
+        </w:tc>
+      </w:tr>
+      <w:tr>
+        <w:tblPrEx>
+          <w:tblBorders>
+            <w:top w:val="single" w:color="auto" w:sz="4" w:space="0"/>
+            <w:left w:val="single" w:color="auto" w:sz="4" w:space="0"/>
+            <w:bottom w:val="single" w:color="auto" w:sz="4" w:space="0"/>
+            <w:right w:val="single" w:color="auto" w:sz="4" w:space="0"/>
+            <w:insideH w:val="single" w:color="auto" w:sz="4" w:space="0"/>
+            <w:insideV w:val="single" w:color="auto" w:sz="4" w:space="0"/>
+          </w:tblBorders>
+          <w:tblCellMar>
+            <w:top w:w="0" w:type="dxa"/>
+            <w:left w:w="108" w:type="dxa"/>
+            <w:bottom w:w="0" w:type="dxa"/>
+            <w:right w:w="108" w:type="dxa"/>
+          </w:tblCellMar>
+        </w:tblPrEx>
+        <w:trPr>
+          <w:jc w:val="center"/>
+        </w:trPr>
+        <w:tc>
+          <w:tcPr>
+            <w:tcW w:w="2963" w:type="dxa"/>
+            <w:vAlign w:val="center"/>
+          </w:tcPr>
+          <w:p>
+            <w:pPr>
+              <w:jc w:val="left"/>
+              <w:rPr>
+                <w:lang w:val="en-US" w:eastAsia="zh-CN"/>
+              </w:rPr>
+            </w:pPr>
+            <w:r>
+              <w:rPr>
+                <w:lang w:val="en-US" w:eastAsia="zh-CN"/>
+              </w:rPr>
+              <w:t>目标 Broker（T113）</w:t>
+            </w:r>
+          </w:p>
+        </w:tc>
+        <w:tc>
+          <w:tcPr>
+            <w:tcW w:w="4996" w:type="dxa"/>
+            <w:vAlign w:val="center"/>
+          </w:tcPr>
+          <w:p>
+            <w:pPr>
+              <w:jc w:val="left"/>
+              <w:rPr>
+                <w:lang w:val="en-US" w:eastAsia="zh-CN"/>
+              </w:rPr>
+            </w:pPr>
+            <w:r>
+              <w:rPr>
+                <w:lang w:val="en-US" w:eastAsia="zh-CN"/>
+              </w:rPr>
+              <w:t>192.168.137.118:1883</w:t>
+            </w:r>
+          </w:p>
+        </w:tc>
+      </w:tr>
+      <w:tr>
+        <w:tblPrEx>
+          <w:tblBorders>
+            <w:top w:val="single" w:color="auto" w:sz="4" w:space="0"/>
+            <w:left w:val="single" w:color="auto" w:sz="4" w:space="0"/>
+            <w:bottom w:val="single" w:color="auto" w:sz="4" w:space="0"/>
+            <w:right w:val="single" w:color="auto" w:sz="4" w:space="0"/>
+            <w:insideH w:val="single" w:color="auto" w:sz="4" w:space="0"/>
+            <w:insideV w:val="single" w:color="auto" w:sz="4" w:space="0"/>
+          </w:tblBorders>
+          <w:tblCellMar>
+            <w:top w:w="0" w:type="dxa"/>
+            <w:left w:w="108" w:type="dxa"/>
+            <w:bottom w:w="0" w:type="dxa"/>
+            <w:right w:w="108" w:type="dxa"/>
+          </w:tblCellMar>
+        </w:tblPrEx>
+        <w:trPr>
+          <w:jc w:val="center"/>
+        </w:trPr>
+        <w:tc>
+          <w:tcPr>
+            <w:tcW w:w="2963" w:type="dxa"/>
+            <w:vAlign w:val="center"/>
+          </w:tcPr>
+          <w:p>
+            <w:pPr>
+              <w:jc w:val="left"/>
+              <w:rPr>
+                <w:lang w:val="en-US" w:eastAsia="zh-CN"/>
+              </w:rPr>
+            </w:pPr>
+            <w:r>
+              <w:rPr>
+                <w:lang w:val="en-US" w:eastAsia="zh-CN"/>
+              </w:rPr>
+              <w:t>转发 Topic</w:t>
+            </w:r>
+          </w:p>
+        </w:tc>
+        <w:tc>
+          <w:tcPr>
+            <w:tcW w:w="4996" w:type="dxa"/>
+            <w:vAlign w:val="center"/>
+          </w:tcPr>
+          <w:p>
+            <w:pPr>
+              <w:jc w:val="left"/>
+              <w:rPr>
+                <w:lang w:val="en-US" w:eastAsia="zh-CN"/>
+              </w:rPr>
+            </w:pPr>
+            <w:r>
+              <w:rPr>
+                <w:lang w:val="en-US" w:eastAsia="zh-CN"/>
+              </w:rPr>
+              <w:t>s3/eora-s3-400tb-001/data</w:t>
+            </w:r>
+          </w:p>
+        </w:tc>
+      </w:tr>
+      <w:tr>
+        <w:tblPrEx>
+          <w:tblBorders>
+            <w:top w:val="single" w:color="auto" w:sz="4" w:space="0"/>
+            <w:left w:val="single" w:color="auto" w:sz="4" w:space="0"/>
+            <w:bottom w:val="single" w:color="auto" w:sz="4" w:space="0"/>
+            <w:right w:val="single" w:color="auto" w:sz="4" w:space="0"/>
+            <w:insideH w:val="single" w:color="auto" w:sz="4" w:space="0"/>
+            <w:insideV w:val="single" w:color="auto" w:sz="4" w:space="0"/>
+          </w:tblBorders>
+          <w:tblCellMar>
+            <w:top w:w="0" w:type="dxa"/>
+            <w:left w:w="108" w:type="dxa"/>
+            <w:bottom w:w="0" w:type="dxa"/>
+            <w:right w:w="108" w:type="dxa"/>
+          </w:tblCellMar>
+        </w:tblPrEx>
+        <w:trPr>
+          <w:jc w:val="center"/>
+        </w:trPr>
+        <w:tc>
+          <w:tcPr>
+            <w:tcW w:w="2963" w:type="dxa"/>
+            <w:vAlign w:val="center"/>
+          </w:tcPr>
+          <w:p>
+            <w:pPr>
+              <w:jc w:val="left"/>
+              <w:rPr>
+                <w:lang w:val="en-US" w:eastAsia="zh-CN"/>
+              </w:rPr>
+            </w:pPr>
+            <w:r>
+              <w:rPr>
+                <w:lang w:val="en-US" w:eastAsia="zh-CN"/>
+              </w:rPr>
+              <w:t>运行位置</w:t>
+            </w:r>
+          </w:p>
+        </w:tc>
+        <w:tc>
+          <w:tcPr>
+            <w:tcW w:w="4996" w:type="dxa"/>
+            <w:vAlign w:val="center"/>
+          </w:tcPr>
+          <w:p>
+            <w:pPr>
+              <w:jc w:val="left"/>
+              <w:rPr>
+                <w:lang w:val="en-US" w:eastAsia="zh-CN"/>
+              </w:rPr>
+            </w:pPr>
+            <w:r>
+              <w:rPr>
+                <w:lang w:val="en-US" w:eastAsia="zh-CN"/>
+              </w:rPr>
+              <w:t>PC 端</w:t>
+            </w:r>
+          </w:p>
+        </w:tc>
+      </w:tr>
+    </w:tbl>
+    <w:p>
+      <w:pPr>
+        <w:pStyle w:val="5"/>
+        <w:pageBreakBefore w:val="0"/>
+        <w:widowControl/>
+        <w:kinsoku/>
+        <w:wordWrap/>
+        <w:overflowPunct/>
+        <w:topLinePunct w:val="0"/>
+        <w:autoSpaceDE/>
+        <w:autoSpaceDN/>
+        <w:bidi w:val="0"/>
+        <w:adjustRightInd/>
+        <w:snapToGrid/>
+        <w:spacing w:after="120"/>
+        <w:textAlignment w:val="auto"/>
+        <w:rPr>
+          <w:rFonts w:hint="default" w:ascii="宋体" w:hAnsi="宋体" w:eastAsia="宋体" w:cs="宋体"/>
+          <w:color w:val="auto"/>
+          <w:sz w:val="21"/>
+          <w:szCs w:val="21"/>
+          <w:lang w:val="en-US" w:eastAsia="zh-CN"/>
+        </w:rPr>
+      </w:pPr>
+      <w:bookmarkStart w:id="0" w:name="_GoBack"/>
+      <w:bookmarkEnd w:id="0"/>
+    </w:p>
+    <w:p>
+      <w:pPr>
+        <w:pStyle w:val="5"/>
+        <w:pageBreakBefore w:val="0"/>
+        <w:widowControl/>
+        <w:kinsoku/>
+        <w:wordWrap/>
+        <w:overflowPunct/>
+        <w:topLinePunct w:val="0"/>
+        <w:autoSpaceDE/>
+        <w:autoSpaceDN/>
+        <w:bidi w:val="0"/>
+        <w:adjustRightInd/>
+        <w:snapToGrid/>
+        <w:spacing w:after="120"/>
+        <w:textAlignment w:val="auto"/>
+        <w:rPr>
+          <w:rFonts w:hint="eastAsia" w:ascii="宋体" w:hAnsi="宋体" w:eastAsia="宋体" w:cs="宋体"/>
+          <w:color w:val="auto"/>
+          <w:sz w:val="21"/>
+          <w:szCs w:val="21"/>
+          <w:lang w:val="en-US" w:eastAsia="zh-CN"/>
+        </w:rPr>
+      </w:pPr>
+      <w:r>
+        <w:rPr>
+          <w:rFonts w:hint="eastAsia" w:ascii="宋体" w:hAnsi="宋体" w:eastAsia="宋体" w:cs="宋体"/>
+          <w:color w:val="auto"/>
+          <w:sz w:val="21"/>
+          <w:szCs w:val="21"/>
+          <w:lang w:val="en-US" w:eastAsia="zh-CN"/>
+        </w:rPr>
+        <w:t>1.3.3 输出示例</w:t>
+      </w:r>
+    </w:p>
+    <w:p>
+      <w:pPr>
+        <w:pBdr>
+          <w:top w:val="single" w:color="DDDDDD" w:sz="8" w:space="0"/>
+          <w:left w:val="single" w:color="DDDDDD" w:sz="8" w:space="0"/>
+          <w:bottom w:val="single" w:color="DDDDDD" w:sz="8" w:space="0"/>
+          <w:right w:val="single" w:color="DDDDDD" w:sz="8" w:space="0"/>
+        </w:pBdr>
+        <w:shd w:val="clear" w:fill="F5F5F5"/>
+        <w:rPr>
+          <w:rStyle w:val="168"/>
+          <w:rFonts w:hint="default" w:cs="Times New Roman"/>
+          <w:lang w:val="en-US" w:eastAsia="zh-CN"/>
+        </w:rPr>
+      </w:pPr>
+      <w:r>
+        <w:rPr>
+          <w:rStyle w:val="168"/>
+          <w:rFonts w:hint="default" w:cs="Times New Roman"/>
+          <w:lang w:val="en-US" w:eastAsia="zh-CN"/>
+        </w:rPr>
+        <w:t>Remote MQTT connected: 192.168.137.118</w:t>
+      </w:r>
+    </w:p>
+    <w:p>
+      <w:pPr>
+        <w:pBdr>
+          <w:top w:val="single" w:color="DDDDDD" w:sz="8" w:space="0"/>
+          <w:left w:val="single" w:color="DDDDDD" w:sz="8" w:space="0"/>
+          <w:bottom w:val="single" w:color="DDDDDD" w:sz="8" w:space="0"/>
+          <w:right w:val="single" w:color="DDDDDD" w:sz="8" w:space="0"/>
+        </w:pBdr>
+        <w:shd w:val="clear" w:fill="F5F5F5"/>
+        <w:rPr>
+          <w:rStyle w:val="168"/>
+          <w:rFonts w:hint="default" w:cs="Times New Roman"/>
+          <w:lang w:val="en-US" w:eastAsia="zh-CN"/>
+        </w:rPr>
+      </w:pPr>
+      <w:r>
+        <w:rPr>
+          <w:rStyle w:val="168"/>
+          <w:rFonts w:hint="default" w:cs="Times New Roman"/>
+          <w:lang w:val="en-US" w:eastAsia="zh-CN"/>
+        </w:rPr>
+        <w:t>MQTT Bridge running...</w:t>
+      </w:r>
+    </w:p>
+    <w:p>
+      <w:pPr>
+        <w:pBdr>
+          <w:top w:val="single" w:color="DDDDDD" w:sz="8" w:space="0"/>
+          <w:left w:val="single" w:color="DDDDDD" w:sz="8" w:space="0"/>
+          <w:bottom w:val="single" w:color="DDDDDD" w:sz="8" w:space="0"/>
+          <w:right w:val="single" w:color="DDDDDD" w:sz="8" w:space="0"/>
+        </w:pBdr>
+        <w:shd w:val="clear" w:fill="F5F5F5"/>
+        <w:rPr>
+          <w:rStyle w:val="168"/>
+          <w:rFonts w:hint="default" w:cs="Times New Roman"/>
+          <w:lang w:val="en-US" w:eastAsia="zh-CN"/>
+        </w:rPr>
+      </w:pPr>
+      <w:r>
+        <w:rPr>
+          <w:rStyle w:val="168"/>
+          <w:rFonts w:hint="default" w:cs="Times New Roman"/>
+          <w:lang w:val="en-US" w:eastAsia="zh-CN"/>
+        </w:rPr>
+        <w:t>Local MQTT connected: 192.168.3.219</w:t>
+      </w:r>
+    </w:p>
+    <w:p>
+      <w:pPr>
+        <w:pBdr>
+          <w:top w:val="single" w:color="DDDDDD" w:sz="8" w:space="0"/>
+          <w:left w:val="single" w:color="DDDDDD" w:sz="8" w:space="0"/>
+          <w:bottom w:val="single" w:color="DDDDDD" w:sz="8" w:space="0"/>
+          <w:right w:val="single" w:color="DDDDDD" w:sz="8" w:space="0"/>
+        </w:pBdr>
+        <w:shd w:val="clear" w:fill="F5F5F5"/>
+        <w:rPr>
+          <w:rStyle w:val="168"/>
+          <w:rFonts w:hint="default" w:cs="Times New Roman"/>
+          <w:lang w:val="en-US" w:eastAsia="zh-CN"/>
+        </w:rPr>
+      </w:pPr>
+      <w:r>
+        <w:rPr>
+          <w:rStyle w:val="168"/>
+          <w:rFonts w:hint="default" w:cs="Times New Roman"/>
+          <w:lang w:val="en-US" w:eastAsia="zh-CN"/>
+        </w:rPr>
+        <w:t>Subscribed: s3/eora-s3-400tb-001/data</w:t>
+      </w:r>
+    </w:p>
+    <w:p>
+      <w:pPr>
+        <w:pBdr>
+          <w:top w:val="single" w:color="DDDDDD" w:sz="8" w:space="0"/>
+          <w:left w:val="single" w:color="DDDDDD" w:sz="8" w:space="0"/>
+          <w:bottom w:val="single" w:color="DDDDDD" w:sz="8" w:space="0"/>
+          <w:right w:val="single" w:color="DDDDDD" w:sz="8" w:space="0"/>
+        </w:pBdr>
+        <w:shd w:val="clear" w:fill="F5F5F5"/>
+        <w:rPr>
+          <w:rStyle w:val="168"/>
+          <w:rFonts w:hint="default" w:cs="Times New Roman"/>
+          <w:lang w:val="en-US" w:eastAsia="zh-CN"/>
+        </w:rPr>
+      </w:pPr>
+      <w:r>
+        <w:rPr>
+          <w:rStyle w:val="168"/>
+          <w:rFonts w:hint="default" w:cs="Times New Roman"/>
+          <w:lang w:val="en-US" w:eastAsia="zh-CN"/>
+        </w:rPr>
+        <w:t>----------------------</w:t>
+      </w:r>
+    </w:p>
+    <w:p>
+      <w:pPr>
+        <w:pBdr>
+          <w:top w:val="single" w:color="DDDDDD" w:sz="8" w:space="0"/>
+          <w:left w:val="single" w:color="DDDDDD" w:sz="8" w:space="0"/>
+          <w:bottom w:val="single" w:color="DDDDDD" w:sz="8" w:space="0"/>
+          <w:right w:val="single" w:color="DDDDDD" w:sz="8" w:space="0"/>
+        </w:pBdr>
+        <w:shd w:val="clear" w:fill="F5F5F5"/>
+        <w:rPr>
+          <w:rStyle w:val="168"/>
+          <w:rFonts w:hint="default" w:cs="Times New Roman"/>
+          <w:lang w:val="en-US" w:eastAsia="zh-CN"/>
+        </w:rPr>
+      </w:pPr>
+      <w:r>
+        <w:rPr>
+          <w:rStyle w:val="168"/>
+          <w:rFonts w:hint="default" w:cs="Times New Roman"/>
+          <w:lang w:val="en-US" w:eastAsia="zh-CN"/>
+        </w:rPr>
+        <w:t>Received:</w:t>
+      </w:r>
+    </w:p>
+    <w:p>
+      <w:pPr>
+        <w:pBdr>
+          <w:top w:val="single" w:color="DDDDDD" w:sz="8" w:space="0"/>
+          <w:left w:val="single" w:color="DDDDDD" w:sz="8" w:space="0"/>
+          <w:bottom w:val="single" w:color="DDDDDD" w:sz="8" w:space="0"/>
+          <w:right w:val="single" w:color="DDDDDD" w:sz="8" w:space="0"/>
+        </w:pBdr>
+        <w:shd w:val="clear" w:fill="F5F5F5"/>
+        <w:rPr>
+          <w:rStyle w:val="168"/>
+          <w:rFonts w:hint="default" w:cs="Times New Roman"/>
+          <w:lang w:val="en-US" w:eastAsia="zh-CN"/>
+        </w:rPr>
+      </w:pPr>
+      <w:r>
+        <w:rPr>
+          <w:rStyle w:val="168"/>
+          <w:rFonts w:hint="default" w:cs="Times New Roman"/>
+          <w:lang w:val="en-US" w:eastAsia="zh-CN"/>
+        </w:rPr>
+        <w:t>{"device_id":"eora-s3-400tb-001","dev_eui":"0000000000000925","boot_id":1704463124,"seq":31,"send_time_ms":2676691,"wifi_retry_count":0,"temperature":26.1,"humidity":55.1,"link":"wifi"}</w:t>
+      </w:r>
+    </w:p>
+    <w:p>
+      <w:pPr>
+        <w:pBdr>
+          <w:top w:val="single" w:color="DDDDDD" w:sz="8" w:space="0"/>
+          <w:left w:val="single" w:color="DDDDDD" w:sz="8" w:space="0"/>
+          <w:bottom w:val="single" w:color="DDDDDD" w:sz="8" w:space="0"/>
+          <w:right w:val="single" w:color="DDDDDD" w:sz="8" w:space="0"/>
+        </w:pBdr>
+        <w:shd w:val="clear" w:fill="F5F5F5"/>
+        <w:rPr>
+          <w:rStyle w:val="168"/>
+          <w:rFonts w:hint="default" w:cs="Times New Roman"/>
+          <w:lang w:val="en-US" w:eastAsia="zh-CN"/>
+        </w:rPr>
+      </w:pPr>
+      <w:r>
+        <w:rPr>
+          <w:rStyle w:val="168"/>
+          <w:rFonts w:hint="default" w:cs="Times New Roman"/>
+          <w:lang w:val="en-US" w:eastAsia="zh-CN"/>
+        </w:rPr>
+        <w:t>Forward success</w:t>
+      </w:r>
+    </w:p>
+    <w:p>
+      <w:pPr>
+        <w:rPr>
+          <w:rFonts w:hint="default"/>
+          <w:lang w:val="en-US" w:eastAsia="zh-CN"/>
+        </w:rPr>
+      </w:pPr>
+    </w:p>
+    <w:p>
+      <w:pPr>
+        <w:pStyle w:val="4"/>
+        <w:pageBreakBefore w:val="0"/>
+        <w:widowControl/>
+        <w:kinsoku/>
+        <w:wordWrap/>
+        <w:overflowPunct/>
+        <w:topLinePunct w:val="0"/>
+        <w:autoSpaceDE/>
+        <w:autoSpaceDN/>
+        <w:bidi w:val="0"/>
+        <w:adjustRightInd/>
+        <w:snapToGrid/>
+        <w:spacing w:after="120"/>
+        <w:textAlignment w:val="auto"/>
+        <w:rPr>
+          <w:rFonts w:hint="eastAsia" w:ascii="宋体" w:hAnsi="宋体" w:eastAsia="宋体" w:cs="宋体"/>
+          <w:color w:val="auto"/>
+          <w:sz w:val="21"/>
+          <w:szCs w:val="21"/>
+          <w:lang w:val="en-US" w:eastAsia="zh-CN"/>
+        </w:rPr>
+      </w:pPr>
+      <w:r>
+        <w:rPr>
+          <w:rFonts w:hint="eastAsia" w:ascii="宋体" w:hAnsi="宋体" w:eastAsia="宋体" w:cs="宋体"/>
+          <w:color w:val="auto"/>
+          <w:sz w:val="21"/>
+          <w:szCs w:val="21"/>
+          <w:lang w:val="en-US" w:eastAsia="zh-CN"/>
+        </w:rPr>
+        <w:t>二、 订阅 Topic</w:t>
+      </w:r>
+    </w:p>
+    <w:p>
+      <w:pPr>
+        <w:pStyle w:val="5"/>
+        <w:pageBreakBefore w:val="0"/>
+        <w:widowControl/>
+        <w:kinsoku/>
+        <w:wordWrap/>
+        <w:overflowPunct/>
+        <w:topLinePunct w:val="0"/>
+        <w:autoSpaceDE/>
+        <w:autoSpaceDN/>
+        <w:bidi w:val="0"/>
+        <w:adjustRightInd/>
+        <w:snapToGrid/>
+        <w:spacing w:after="120"/>
+        <w:textAlignment w:val="auto"/>
+      </w:pPr>
+      <w:r>
+        <w:rPr>
+          <w:rFonts w:hint="eastAsia" w:ascii="宋体" w:hAnsi="宋体" w:eastAsia="宋体" w:cs="宋体"/>
+          <w:color w:val="auto"/>
+          <w:sz w:val="21"/>
+          <w:szCs w:val="21"/>
+          <w:lang w:val="en-US" w:eastAsia="zh-CN"/>
+        </w:rPr>
+        <w:t>2.1 Topic 列表</w:t>
+      </w:r>
+    </w:p>
+    <w:tbl>
+      <w:tblPr>
+        <w:tblStyle w:val="35"/>
+        <w:tblW w:w="8581" w:type="dxa"/>
+        <w:jc w:val="center"/>
+        <w:tblBorders>
+          <w:top w:val="single" w:color="auto" w:sz="4" w:space="0"/>
+          <w:left w:val="single" w:color="auto" w:sz="4" w:space="0"/>
+          <w:bottom w:val="single" w:color="auto" w:sz="4" w:space="0"/>
+          <w:right w:val="single" w:color="auto" w:sz="4" w:space="0"/>
+          <w:insideH w:val="single" w:color="auto" w:sz="4" w:space="0"/>
+          <w:insideV w:val="single" w:color="auto" w:sz="4" w:space="0"/>
+        </w:tblBorders>
+        <w:tblLayout w:type="fixed"/>
+        <w:tblCellMar>
+          <w:top w:w="0" w:type="dxa"/>
+          <w:left w:w="108" w:type="dxa"/>
+          <w:bottom w:w="0" w:type="dxa"/>
+          <w:right w:w="108" w:type="dxa"/>
+        </w:tblCellMar>
+      </w:tblPr>
+      <w:tblGrid>
+        <w:gridCol w:w="5836"/>
+        <w:gridCol w:w="2123"/>
+        <w:gridCol w:w="622"/>
+      </w:tblGrid>
+      <w:tr>
+        <w:tblPrEx>
+          <w:tblBorders>
+            <w:top w:val="single" w:color="auto" w:sz="4" w:space="0"/>
+            <w:left w:val="single" w:color="auto" w:sz="4" w:space="0"/>
+            <w:bottom w:val="single" w:color="auto" w:sz="4" w:space="0"/>
+            <w:right w:val="single" w:color="auto" w:sz="4" w:space="0"/>
+            <w:insideH w:val="single" w:color="auto" w:sz="4" w:space="0"/>
+            <w:insideV w:val="single" w:color="auto" w:sz="4" w:space="0"/>
+          </w:tblBorders>
+          <w:tblCellMar>
+            <w:top w:w="0" w:type="dxa"/>
+            <w:left w:w="108" w:type="dxa"/>
+            <w:bottom w:w="0" w:type="dxa"/>
+            <w:right w:w="108" w:type="dxa"/>
+          </w:tblCellMar>
+        </w:tblPrEx>
+        <w:trPr>
+          <w:jc w:val="center"/>
+        </w:trPr>
+        <w:tc>
+          <w:tcPr>
+            <w:tcW w:w="5836" w:type="dxa"/>
+            <w:shd w:val="clear" w:color="auto" w:fill="F2F2F2"/>
+            <w:vAlign w:val="center"/>
+          </w:tcPr>
+          <w:p>
+            <w:pPr>
+              <w:jc w:val="left"/>
+              <w:rPr>
+                <w:b/>
+              </w:rPr>
+            </w:pPr>
+            <w:r>
+              <w:rPr>
+                <w:b/>
+                <w:lang w:val="en-US" w:eastAsia="zh-CN"/>
+              </w:rPr>
+              <w:t>Topic</w:t>
+            </w:r>
+          </w:p>
+        </w:tc>
+        <w:tc>
+          <w:tcPr>
+            <w:tcW w:w="2123" w:type="dxa"/>
+            <w:shd w:val="clear" w:color="auto" w:fill="F2F2F2"/>
+            <w:vAlign w:val="center"/>
+          </w:tcPr>
+          <w:p>
+            <w:pPr>
+              <w:jc w:val="left"/>
+              <w:rPr>
+                <w:b/>
+              </w:rPr>
+            </w:pPr>
+            <w:r>
+              <w:rPr>
+                <w:b/>
+                <w:lang w:val="en-US" w:eastAsia="zh-CN"/>
+              </w:rPr>
+              <w:t>说明</w:t>
+            </w:r>
+          </w:p>
+        </w:tc>
+        <w:tc>
+          <w:tcPr>
+            <w:tcW w:w="622" w:type="dxa"/>
+            <w:shd w:val="clear" w:color="auto" w:fill="F2F2F2"/>
+            <w:vAlign w:val="center"/>
+          </w:tcPr>
+          <w:p>
+            <w:pPr>
+              <w:jc w:val="left"/>
+              <w:rPr>
+                <w:b/>
+              </w:rPr>
+            </w:pPr>
+            <w:r>
+              <w:rPr>
+                <w:b/>
+                <w:lang w:val="en-US" w:eastAsia="zh-CN"/>
+              </w:rPr>
+              <w:t>QoS</w:t>
+            </w:r>
+          </w:p>
+        </w:tc>
+      </w:tr>
+      <w:tr>
+        <w:tblPrEx>
+          <w:tblBorders>
+            <w:top w:val="single" w:color="auto" w:sz="4" w:space="0"/>
+            <w:left w:val="single" w:color="auto" w:sz="4" w:space="0"/>
+            <w:bottom w:val="single" w:color="auto" w:sz="4" w:space="0"/>
+            <w:right w:val="single" w:color="auto" w:sz="4" w:space="0"/>
+            <w:insideH w:val="single" w:color="auto" w:sz="4" w:space="0"/>
+            <w:insideV w:val="single" w:color="auto" w:sz="4" w:space="0"/>
+          </w:tblBorders>
+          <w:tblCellMar>
+            <w:top w:w="0" w:type="dxa"/>
+            <w:left w:w="108" w:type="dxa"/>
+            <w:bottom w:w="0" w:type="dxa"/>
+            <w:right w:w="108" w:type="dxa"/>
+          </w:tblCellMar>
+        </w:tblPrEx>
+        <w:trPr>
+          <w:jc w:val="center"/>
+        </w:trPr>
+        <w:tc>
+          <w:tcPr>
+            <w:tcW w:w="5836" w:type="dxa"/>
+            <w:vAlign w:val="center"/>
           </w:tcPr>
           <w:p>
             <w:pPr>
@@ -711,7 +2124,7 @@
             </w:pPr>
             <w:r>
               <w:rPr>
-                <w:rStyle w:val="165"/>
+                <w:lang w:val="en-US" w:eastAsia="zh-CN"/>
               </w:rPr>
               <w:t>application/+/device/+/event/up</w:t>
             </w:r>
@@ -719,26 +2132,34 @@
         </w:tc>
         <w:tc>
           <w:tcPr>
-            <w:tcW w:w="1765" w:type="dxa"/>
+            <w:tcW w:w="2123" w:type="dxa"/>
+            <w:vAlign w:val="center"/>
           </w:tcPr>
           <w:p>
             <w:pPr>
               <w:jc w:val="left"/>
             </w:pPr>
             <w:r>
-              <w:t>所有设备上行数据（通配）</w:t>
+              <w:rPr>
+                <w:lang w:val="en-US" w:eastAsia="zh-CN"/>
+              </w:rPr>
+              <w:t>LoRaWAN 所有设备上行数据</w:t>
             </w:r>
           </w:p>
         </w:tc>
         <w:tc>
           <w:tcPr>
-            <w:tcW w:w="1146" w:type="dxa"/>
+            <w:tcW w:w="622" w:type="dxa"/>
+            <w:vAlign w:val="center"/>
           </w:tcPr>
           <w:p>
             <w:pPr>
               <w:jc w:val="left"/>
             </w:pPr>
             <w:r>
+              <w:rPr>
+                <w:lang w:val="en-US" w:eastAsia="zh-CN"/>
+              </w:rPr>
               <w:t>1</w:t>
             </w:r>
           </w:p>
@@ -766,7 +2187,8 @@
         </w:trPr>
         <w:tc>
           <w:tcPr>
-            <w:tcW w:w="5617" w:type="dxa"/>
+            <w:tcW w:w="5836" w:type="dxa"/>
+            <w:vAlign w:val="center"/>
           </w:tcPr>
           <w:p>
             <w:pPr>
@@ -774,34 +2196,114 @@
             </w:pPr>
             <w:r>
               <w:rPr>
-                <w:rStyle w:val="165"/>
+                <w:lang w:val="en-US" w:eastAsia="zh-CN"/>
               </w:rPr>
-              <w:t>application/3ed92fba-9e06-4b8e-ad41-54927a0fa89d/device/0000000000000925/event/up</w:t>
+              <w:t>application/{applicationID}/device/{devEUI}/event/up</w:t>
             </w:r>
           </w:p>
         </w:tc>
         <w:tc>
           <w:tcPr>
-            <w:tcW w:w="1765" w:type="dxa"/>
+            <w:tcW w:w="2123" w:type="dxa"/>
+            <w:vAlign w:val="center"/>
           </w:tcPr>
           <w:p>
             <w:pPr>
               <w:jc w:val="left"/>
             </w:pPr>
             <w:r>
-              <w:t>指定设备上行数据</w:t>
+              <w:rPr>
+                <w:lang w:val="en-US" w:eastAsia="zh-CN"/>
+              </w:rPr>
+              <w:t>LoRaWAN 指定设备数据</w:t>
             </w:r>
           </w:p>
         </w:tc>
         <w:tc>
           <w:tcPr>
-            <w:tcW w:w="1146" w:type="dxa"/>
+            <w:tcW w:w="622" w:type="dxa"/>
+            <w:vAlign w:val="center"/>
           </w:tcPr>
           <w:p>
             <w:pPr>
               <w:jc w:val="left"/>
             </w:pPr>
             <w:r>
+              <w:rPr>
+                <w:lang w:val="en-US" w:eastAsia="zh-CN"/>
+              </w:rPr>
+              <w:t>1</w:t>
+            </w:r>
+          </w:p>
+        </w:tc>
+      </w:tr>
+      <w:tr>
+        <w:tblPrEx>
+          <w:tblBorders>
+            <w:top w:val="single" w:color="auto" w:sz="4" w:space="0"/>
+            <w:left w:val="single" w:color="auto" w:sz="4" w:space="0"/>
+            <w:bottom w:val="single" w:color="auto" w:sz="4" w:space="0"/>
+            <w:right w:val="single" w:color="auto" w:sz="4" w:space="0"/>
+            <w:insideH w:val="single" w:color="auto" w:sz="4" w:space="0"/>
+            <w:insideV w:val="single" w:color="auto" w:sz="4" w:space="0"/>
+          </w:tblBorders>
+          <w:tblCellMar>
+            <w:top w:w="0" w:type="dxa"/>
+            <w:left w:w="108" w:type="dxa"/>
+            <w:bottom w:w="0" w:type="dxa"/>
+            <w:right w:w="108" w:type="dxa"/>
+          </w:tblCellMar>
+        </w:tblPrEx>
+        <w:trPr>
+          <w:jc w:val="center"/>
+        </w:trPr>
+        <w:tc>
+          <w:tcPr>
+            <w:tcW w:w="5836" w:type="dxa"/>
+            <w:vAlign w:val="center"/>
+          </w:tcPr>
+          <w:p>
+            <w:pPr>
+              <w:jc w:val="left"/>
+            </w:pPr>
+            <w:r>
+              <w:rPr>
+                <w:lang w:val="en-US" w:eastAsia="zh-CN"/>
+              </w:rPr>
+              <w:t>s3/eora-s3-400tb-001/data</w:t>
+            </w:r>
+          </w:p>
+        </w:tc>
+        <w:tc>
+          <w:tcPr>
+            <w:tcW w:w="2123" w:type="dxa"/>
+            <w:vAlign w:val="center"/>
+          </w:tcPr>
+          <w:p>
+            <w:pPr>
+              <w:jc w:val="left"/>
+            </w:pPr>
+            <w:r>
+              <w:rPr>
+                <w:lang w:val="en-US" w:eastAsia="zh-CN"/>
+              </w:rPr>
+              <w:t>S3 WiFi 上行数据</w:t>
+            </w:r>
+          </w:p>
+        </w:tc>
+        <w:tc>
+          <w:tcPr>
+            <w:tcW w:w="622" w:type="dxa"/>
+            <w:vAlign w:val="center"/>
+          </w:tcPr>
+          <w:p>
+            <w:pPr>
+              <w:jc w:val="left"/>
+            </w:pPr>
+            <w:r>
+              <w:rPr>
+                <w:lang w:val="en-US" w:eastAsia="zh-CN"/>
+              </w:rPr>
               <w:t>1</w:t>
             </w:r>
           </w:p>
@@ -841,7 +2343,7 @@
           <w:szCs w:val="21"/>
           <w:lang w:val="en-US" w:eastAsia="zh-CN"/>
         </w:rPr>
-        <w:t>2.2 Topic 结构说明</w:t>
+        <w:t>2.2 LoRaWan Topic 结构说明</w:t>
       </w:r>
     </w:p>
     <w:p>
@@ -856,14 +2358,14 @@
       </w:pPr>
       <w:r>
         <w:rPr>
-          <w:rStyle w:val="165"/>
+          <w:rStyle w:val="168"/>
         </w:rPr>
         <w:t>application/{applicationID}/device/{devEUI}/event/up</w:t>
       </w:r>
     </w:p>
     <w:tbl>
       <w:tblPr>
-        <w:tblStyle w:val="33"/>
+        <w:tblStyle w:val="35"/>
         <w:tblW w:w="0" w:type="auto"/>
         <w:jc w:val="center"/>
         <w:tblBorders>
@@ -1015,7 +2517,7 @@
             </w:pPr>
             <w:r>
               <w:rPr>
-                <w:rStyle w:val="165"/>
+                <w:rStyle w:val="168"/>
               </w:rPr>
               <w:t>3ed92fba-9e06-4b8e-ad41-54927a0fa89d</w:t>
             </w:r>
@@ -1078,7 +2580,7 @@
             </w:pPr>
             <w:r>
               <w:rPr>
-                <w:rStyle w:val="165"/>
+                <w:rStyle w:val="168"/>
               </w:rPr>
               <w:t>0000000000000925</w:t>
             </w:r>
@@ -1148,11 +2650,456 @@
     </w:tbl>
     <w:p>
       <w:pPr>
-        <w:pStyle w:val="169"/>
+        <w:keepNext w:val="0"/>
+        <w:keepLines w:val="0"/>
+        <w:pageBreakBefore w:val="0"/>
+        <w:widowControl/>
+        <w:kinsoku/>
+        <w:wordWrap/>
+        <w:overflowPunct/>
+        <w:topLinePunct w:val="0"/>
+        <w:autoSpaceDE/>
+        <w:autoSpaceDN/>
+        <w:bidi w:val="0"/>
+        <w:adjustRightInd/>
+        <w:snapToGrid/>
+        <w:spacing w:after="120"/>
+        <w:ind w:firstLine="420" w:firstLineChars="200"/>
+        <w:textAlignment w:val="auto"/>
+        <w:rPr>
+          <w:rFonts w:hint="eastAsia" w:ascii="宋体" w:hAnsi="宋体" w:eastAsia="宋体" w:cs="宋体"/>
+          <w:b w:val="0"/>
+          <w:bCs/>
+          <w:color w:val="auto"/>
+          <w:sz w:val="21"/>
+          <w:szCs w:val="21"/>
+          <w:lang w:val="en-US" w:eastAsia="zh-CN"/>
+        </w:rPr>
+      </w:pPr>
+      <w:r>
+        <w:rPr>
+          <w:rFonts w:hint="eastAsia" w:ascii="宋体" w:hAnsi="宋体" w:eastAsia="宋体" w:cs="宋体"/>
+          <w:b w:val="0"/>
+          <w:bCs/>
+          <w:color w:val="auto"/>
+          <w:sz w:val="21"/>
+          <w:szCs w:val="21"/>
+          <w:lang w:val="en-US" w:eastAsia="zh-CN"/>
+        </w:rPr>
+        <w:t>示例：</w:t>
+      </w:r>
+    </w:p>
+    <w:p>
+      <w:pPr>
         <w:pBdr>
-          <w:top w:val="single" w:color="CCCCCC" w:sz="8" w:space="0"/>
+          <w:top w:val="single" w:color="DDDDDD" w:sz="8" w:space="0"/>
+          <w:left w:val="single" w:color="DDDDDD" w:sz="8" w:space="0"/>
+          <w:bottom w:val="single" w:color="DDDDDD" w:sz="8" w:space="0"/>
+          <w:right w:val="single" w:color="DDDDDD" w:sz="8" w:space="0"/>
         </w:pBdr>
-        <w:spacing w:after="240"/>
+        <w:shd w:val="clear" w:fill="F5F5F5"/>
+        <w:rPr>
+          <w:rStyle w:val="168"/>
+          <w:rFonts w:hint="default" w:cs="Times New Roman"/>
+          <w:lang w:val="en-US" w:eastAsia="zh-CN"/>
+        </w:rPr>
+      </w:pPr>
+      <w:r>
+        <w:rPr>
+          <w:rStyle w:val="168"/>
+          <w:rFonts w:cs="Times New Roman"/>
+        </w:rPr>
+        <w:t>application/3ed92fba-9e06-4b8e-ad41-54927a0fa89d/device/0000000000000925/event/up</w:t>
+      </w:r>
+    </w:p>
+    <w:p>
+      <w:pPr>
+        <w:pStyle w:val="5"/>
+        <w:pageBreakBefore w:val="0"/>
+        <w:widowControl/>
+        <w:kinsoku/>
+        <w:wordWrap/>
+        <w:overflowPunct/>
+        <w:topLinePunct w:val="0"/>
+        <w:autoSpaceDE/>
+        <w:autoSpaceDN/>
+        <w:bidi w:val="0"/>
+        <w:adjustRightInd/>
+        <w:snapToGrid/>
+        <w:spacing w:after="120"/>
+        <w:textAlignment w:val="auto"/>
+        <w:rPr>
+          <w:rFonts w:hint="default" w:ascii="宋体" w:hAnsi="宋体" w:eastAsia="宋体" w:cs="宋体"/>
+          <w:color w:val="auto"/>
+          <w:sz w:val="21"/>
+          <w:szCs w:val="21"/>
+          <w:lang w:val="en-US" w:eastAsia="zh-CN"/>
+        </w:rPr>
+      </w:pPr>
+    </w:p>
+    <w:p>
+      <w:pPr>
+        <w:pStyle w:val="5"/>
+        <w:pageBreakBefore w:val="0"/>
+        <w:widowControl/>
+        <w:kinsoku/>
+        <w:wordWrap/>
+        <w:overflowPunct/>
+        <w:topLinePunct w:val="0"/>
+        <w:autoSpaceDE/>
+        <w:autoSpaceDN/>
+        <w:bidi w:val="0"/>
+        <w:adjustRightInd/>
+        <w:snapToGrid/>
+        <w:spacing w:after="120"/>
+        <w:textAlignment w:val="auto"/>
+        <w:rPr>
+          <w:rFonts w:hint="eastAsia" w:ascii="宋体" w:hAnsi="宋体" w:eastAsia="宋体" w:cs="宋体"/>
+          <w:color w:val="auto"/>
+          <w:sz w:val="21"/>
+          <w:szCs w:val="21"/>
+          <w:lang w:val="en-US" w:eastAsia="zh-CN"/>
+        </w:rPr>
+      </w:pPr>
+      <w:r>
+        <w:rPr>
+          <w:rFonts w:hint="default" w:ascii="宋体" w:hAnsi="宋体" w:eastAsia="宋体" w:cs="宋体"/>
+          <w:color w:val="auto"/>
+          <w:sz w:val="21"/>
+          <w:szCs w:val="21"/>
+          <w:lang w:val="en-US" w:eastAsia="zh-CN"/>
+        </w:rPr>
+        <w:t>2.3 WiFi MQTT Topic 结构说明</w:t>
+      </w:r>
+    </w:p>
+    <w:p>
+      <w:pPr>
+        <w:pBdr>
+          <w:top w:val="single" w:color="DDDDDD" w:sz="8" w:space="0"/>
+          <w:left w:val="single" w:color="DDDDDD" w:sz="8" w:space="0"/>
+          <w:bottom w:val="single" w:color="DDDDDD" w:sz="8" w:space="0"/>
+          <w:right w:val="single" w:color="DDDDDD" w:sz="8" w:space="0"/>
+        </w:pBdr>
+        <w:shd w:val="clear" w:fill="F5F5F5"/>
+      </w:pPr>
+      <w:r>
+        <w:rPr>
+          <w:rStyle w:val="168"/>
+        </w:rPr>
+        <w:t>s3/eora-s3-400tb-001/data</w:t>
+      </w:r>
+    </w:p>
+    <w:tbl>
+      <w:tblPr>
+        <w:tblStyle w:val="35"/>
+        <w:tblW w:w="0" w:type="auto"/>
+        <w:jc w:val="center"/>
+        <w:tblBorders>
+          <w:top w:val="single" w:color="auto" w:sz="4" w:space="0"/>
+          <w:left w:val="single" w:color="auto" w:sz="4" w:space="0"/>
+          <w:bottom w:val="single" w:color="auto" w:sz="4" w:space="0"/>
+          <w:right w:val="single" w:color="auto" w:sz="4" w:space="0"/>
+          <w:insideH w:val="single" w:color="auto" w:sz="4" w:space="0"/>
+          <w:insideV w:val="single" w:color="auto" w:sz="4" w:space="0"/>
+        </w:tblBorders>
+        <w:tblLayout w:type="autofit"/>
+        <w:tblCellMar>
+          <w:top w:w="0" w:type="dxa"/>
+          <w:left w:w="108" w:type="dxa"/>
+          <w:bottom w:w="0" w:type="dxa"/>
+          <w:right w:w="108" w:type="dxa"/>
+        </w:tblCellMar>
+      </w:tblPr>
+      <w:tblGrid>
+        <w:gridCol w:w="2771"/>
+        <w:gridCol w:w="2771"/>
+        <w:gridCol w:w="2771"/>
+      </w:tblGrid>
+      <w:tr>
+        <w:tblPrEx>
+          <w:tblBorders>
+            <w:top w:val="single" w:color="auto" w:sz="4" w:space="0"/>
+            <w:left w:val="single" w:color="auto" w:sz="4" w:space="0"/>
+            <w:bottom w:val="single" w:color="auto" w:sz="4" w:space="0"/>
+            <w:right w:val="single" w:color="auto" w:sz="4" w:space="0"/>
+            <w:insideH w:val="single" w:color="auto" w:sz="4" w:space="0"/>
+            <w:insideV w:val="single" w:color="auto" w:sz="4" w:space="0"/>
+          </w:tblBorders>
+          <w:tblCellMar>
+            <w:top w:w="0" w:type="dxa"/>
+            <w:left w:w="108" w:type="dxa"/>
+            <w:bottom w:w="0" w:type="dxa"/>
+            <w:right w:w="108" w:type="dxa"/>
+          </w:tblCellMar>
+        </w:tblPrEx>
+        <w:trPr>
+          <w:jc w:val="center"/>
+        </w:trPr>
+        <w:tc>
+          <w:tcPr>
+            <w:tcW w:w="2771" w:type="dxa"/>
+            <w:shd w:val="clear" w:color="auto" w:fill="F2F2F2"/>
+          </w:tcPr>
+          <w:p>
+            <w:pPr>
+              <w:jc w:val="left"/>
+              <w:rPr>
+                <w:b/>
+              </w:rPr>
+            </w:pPr>
+            <w:r>
+              <w:rPr>
+                <w:b/>
+              </w:rPr>
+              <w:t>字段</w:t>
+            </w:r>
+          </w:p>
+        </w:tc>
+        <w:tc>
+          <w:tcPr>
+            <w:tcW w:w="2771" w:type="dxa"/>
+            <w:shd w:val="clear" w:color="auto" w:fill="F2F2F2"/>
+          </w:tcPr>
+          <w:p>
+            <w:pPr>
+              <w:jc w:val="left"/>
+              <w:rPr>
+                <w:b/>
+              </w:rPr>
+            </w:pPr>
+            <w:r>
+              <w:rPr>
+                <w:b/>
+              </w:rPr>
+              <w:t>含义</w:t>
+            </w:r>
+          </w:p>
+        </w:tc>
+        <w:tc>
+          <w:tcPr>
+            <w:tcW w:w="2771" w:type="dxa"/>
+            <w:shd w:val="clear" w:color="auto" w:fill="F2F2F2"/>
+          </w:tcPr>
+          <w:p>
+            <w:pPr>
+              <w:jc w:val="left"/>
+              <w:rPr>
+                <w:b/>
+              </w:rPr>
+            </w:pPr>
+            <w:r>
+              <w:rPr>
+                <w:b/>
+              </w:rPr>
+              <w:t>示例值</w:t>
+            </w:r>
+          </w:p>
+        </w:tc>
+      </w:tr>
+      <w:tr>
+        <w:tblPrEx>
+          <w:tblBorders>
+            <w:top w:val="single" w:color="auto" w:sz="4" w:space="0"/>
+            <w:left w:val="single" w:color="auto" w:sz="4" w:space="0"/>
+            <w:bottom w:val="single" w:color="auto" w:sz="4" w:space="0"/>
+            <w:right w:val="single" w:color="auto" w:sz="4" w:space="0"/>
+            <w:insideH w:val="single" w:color="auto" w:sz="4" w:space="0"/>
+            <w:insideV w:val="single" w:color="auto" w:sz="4" w:space="0"/>
+          </w:tblBorders>
+          <w:tblCellMar>
+            <w:top w:w="0" w:type="dxa"/>
+            <w:left w:w="108" w:type="dxa"/>
+            <w:bottom w:w="0" w:type="dxa"/>
+            <w:right w:w="108" w:type="dxa"/>
+          </w:tblCellMar>
+        </w:tblPrEx>
+        <w:trPr>
+          <w:jc w:val="center"/>
+        </w:trPr>
+        <w:tc>
+          <w:tcPr>
+            <w:tcW w:w="2771" w:type="dxa"/>
+          </w:tcPr>
+          <w:p>
+            <w:pPr>
+              <w:jc w:val="left"/>
+            </w:pPr>
+            <w:r>
+              <w:t>s3</w:t>
+            </w:r>
+          </w:p>
+        </w:tc>
+        <w:tc>
+          <w:tcPr>
+            <w:tcW w:w="2771" w:type="dxa"/>
+          </w:tcPr>
+          <w:p>
+            <w:pPr>
+              <w:jc w:val="left"/>
+            </w:pPr>
+            <w:r>
+              <w:t>设备类型标识</w:t>
+            </w:r>
+          </w:p>
+        </w:tc>
+        <w:tc>
+          <w:tcPr>
+            <w:tcW w:w="2771" w:type="dxa"/>
+          </w:tcPr>
+          <w:p>
+            <w:pPr>
+              <w:jc w:val="left"/>
+            </w:pPr>
+            <w:r>
+              <w:t>固定值</w:t>
+            </w:r>
+          </w:p>
+        </w:tc>
+      </w:tr>
+      <w:tr>
+        <w:tblPrEx>
+          <w:tblBorders>
+            <w:top w:val="single" w:color="auto" w:sz="4" w:space="0"/>
+            <w:left w:val="single" w:color="auto" w:sz="4" w:space="0"/>
+            <w:bottom w:val="single" w:color="auto" w:sz="4" w:space="0"/>
+            <w:right w:val="single" w:color="auto" w:sz="4" w:space="0"/>
+            <w:insideH w:val="single" w:color="auto" w:sz="4" w:space="0"/>
+            <w:insideV w:val="single" w:color="auto" w:sz="4" w:space="0"/>
+          </w:tblBorders>
+          <w:tblCellMar>
+            <w:top w:w="0" w:type="dxa"/>
+            <w:left w:w="108" w:type="dxa"/>
+            <w:bottom w:w="0" w:type="dxa"/>
+            <w:right w:w="108" w:type="dxa"/>
+          </w:tblCellMar>
+        </w:tblPrEx>
+        <w:trPr>
+          <w:jc w:val="center"/>
+        </w:trPr>
+        <w:tc>
+          <w:tcPr>
+            <w:tcW w:w="2771" w:type="dxa"/>
+          </w:tcPr>
+          <w:p>
+            <w:pPr>
+              <w:jc w:val="left"/>
+            </w:pPr>
+            <w:r>
+              <w:t>eora-s3-400tb-001</w:t>
+            </w:r>
+          </w:p>
+        </w:tc>
+        <w:tc>
+          <w:tcPr>
+            <w:tcW w:w="2771" w:type="dxa"/>
+          </w:tcPr>
+          <w:p>
+            <w:pPr>
+              <w:jc w:val="left"/>
+            </w:pPr>
+            <w:r>
+              <w:t>设备 ID</w:t>
+            </w:r>
+          </w:p>
+        </w:tc>
+        <w:tc>
+          <w:tcPr>
+            <w:tcW w:w="2771" w:type="dxa"/>
+          </w:tcPr>
+          <w:p>
+            <w:pPr>
+              <w:jc w:val="left"/>
+            </w:pPr>
+            <w:r>
+              <w:t>EoRa-S3-400TB</w:t>
+            </w:r>
+          </w:p>
+        </w:tc>
+      </w:tr>
+      <w:tr>
+        <w:tblPrEx>
+          <w:tblBorders>
+            <w:top w:val="single" w:color="auto" w:sz="4" w:space="0"/>
+            <w:left w:val="single" w:color="auto" w:sz="4" w:space="0"/>
+            <w:bottom w:val="single" w:color="auto" w:sz="4" w:space="0"/>
+            <w:right w:val="single" w:color="auto" w:sz="4" w:space="0"/>
+            <w:insideH w:val="single" w:color="auto" w:sz="4" w:space="0"/>
+            <w:insideV w:val="single" w:color="auto" w:sz="4" w:space="0"/>
+          </w:tblBorders>
+          <w:tblCellMar>
+            <w:top w:w="0" w:type="dxa"/>
+            <w:left w:w="108" w:type="dxa"/>
+            <w:bottom w:w="0" w:type="dxa"/>
+            <w:right w:w="108" w:type="dxa"/>
+          </w:tblCellMar>
+        </w:tblPrEx>
+        <w:trPr>
+          <w:jc w:val="center"/>
+        </w:trPr>
+        <w:tc>
+          <w:tcPr>
+            <w:tcW w:w="2771" w:type="dxa"/>
+          </w:tcPr>
+          <w:p>
+            <w:pPr>
+              <w:jc w:val="left"/>
+            </w:pPr>
+            <w:r>
+              <w:t>data</w:t>
+            </w:r>
+          </w:p>
+        </w:tc>
+        <w:tc>
+          <w:tcPr>
+            <w:tcW w:w="2771" w:type="dxa"/>
+          </w:tcPr>
+          <w:p>
+            <w:pPr>
+              <w:jc w:val="left"/>
+            </w:pPr>
+            <w:r>
+              <w:t>数据上报事件</w:t>
+            </w:r>
+          </w:p>
+        </w:tc>
+        <w:tc>
+          <w:tcPr>
+            <w:tcW w:w="2771" w:type="dxa"/>
+          </w:tcPr>
+          <w:p>
+            <w:pPr>
+              <w:jc w:val="left"/>
+            </w:pPr>
+            <w:r>
+              <w:t>固定值</w:t>
+            </w:r>
+          </w:p>
+        </w:tc>
+      </w:tr>
+    </w:tbl>
+    <w:p>
+      <w:pPr>
+        <w:pStyle w:val="4"/>
+        <w:pageBreakBefore w:val="0"/>
+        <w:widowControl/>
+        <w:kinsoku/>
+        <w:wordWrap/>
+        <w:overflowPunct/>
+        <w:topLinePunct w:val="0"/>
+        <w:autoSpaceDE/>
+        <w:autoSpaceDN/>
+        <w:bidi w:val="0"/>
+        <w:adjustRightInd/>
+        <w:snapToGrid/>
+        <w:spacing w:after="120"/>
+        <w:textAlignment w:val="auto"/>
+        <w:rPr>
+          <w:rFonts w:hint="eastAsia" w:ascii="宋体" w:hAnsi="宋体" w:eastAsia="宋体" w:cs="宋体"/>
+          <w:color w:val="auto"/>
+          <w:sz w:val="21"/>
+          <w:szCs w:val="21"/>
+          <w:lang w:val="en-US" w:eastAsia="zh-CN"/>
+        </w:rPr>
       </w:pPr>
     </w:p>
     <w:p>
@@ -1222,7 +3169,48 @@
           <w:szCs w:val="21"/>
           <w:lang w:val="en-US" w:eastAsia="zh-CN"/>
         </w:rPr>
-        <w:t>3.1 完整 JSON 结构</w:t>
+        <w:t>3.1 LoRaWAN MQTT 消息格式</w:t>
+      </w:r>
+    </w:p>
+    <w:p>
+      <w:pPr>
+        <w:keepNext w:val="0"/>
+        <w:keepLines w:val="0"/>
+        <w:pageBreakBefore w:val="0"/>
+        <w:widowControl/>
+        <w:kinsoku/>
+        <w:wordWrap/>
+        <w:overflowPunct/>
+        <w:topLinePunct w:val="0"/>
+        <w:autoSpaceDE/>
+        <w:autoSpaceDN/>
+        <w:bidi w:val="0"/>
+        <w:adjustRightInd/>
+        <w:snapToGrid/>
+        <w:spacing w:after="120"/>
+        <w:ind w:firstLine="420" w:firstLineChars="200"/>
+        <w:textAlignment w:val="auto"/>
+        <w:rPr>
+          <w:rFonts w:hint="eastAsia" w:ascii="宋体" w:hAnsi="宋体" w:eastAsia="宋体" w:cs="宋体"/>
+          <w:b w:val="0"/>
+          <w:bCs/>
+          <w:color w:val="auto"/>
+          <w:sz w:val="21"/>
+          <w:szCs w:val="21"/>
+          <w:lang w:val="en-US" w:eastAsia="zh-CN"/>
+        </w:rPr>
+      </w:pPr>
+      <w:r>
+        <w:rPr>
+          <w:rFonts w:hint="eastAsia" w:ascii="宋体" w:hAnsi="宋体" w:eastAsia="宋体" w:cs="宋体"/>
+          <w:b w:val="0"/>
+          <w:bCs/>
+          <w:color w:val="auto"/>
+          <w:sz w:val="21"/>
+          <w:szCs w:val="21"/>
+          <w:lang w:val="en-US" w:eastAsia="zh-CN"/>
+        </w:rPr>
+        <w:t>ChirpStack 上报完整 JSON：</w:t>
       </w:r>
     </w:p>
     <w:p>
@@ -1251,175 +3239,175 @@
       </w:r>
       <w:r>
         <w:rPr>
-          <w:rStyle w:val="165"/>
+          <w:rStyle w:val="168"/>
         </w:rPr>
         <w:t>{</w:t>
       </w:r>
       <w:r>
         <w:rPr>
-          <w:rStyle w:val="165"/>
+          <w:rStyle w:val="168"/>
         </w:rPr>
         <w:br w:type="textWrapping"/>
       </w:r>
       <w:r>
         <w:rPr>
-          <w:rStyle w:val="165"/>
+          <w:rStyle w:val="168"/>
         </w:rPr>
         <w:t xml:space="preserve">  "time": "2026-07-14T06:41:07.200699727+00:00",</w:t>
       </w:r>
       <w:r>
         <w:rPr>
-          <w:rStyle w:val="165"/>
+          <w:rStyle w:val="168"/>
         </w:rPr>
         <w:br w:type="textWrapping"/>
       </w:r>
       <w:r>
         <w:rPr>
-          <w:rStyle w:val="165"/>
+          <w:rStyle w:val="168"/>
         </w:rPr>
         <w:t xml:space="preserve">  "deviceInfo": {</w:t>
       </w:r>
       <w:r>
         <w:rPr>
-          <w:rStyle w:val="165"/>
+          <w:rStyle w:val="168"/>
         </w:rPr>
         <w:br w:type="textWrapping"/>
       </w:r>
       <w:r>
         <w:rPr>
-          <w:rStyle w:val="165"/>
+          <w:rStyle w:val="168"/>
         </w:rPr>
         <w:t xml:space="preserve">    "devEui": "0000000000000925"</w:t>
       </w:r>
       <w:r>
         <w:rPr>
-          <w:rStyle w:val="165"/>
+          <w:rStyle w:val="168"/>
         </w:rPr>
         <w:br w:type="textWrapping"/>
       </w:r>
       <w:r>
         <w:rPr>
-          <w:rStyle w:val="165"/>
+          <w:rStyle w:val="168"/>
         </w:rPr>
         <w:t xml:space="preserve">  },</w:t>
       </w:r>
       <w:r>
         <w:rPr>
-          <w:rStyle w:val="165"/>
+          <w:rStyle w:val="168"/>
         </w:rPr>
         <w:br w:type="textWrapping"/>
       </w:r>
       <w:r>
         <w:rPr>
-          <w:rStyle w:val="165"/>
+          <w:rStyle w:val="168"/>
         </w:rPr>
         <w:t xml:space="preserve">  "devAddr": "01f45da6",</w:t>
       </w:r>
       <w:r>
         <w:rPr>
-          <w:rStyle w:val="165"/>
+          <w:rStyle w:val="168"/>
         </w:rPr>
         <w:br w:type="textWrapping"/>
       </w:r>
       <w:r>
         <w:rPr>
-          <w:rStyle w:val="165"/>
+          <w:rStyle w:val="168"/>
         </w:rPr>
         <w:t xml:space="preserve">  "rxInfo": [</w:t>
       </w:r>
       <w:r>
         <w:rPr>
-          <w:rStyle w:val="165"/>
+          <w:rStyle w:val="168"/>
         </w:rPr>
         <w:br w:type="textWrapping"/>
       </w:r>
       <w:r>
         <w:rPr>
-          <w:rStyle w:val="165"/>
+          <w:rStyle w:val="168"/>
         </w:rPr>
         <w:t xml:space="preserve">    {</w:t>
       </w:r>
       <w:r>
         <w:rPr>
-          <w:rStyle w:val="165"/>
+          <w:rStyle w:val="168"/>
         </w:rPr>
         <w:br w:type="textWrapping"/>
       </w:r>
       <w:r>
         <w:rPr>
-          <w:rStyle w:val="165"/>
+          <w:rStyle w:val="168"/>
         </w:rPr>
         <w:t xml:space="preserve">      "gatewayId": "0000000000000923",</w:t>
       </w:r>
       <w:r>
         <w:rPr>
-          <w:rStyle w:val="165"/>
+          <w:rStyle w:val="168"/>
         </w:rPr>
         <w:br w:type="textWrapping"/>
       </w:r>
       <w:r>
         <w:rPr>
-          <w:rStyle w:val="165"/>
+          <w:rStyle w:val="168"/>
         </w:rPr>
         <w:t xml:space="preserve">      "rssi": -24,</w:t>
       </w:r>
       <w:r>
         <w:rPr>
-          <w:rStyle w:val="165"/>
+          <w:rStyle w:val="168"/>
         </w:rPr>
         <w:br w:type="textWrapping"/>
       </w:r>
       <w:r>
         <w:rPr>
-          <w:rStyle w:val="165"/>
+          <w:rStyle w:val="168"/>
         </w:rPr>
         <w:t xml:space="preserve">      "snr": 14.0</w:t>
       </w:r>
       <w:r>
         <w:rPr>
-          <w:rStyle w:val="165"/>
+          <w:rStyle w:val="168"/>
         </w:rPr>
         <w:br w:type="textWrapping"/>
       </w:r>
       <w:r>
         <w:rPr>
-          <w:rStyle w:val="165"/>
+          <w:rStyle w:val="168"/>
         </w:rPr>
         <w:t xml:space="preserve">    }</w:t>
       </w:r>
       <w:r>
         <w:rPr>
-          <w:rStyle w:val="165"/>
+          <w:rStyle w:val="168"/>
         </w:rPr>
         <w:br w:type="textWrapping"/>
       </w:r>
       <w:r>
         <w:rPr>
-          <w:rStyle w:val="165"/>
+          <w:rStyle w:val="168"/>
         </w:rPr>
         <w:t xml:space="preserve">  ],</w:t>
       </w:r>
       <w:r>
         <w:rPr>
-          <w:rStyle w:val="165"/>
+          <w:rStyle w:val="168"/>
         </w:rPr>
         <w:br w:type="textWrapping"/>
       </w:r>
       <w:r>
         <w:rPr>
-          <w:rStyle w:val="165"/>
+          <w:rStyle w:val="168"/>
         </w:rPr>
         <w:t xml:space="preserve">  "data": "AEGcSB0jAD7kbQABCQIrAQ=="</w:t>
       </w:r>
       <w:r>
         <w:rPr>
-          <w:rStyle w:val="165"/>
+          <w:rStyle w:val="168"/>
         </w:rPr>
         <w:br w:type="textWrapping"/>
       </w:r>
       <w:r>
         <w:rPr>
-          <w:rStyle w:val="165"/>
+          <w:rStyle w:val="168"/>
         </w:rPr>
         <w:t>}</w:t>
       </w:r>
@@ -1481,12 +3469,12 @@
           <w:szCs w:val="21"/>
           <w:lang w:val="en-US" w:eastAsia="zh-CN"/>
         </w:rPr>
-        <w:t>3.2 关键字段说明</w:t>
+        <w:t>3.2 LoRaWAN 关键字段说明</w:t>
       </w:r>
     </w:p>
     <w:tbl>
       <w:tblPr>
-        <w:tblStyle w:val="33"/>
+        <w:tblStyle w:val="35"/>
         <w:tblW w:w="0" w:type="auto"/>
         <w:jc w:val="center"/>
         <w:tblBorders>
@@ -1612,7 +3600,7 @@
             </w:pPr>
             <w:r>
               <w:rPr>
-                <w:rStyle w:val="165"/>
+                <w:rStyle w:val="168"/>
               </w:rPr>
               <w:t>time</w:t>
             </w:r>
@@ -1675,7 +3663,7 @@
             </w:pPr>
             <w:r>
               <w:rPr>
-                <w:rStyle w:val="165"/>
+                <w:rStyle w:val="168"/>
               </w:rPr>
               <w:t>deviceInfo.devEui</w:t>
             </w:r>
@@ -1738,7 +3726,7 @@
             </w:pPr>
             <w:r>
               <w:rPr>
-                <w:rStyle w:val="165"/>
+                <w:rStyle w:val="168"/>
               </w:rPr>
               <w:t>devAddr</w:t>
             </w:r>
@@ -1801,7 +3789,7 @@
             </w:pPr>
             <w:r>
               <w:rPr>
-                <w:rStyle w:val="165"/>
+                <w:rStyle w:val="168"/>
               </w:rPr>
               <w:t>rxInfo[].gatewayId</w:t>
             </w:r>
@@ -1864,7 +3852,7 @@
             </w:pPr>
             <w:r>
               <w:rPr>
-                <w:rStyle w:val="165"/>
+                <w:rStyle w:val="168"/>
               </w:rPr>
               <w:t>rxInfo[].rssi</w:t>
             </w:r>
@@ -1927,7 +3915,7 @@
             </w:pPr>
             <w:r>
               <w:rPr>
-                <w:rStyle w:val="165"/>
+                <w:rStyle w:val="168"/>
               </w:rPr>
               <w:t>rxInfo[].snr</w:t>
             </w:r>
@@ -1990,7 +3978,7 @@
             </w:pPr>
             <w:r>
               <w:rPr>
-                <w:rStyle w:val="165"/>
+                <w:rStyle w:val="168"/>
               </w:rPr>
               <w:t>data</w:t>
             </w:r>
@@ -2042,11 +4030,1054 @@
     </w:tbl>
     <w:p>
       <w:pPr>
-        <w:pStyle w:val="169"/>
+        <w:keepNext w:val="0"/>
+        <w:keepLines w:val="0"/>
+        <w:pageBreakBefore w:val="0"/>
+        <w:widowControl/>
+        <w:kinsoku/>
+        <w:wordWrap/>
+        <w:overflowPunct/>
+        <w:topLinePunct w:val="0"/>
+        <w:autoSpaceDE/>
+        <w:autoSpaceDN/>
+        <w:bidi w:val="0"/>
+        <w:adjustRightInd/>
+        <w:snapToGrid/>
+        <w:spacing w:after="120"/>
+        <w:ind w:firstLine="420" w:firstLineChars="200"/>
+        <w:textAlignment w:val="auto"/>
+        <w:rPr>
+          <w:rFonts w:hint="eastAsia" w:ascii="宋体" w:hAnsi="宋体" w:eastAsia="宋体" w:cs="宋体"/>
+          <w:b w:val="0"/>
+          <w:bCs/>
+          <w:color w:val="auto"/>
+          <w:sz w:val="21"/>
+          <w:szCs w:val="21"/>
+          <w:lang w:val="en-US" w:eastAsia="zh-CN"/>
+        </w:rPr>
+      </w:pPr>
+    </w:p>
+    <w:p>
+      <w:pPr>
+        <w:pStyle w:val="5"/>
+        <w:pageBreakBefore w:val="0"/>
+        <w:widowControl/>
+        <w:kinsoku/>
+        <w:wordWrap/>
+        <w:overflowPunct/>
+        <w:topLinePunct w:val="0"/>
+        <w:autoSpaceDE/>
+        <w:autoSpaceDN/>
+        <w:bidi w:val="0"/>
+        <w:adjustRightInd/>
+        <w:snapToGrid/>
+        <w:spacing w:after="120"/>
+        <w:textAlignment w:val="auto"/>
+        <w:rPr>
+          <w:rFonts w:hint="eastAsia" w:ascii="宋体" w:hAnsi="宋体" w:eastAsia="宋体" w:cs="宋体"/>
+          <w:color w:val="auto"/>
+          <w:sz w:val="21"/>
+          <w:szCs w:val="21"/>
+          <w:lang w:val="en-US" w:eastAsia="zh-CN"/>
+        </w:rPr>
+      </w:pPr>
+      <w:r>
+        <w:rPr>
+          <w:rFonts w:hint="eastAsia" w:ascii="宋体" w:hAnsi="宋体" w:eastAsia="宋体" w:cs="宋体"/>
+          <w:color w:val="auto"/>
+          <w:sz w:val="21"/>
+          <w:szCs w:val="21"/>
+          <w:lang w:val="en-US" w:eastAsia="zh-CN"/>
+        </w:rPr>
+        <w:t>3.3 WiFi MQTT 消息格式</w:t>
+      </w:r>
+    </w:p>
+    <w:p>
+      <w:pPr>
+        <w:keepNext w:val="0"/>
+        <w:keepLines w:val="0"/>
+        <w:pageBreakBefore w:val="0"/>
+        <w:widowControl/>
+        <w:kinsoku/>
+        <w:wordWrap/>
+        <w:overflowPunct/>
+        <w:topLinePunct w:val="0"/>
+        <w:autoSpaceDE/>
+        <w:autoSpaceDN/>
+        <w:bidi w:val="0"/>
+        <w:adjustRightInd/>
+        <w:snapToGrid/>
+        <w:spacing w:after="120"/>
+        <w:ind w:firstLine="420" w:firstLineChars="200"/>
+        <w:textAlignment w:val="auto"/>
+        <w:rPr>
+          <w:rFonts w:hint="eastAsia" w:ascii="宋体" w:hAnsi="宋体" w:eastAsia="宋体" w:cs="宋体"/>
+          <w:b w:val="0"/>
+          <w:bCs/>
+          <w:color w:val="auto"/>
+          <w:sz w:val="21"/>
+          <w:szCs w:val="21"/>
+          <w:lang w:val="en-US" w:eastAsia="zh-CN"/>
+        </w:rPr>
+      </w:pPr>
+      <w:r>
+        <w:rPr>
+          <w:rFonts w:hint="eastAsia" w:ascii="宋体" w:hAnsi="宋体" w:eastAsia="宋体" w:cs="宋体"/>
+          <w:b w:val="0"/>
+          <w:bCs/>
+          <w:color w:val="auto"/>
+          <w:sz w:val="21"/>
+          <w:szCs w:val="21"/>
+          <w:lang w:val="en-US" w:eastAsia="zh-CN"/>
+        </w:rPr>
+        <w:t>S3 通过 WiFi 直接发送 JSON 数据：</w:t>
+      </w:r>
+    </w:p>
+    <w:p>
+      <w:pPr>
         <w:pBdr>
-          <w:top w:val="single" w:color="CCCCCC" w:sz="8" w:space="0"/>
+          <w:top w:val="single" w:color="DDDDDD" w:sz="8" w:space="0"/>
+          <w:left w:val="single" w:color="DDDDDD" w:sz="8" w:space="0"/>
+          <w:bottom w:val="single" w:color="DDDDDD" w:sz="8" w:space="0"/>
+          <w:right w:val="single" w:color="DDDDDD" w:sz="8" w:space="0"/>
         </w:pBdr>
-        <w:spacing w:after="240"/>
+        <w:shd w:val="clear" w:fill="F5F5F5"/>
+      </w:pPr>
+      <w:r>
+        <w:rPr>
+          <w:b/>
+          <w:color w:val="646464"/>
+        </w:rPr>
+        <w:t>// json</w:t>
+      </w:r>
+      <w:r>
+        <w:rPr>
+          <w:b/>
+          <w:color w:val="646464"/>
+        </w:rPr>
+        <w:br w:type="textWrapping"/>
+      </w:r>
+      <w:r>
+        <w:rPr>
+          <w:rStyle w:val="168"/>
+        </w:rPr>
+        <w:t>{</w:t>
+      </w:r>
+      <w:r>
+        <w:rPr>
+          <w:rStyle w:val="168"/>
+        </w:rPr>
+        <w:br w:type="textWrapping"/>
+      </w:r>
+      <w:r>
+        <w:rPr>
+          <w:rStyle w:val="168"/>
+        </w:rPr>
+        <w:t xml:space="preserve">  "device_id": "eora-s3-400tb-001",</w:t>
+      </w:r>
+      <w:r>
+        <w:rPr>
+          <w:rStyle w:val="168"/>
+        </w:rPr>
+        <w:br w:type="textWrapping"/>
+      </w:r>
+      <w:r>
+        <w:rPr>
+          <w:rStyle w:val="168"/>
+        </w:rPr>
+        <w:t xml:space="preserve">  "dev_eui": "0000000000000925",</w:t>
+      </w:r>
+      <w:r>
+        <w:rPr>
+          <w:rStyle w:val="168"/>
+        </w:rPr>
+        <w:br w:type="textWrapping"/>
+      </w:r>
+      <w:r>
+        <w:rPr>
+          <w:rStyle w:val="168"/>
+        </w:rPr>
+        <w:t xml:space="preserve">  "boot_id": 1704463124,</w:t>
+      </w:r>
+      <w:r>
+        <w:rPr>
+          <w:rStyle w:val="168"/>
+        </w:rPr>
+        <w:br w:type="textWrapping"/>
+      </w:r>
+      <w:r>
+        <w:rPr>
+          <w:rStyle w:val="168"/>
+        </w:rPr>
+        <w:t xml:space="preserve">  "seq": 31,</w:t>
+      </w:r>
+      <w:r>
+        <w:rPr>
+          <w:rStyle w:val="168"/>
+        </w:rPr>
+        <w:br w:type="textWrapping"/>
+      </w:r>
+      <w:r>
+        <w:rPr>
+          <w:rStyle w:val="168"/>
+        </w:rPr>
+        <w:t xml:space="preserve">  "send_time_ms": 2676691,</w:t>
+      </w:r>
+      <w:r>
+        <w:rPr>
+          <w:rStyle w:val="168"/>
+        </w:rPr>
+        <w:br w:type="textWrapping"/>
+      </w:r>
+      <w:r>
+        <w:rPr>
+          <w:rStyle w:val="168"/>
+        </w:rPr>
+        <w:t xml:space="preserve">  "wifi_retry_count": 0,</w:t>
+      </w:r>
+      <w:r>
+        <w:rPr>
+          <w:rStyle w:val="168"/>
+        </w:rPr>
+        <w:br w:type="textWrapping"/>
+      </w:r>
+      <w:r>
+        <w:rPr>
+          <w:rStyle w:val="168"/>
+        </w:rPr>
+        <w:t xml:space="preserve">  "temperature": 26.1,</w:t>
+      </w:r>
+      <w:r>
+        <w:rPr>
+          <w:rStyle w:val="168"/>
+        </w:rPr>
+        <w:br w:type="textWrapping"/>
+      </w:r>
+      <w:r>
+        <w:rPr>
+          <w:rStyle w:val="168"/>
+        </w:rPr>
+        <w:t xml:space="preserve">  "humidity": 55.1,</w:t>
+      </w:r>
+      <w:r>
+        <w:rPr>
+          <w:rStyle w:val="168"/>
+        </w:rPr>
+        <w:br w:type="textWrapping"/>
+      </w:r>
+      <w:r>
+        <w:rPr>
+          <w:rStyle w:val="168"/>
+        </w:rPr>
+        <w:t xml:space="preserve">  "link": "wifi"</w:t>
+      </w:r>
+      <w:r>
+        <w:rPr>
+          <w:rStyle w:val="168"/>
+        </w:rPr>
+        <w:br w:type="textWrapping"/>
+      </w:r>
+      <w:r>
+        <w:rPr>
+          <w:rStyle w:val="168"/>
+        </w:rPr>
+        <w:t>}</w:t>
+      </w:r>
+    </w:p>
+    <w:p>
+      <w:pPr>
+        <w:pStyle w:val="5"/>
+        <w:pageBreakBefore w:val="0"/>
+        <w:widowControl/>
+        <w:kinsoku/>
+        <w:wordWrap/>
+        <w:overflowPunct/>
+        <w:topLinePunct w:val="0"/>
+        <w:autoSpaceDE/>
+        <w:autoSpaceDN/>
+        <w:bidi w:val="0"/>
+        <w:adjustRightInd/>
+        <w:snapToGrid/>
+        <w:spacing w:after="120"/>
+        <w:textAlignment w:val="auto"/>
+        <w:rPr>
+          <w:rFonts w:hint="eastAsia" w:ascii="宋体" w:hAnsi="宋体" w:eastAsia="宋体" w:cs="宋体"/>
+          <w:color w:val="auto"/>
+          <w:sz w:val="21"/>
+          <w:szCs w:val="21"/>
+          <w:lang w:val="en-US" w:eastAsia="zh-CN"/>
+        </w:rPr>
+      </w:pPr>
+    </w:p>
+    <w:p>
+      <w:pPr>
+        <w:pStyle w:val="5"/>
+        <w:pageBreakBefore w:val="0"/>
+        <w:widowControl/>
+        <w:kinsoku/>
+        <w:wordWrap/>
+        <w:overflowPunct/>
+        <w:topLinePunct w:val="0"/>
+        <w:autoSpaceDE/>
+        <w:autoSpaceDN/>
+        <w:bidi w:val="0"/>
+        <w:adjustRightInd/>
+        <w:snapToGrid/>
+        <w:spacing w:after="120"/>
+        <w:textAlignment w:val="auto"/>
+        <w:rPr>
+          <w:rFonts w:hint="eastAsia" w:ascii="宋体" w:hAnsi="宋体" w:eastAsia="宋体" w:cs="宋体"/>
+          <w:color w:val="auto"/>
+          <w:sz w:val="21"/>
+          <w:szCs w:val="21"/>
+          <w:lang w:val="en-US" w:eastAsia="zh-CN"/>
+        </w:rPr>
+      </w:pPr>
+      <w:r>
+        <w:rPr>
+          <w:rFonts w:hint="eastAsia" w:ascii="宋体" w:hAnsi="宋体" w:eastAsia="宋体" w:cs="宋体"/>
+          <w:color w:val="auto"/>
+          <w:sz w:val="21"/>
+          <w:szCs w:val="21"/>
+          <w:lang w:val="en-US" w:eastAsia="zh-CN"/>
+        </w:rPr>
+        <w:t>3.4 WiFi 关键字段说明</w:t>
+      </w:r>
+    </w:p>
+    <w:tbl>
+      <w:tblPr>
+        <w:tblStyle w:val="35"/>
+        <w:tblW w:w="0" w:type="auto"/>
+        <w:jc w:val="center"/>
+        <w:tblBorders>
+          <w:top w:val="single" w:color="auto" w:sz="4" w:space="0"/>
+          <w:left w:val="single" w:color="auto" w:sz="4" w:space="0"/>
+          <w:bottom w:val="single" w:color="auto" w:sz="4" w:space="0"/>
+          <w:right w:val="single" w:color="auto" w:sz="4" w:space="0"/>
+          <w:insideH w:val="single" w:color="auto" w:sz="4" w:space="0"/>
+          <w:insideV w:val="single" w:color="auto" w:sz="4" w:space="0"/>
+        </w:tblBorders>
+        <w:tblLayout w:type="autofit"/>
+        <w:tblCellMar>
+          <w:top w:w="0" w:type="dxa"/>
+          <w:left w:w="108" w:type="dxa"/>
+          <w:bottom w:w="0" w:type="dxa"/>
+          <w:right w:w="108" w:type="dxa"/>
+        </w:tblCellMar>
+      </w:tblPr>
+      <w:tblGrid>
+        <w:gridCol w:w="2771"/>
+        <w:gridCol w:w="2771"/>
+        <w:gridCol w:w="2771"/>
+      </w:tblGrid>
+      <w:tr>
+        <w:tblPrEx>
+          <w:tblBorders>
+            <w:top w:val="single" w:color="auto" w:sz="4" w:space="0"/>
+            <w:left w:val="single" w:color="auto" w:sz="4" w:space="0"/>
+            <w:bottom w:val="single" w:color="auto" w:sz="4" w:space="0"/>
+            <w:right w:val="single" w:color="auto" w:sz="4" w:space="0"/>
+            <w:insideH w:val="single" w:color="auto" w:sz="4" w:space="0"/>
+            <w:insideV w:val="single" w:color="auto" w:sz="4" w:space="0"/>
+          </w:tblBorders>
+          <w:tblCellMar>
+            <w:top w:w="0" w:type="dxa"/>
+            <w:left w:w="108" w:type="dxa"/>
+            <w:bottom w:w="0" w:type="dxa"/>
+            <w:right w:w="108" w:type="dxa"/>
+          </w:tblCellMar>
+        </w:tblPrEx>
+        <w:trPr>
+          <w:jc w:val="center"/>
+        </w:trPr>
+        <w:tc>
+          <w:tcPr>
+            <w:tcW w:w="2771" w:type="dxa"/>
+            <w:shd w:val="clear" w:color="auto" w:fill="F2F2F2"/>
+          </w:tcPr>
+          <w:p>
+            <w:pPr>
+              <w:jc w:val="left"/>
+            </w:pPr>
+            <w:r>
+              <w:rPr>
+                <w:b/>
+              </w:rPr>
+              <w:t>字段</w:t>
+            </w:r>
+          </w:p>
+        </w:tc>
+        <w:tc>
+          <w:tcPr>
+            <w:tcW w:w="2771" w:type="dxa"/>
+            <w:shd w:val="clear" w:color="auto" w:fill="F2F2F2"/>
+          </w:tcPr>
+          <w:p>
+            <w:pPr>
+              <w:jc w:val="left"/>
+            </w:pPr>
+            <w:r>
+              <w:rPr>
+                <w:b/>
+              </w:rPr>
+              <w:t>类型</w:t>
+            </w:r>
+          </w:p>
+        </w:tc>
+        <w:tc>
+          <w:tcPr>
+            <w:tcW w:w="2771" w:type="dxa"/>
+            <w:shd w:val="clear" w:color="auto" w:fill="F2F2F2"/>
+          </w:tcPr>
+          <w:p>
+            <w:pPr>
+              <w:jc w:val="left"/>
+            </w:pPr>
+            <w:r>
+              <w:rPr>
+                <w:b/>
+              </w:rPr>
+              <w:t>说明</w:t>
+            </w:r>
+          </w:p>
+        </w:tc>
+      </w:tr>
+      <w:tr>
+        <w:tblPrEx>
+          <w:tblBorders>
+            <w:top w:val="single" w:color="auto" w:sz="4" w:space="0"/>
+            <w:left w:val="single" w:color="auto" w:sz="4" w:space="0"/>
+            <w:bottom w:val="single" w:color="auto" w:sz="4" w:space="0"/>
+            <w:right w:val="single" w:color="auto" w:sz="4" w:space="0"/>
+            <w:insideH w:val="single" w:color="auto" w:sz="4" w:space="0"/>
+            <w:insideV w:val="single" w:color="auto" w:sz="4" w:space="0"/>
+          </w:tblBorders>
+          <w:tblCellMar>
+            <w:top w:w="0" w:type="dxa"/>
+            <w:left w:w="108" w:type="dxa"/>
+            <w:bottom w:w="0" w:type="dxa"/>
+            <w:right w:w="108" w:type="dxa"/>
+          </w:tblCellMar>
+        </w:tblPrEx>
+        <w:trPr>
+          <w:jc w:val="center"/>
+        </w:trPr>
+        <w:tc>
+          <w:tcPr>
+            <w:tcW w:w="2771" w:type="dxa"/>
+          </w:tcPr>
+          <w:p>
+            <w:pPr>
+              <w:jc w:val="left"/>
+            </w:pPr>
+            <w:r>
+              <w:rPr>
+                <w:rStyle w:val="168"/>
+              </w:rPr>
+              <w:t>device_id</w:t>
+            </w:r>
+          </w:p>
+        </w:tc>
+        <w:tc>
+          <w:tcPr>
+            <w:tcW w:w="2771" w:type="dxa"/>
+          </w:tcPr>
+          <w:p>
+            <w:pPr>
+              <w:jc w:val="left"/>
+            </w:pPr>
+            <w:r>
+              <w:t>string</w:t>
+            </w:r>
+          </w:p>
+        </w:tc>
+        <w:tc>
+          <w:tcPr>
+            <w:tcW w:w="2771" w:type="dxa"/>
+          </w:tcPr>
+          <w:p>
+            <w:pPr>
+              <w:jc w:val="left"/>
+            </w:pPr>
+            <w:r>
+              <w:t>设备 ID</w:t>
+            </w:r>
+          </w:p>
+        </w:tc>
+      </w:tr>
+      <w:tr>
+        <w:tblPrEx>
+          <w:tblBorders>
+            <w:top w:val="single" w:color="auto" w:sz="4" w:space="0"/>
+            <w:left w:val="single" w:color="auto" w:sz="4" w:space="0"/>
+            <w:bottom w:val="single" w:color="auto" w:sz="4" w:space="0"/>
+            <w:right w:val="single" w:color="auto" w:sz="4" w:space="0"/>
+            <w:insideH w:val="single" w:color="auto" w:sz="4" w:space="0"/>
+            <w:insideV w:val="single" w:color="auto" w:sz="4" w:space="0"/>
+          </w:tblBorders>
+          <w:tblCellMar>
+            <w:top w:w="0" w:type="dxa"/>
+            <w:left w:w="108" w:type="dxa"/>
+            <w:bottom w:w="0" w:type="dxa"/>
+            <w:right w:w="108" w:type="dxa"/>
+          </w:tblCellMar>
+        </w:tblPrEx>
+        <w:trPr>
+          <w:jc w:val="center"/>
+        </w:trPr>
+        <w:tc>
+          <w:tcPr>
+            <w:tcW w:w="2771" w:type="dxa"/>
+          </w:tcPr>
+          <w:p>
+            <w:pPr>
+              <w:jc w:val="left"/>
+            </w:pPr>
+            <w:r>
+              <w:rPr>
+                <w:rStyle w:val="168"/>
+              </w:rPr>
+              <w:t>dev_eui</w:t>
+            </w:r>
+          </w:p>
+        </w:tc>
+        <w:tc>
+          <w:tcPr>
+            <w:tcW w:w="2771" w:type="dxa"/>
+          </w:tcPr>
+          <w:p>
+            <w:pPr>
+              <w:jc w:val="left"/>
+            </w:pPr>
+            <w:r>
+              <w:t>string</w:t>
+            </w:r>
+          </w:p>
+        </w:tc>
+        <w:tc>
+          <w:tcPr>
+            <w:tcW w:w="2771" w:type="dxa"/>
+          </w:tcPr>
+          <w:p>
+            <w:pPr>
+              <w:jc w:val="left"/>
+            </w:pPr>
+            <w:r>
+              <w:t>设备唯一标识</w:t>
+            </w:r>
+          </w:p>
+        </w:tc>
+      </w:tr>
+      <w:tr>
+        <w:tblPrEx>
+          <w:tblBorders>
+            <w:top w:val="single" w:color="auto" w:sz="4" w:space="0"/>
+            <w:left w:val="single" w:color="auto" w:sz="4" w:space="0"/>
+            <w:bottom w:val="single" w:color="auto" w:sz="4" w:space="0"/>
+            <w:right w:val="single" w:color="auto" w:sz="4" w:space="0"/>
+            <w:insideH w:val="single" w:color="auto" w:sz="4" w:space="0"/>
+            <w:insideV w:val="single" w:color="auto" w:sz="4" w:space="0"/>
+          </w:tblBorders>
+          <w:tblCellMar>
+            <w:top w:w="0" w:type="dxa"/>
+            <w:left w:w="108" w:type="dxa"/>
+            <w:bottom w:w="0" w:type="dxa"/>
+            <w:right w:w="108" w:type="dxa"/>
+          </w:tblCellMar>
+        </w:tblPrEx>
+        <w:trPr>
+          <w:jc w:val="center"/>
+        </w:trPr>
+        <w:tc>
+          <w:tcPr>
+            <w:tcW w:w="2771" w:type="dxa"/>
+          </w:tcPr>
+          <w:p>
+            <w:pPr>
+              <w:jc w:val="left"/>
+            </w:pPr>
+            <w:r>
+              <w:rPr>
+                <w:rStyle w:val="168"/>
+              </w:rPr>
+              <w:t>boot_id</w:t>
+            </w:r>
+          </w:p>
+        </w:tc>
+        <w:tc>
+          <w:tcPr>
+            <w:tcW w:w="2771" w:type="dxa"/>
+          </w:tcPr>
+          <w:p>
+            <w:pPr>
+              <w:jc w:val="left"/>
+            </w:pPr>
+            <w:r>
+              <w:t>uint32</w:t>
+            </w:r>
+          </w:p>
+        </w:tc>
+        <w:tc>
+          <w:tcPr>
+            <w:tcW w:w="2771" w:type="dxa"/>
+          </w:tcPr>
+          <w:p>
+            <w:pPr>
+              <w:jc w:val="left"/>
+            </w:pPr>
+            <w:r>
+              <w:t>设备启动编号</w:t>
+            </w:r>
+          </w:p>
+        </w:tc>
+      </w:tr>
+      <w:tr>
+        <w:tblPrEx>
+          <w:tblBorders>
+            <w:top w:val="single" w:color="auto" w:sz="4" w:space="0"/>
+            <w:left w:val="single" w:color="auto" w:sz="4" w:space="0"/>
+            <w:bottom w:val="single" w:color="auto" w:sz="4" w:space="0"/>
+            <w:right w:val="single" w:color="auto" w:sz="4" w:space="0"/>
+            <w:insideH w:val="single" w:color="auto" w:sz="4" w:space="0"/>
+            <w:insideV w:val="single" w:color="auto" w:sz="4" w:space="0"/>
+          </w:tblBorders>
+          <w:tblCellMar>
+            <w:top w:w="0" w:type="dxa"/>
+            <w:left w:w="108" w:type="dxa"/>
+            <w:bottom w:w="0" w:type="dxa"/>
+            <w:right w:w="108" w:type="dxa"/>
+          </w:tblCellMar>
+        </w:tblPrEx>
+        <w:trPr>
+          <w:jc w:val="center"/>
+        </w:trPr>
+        <w:tc>
+          <w:tcPr>
+            <w:tcW w:w="2771" w:type="dxa"/>
+          </w:tcPr>
+          <w:p>
+            <w:pPr>
+              <w:jc w:val="left"/>
+            </w:pPr>
+            <w:r>
+              <w:rPr>
+                <w:rStyle w:val="168"/>
+              </w:rPr>
+              <w:t>seq</w:t>
+            </w:r>
+          </w:p>
+        </w:tc>
+        <w:tc>
+          <w:tcPr>
+            <w:tcW w:w="2771" w:type="dxa"/>
+          </w:tcPr>
+          <w:p>
+            <w:pPr>
+              <w:jc w:val="left"/>
+            </w:pPr>
+            <w:r>
+              <w:t>uint32</w:t>
+            </w:r>
+          </w:p>
+        </w:tc>
+        <w:tc>
+          <w:tcPr>
+            <w:tcW w:w="2771" w:type="dxa"/>
+          </w:tcPr>
+          <w:p>
+            <w:pPr>
+              <w:jc w:val="left"/>
+            </w:pPr>
+            <w:r>
+              <w:t>WiFi 数据包序号</w:t>
+            </w:r>
+          </w:p>
+        </w:tc>
+      </w:tr>
+      <w:tr>
+        <w:tblPrEx>
+          <w:tblBorders>
+            <w:top w:val="single" w:color="auto" w:sz="4" w:space="0"/>
+            <w:left w:val="single" w:color="auto" w:sz="4" w:space="0"/>
+            <w:bottom w:val="single" w:color="auto" w:sz="4" w:space="0"/>
+            <w:right w:val="single" w:color="auto" w:sz="4" w:space="0"/>
+            <w:insideH w:val="single" w:color="auto" w:sz="4" w:space="0"/>
+            <w:insideV w:val="single" w:color="auto" w:sz="4" w:space="0"/>
+          </w:tblBorders>
+          <w:tblCellMar>
+            <w:top w:w="0" w:type="dxa"/>
+            <w:left w:w="108" w:type="dxa"/>
+            <w:bottom w:w="0" w:type="dxa"/>
+            <w:right w:w="108" w:type="dxa"/>
+          </w:tblCellMar>
+        </w:tblPrEx>
+        <w:trPr>
+          <w:jc w:val="center"/>
+        </w:trPr>
+        <w:tc>
+          <w:tcPr>
+            <w:tcW w:w="2771" w:type="dxa"/>
+          </w:tcPr>
+          <w:p>
+            <w:pPr>
+              <w:jc w:val="left"/>
+            </w:pPr>
+            <w:r>
+              <w:rPr>
+                <w:rStyle w:val="168"/>
+              </w:rPr>
+              <w:t>send_time_ms</w:t>
+            </w:r>
+          </w:p>
+        </w:tc>
+        <w:tc>
+          <w:tcPr>
+            <w:tcW w:w="2771" w:type="dxa"/>
+          </w:tcPr>
+          <w:p>
+            <w:pPr>
+              <w:jc w:val="left"/>
+            </w:pPr>
+            <w:r>
+              <w:t>uint32</w:t>
+            </w:r>
+          </w:p>
+        </w:tc>
+        <w:tc>
+          <w:tcPr>
+            <w:tcW w:w="2771" w:type="dxa"/>
+          </w:tcPr>
+          <w:p>
+            <w:pPr>
+              <w:jc w:val="left"/>
+            </w:pPr>
+            <w:r>
+              <w:t>设备运行时间 (ms)</w:t>
+            </w:r>
+          </w:p>
+        </w:tc>
+      </w:tr>
+      <w:tr>
+        <w:tblPrEx>
+          <w:tblBorders>
+            <w:top w:val="single" w:color="auto" w:sz="4" w:space="0"/>
+            <w:left w:val="single" w:color="auto" w:sz="4" w:space="0"/>
+            <w:bottom w:val="single" w:color="auto" w:sz="4" w:space="0"/>
+            <w:right w:val="single" w:color="auto" w:sz="4" w:space="0"/>
+            <w:insideH w:val="single" w:color="auto" w:sz="4" w:space="0"/>
+            <w:insideV w:val="single" w:color="auto" w:sz="4" w:space="0"/>
+          </w:tblBorders>
+          <w:tblCellMar>
+            <w:top w:w="0" w:type="dxa"/>
+            <w:left w:w="108" w:type="dxa"/>
+            <w:bottom w:w="0" w:type="dxa"/>
+            <w:right w:w="108" w:type="dxa"/>
+          </w:tblCellMar>
+        </w:tblPrEx>
+        <w:trPr>
+          <w:jc w:val="center"/>
+        </w:trPr>
+        <w:tc>
+          <w:tcPr>
+            <w:tcW w:w="2771" w:type="dxa"/>
+          </w:tcPr>
+          <w:p>
+            <w:pPr>
+              <w:jc w:val="left"/>
+            </w:pPr>
+            <w:r>
+              <w:rPr>
+                <w:rStyle w:val="168"/>
+              </w:rPr>
+              <w:t>wifi_retry_count</w:t>
+            </w:r>
+          </w:p>
+        </w:tc>
+        <w:tc>
+          <w:tcPr>
+            <w:tcW w:w="2771" w:type="dxa"/>
+          </w:tcPr>
+          <w:p>
+            <w:pPr>
+              <w:jc w:val="left"/>
+            </w:pPr>
+            <w:r>
+              <w:t>uint8</w:t>
+            </w:r>
+          </w:p>
+        </w:tc>
+        <w:tc>
+          <w:tcPr>
+            <w:tcW w:w="2771" w:type="dxa"/>
+          </w:tcPr>
+          <w:p>
+            <w:pPr>
+              <w:jc w:val="left"/>
+            </w:pPr>
+            <w:r>
+              <w:t>WiFi 应用层重传次数</w:t>
+            </w:r>
+          </w:p>
+        </w:tc>
+      </w:tr>
+      <w:tr>
+        <w:tblPrEx>
+          <w:tblBorders>
+            <w:top w:val="single" w:color="auto" w:sz="4" w:space="0"/>
+            <w:left w:val="single" w:color="auto" w:sz="4" w:space="0"/>
+            <w:bottom w:val="single" w:color="auto" w:sz="4" w:space="0"/>
+            <w:right w:val="single" w:color="auto" w:sz="4" w:space="0"/>
+            <w:insideH w:val="single" w:color="auto" w:sz="4" w:space="0"/>
+            <w:insideV w:val="single" w:color="auto" w:sz="4" w:space="0"/>
+          </w:tblBorders>
+          <w:tblCellMar>
+            <w:top w:w="0" w:type="dxa"/>
+            <w:left w:w="108" w:type="dxa"/>
+            <w:bottom w:w="0" w:type="dxa"/>
+            <w:right w:w="108" w:type="dxa"/>
+          </w:tblCellMar>
+        </w:tblPrEx>
+        <w:trPr>
+          <w:jc w:val="center"/>
+        </w:trPr>
+        <w:tc>
+          <w:tcPr>
+            <w:tcW w:w="2771" w:type="dxa"/>
+          </w:tcPr>
+          <w:p>
+            <w:pPr>
+              <w:jc w:val="left"/>
+            </w:pPr>
+            <w:r>
+              <w:rPr>
+                <w:rStyle w:val="168"/>
+              </w:rPr>
+              <w:t>temperature</w:t>
+            </w:r>
+          </w:p>
+        </w:tc>
+        <w:tc>
+          <w:tcPr>
+            <w:tcW w:w="2771" w:type="dxa"/>
+          </w:tcPr>
+          <w:p>
+            <w:pPr>
+              <w:jc w:val="left"/>
+            </w:pPr>
+            <w:r>
+              <w:t>float</w:t>
+            </w:r>
+          </w:p>
+        </w:tc>
+        <w:tc>
+          <w:tcPr>
+            <w:tcW w:w="2771" w:type="dxa"/>
+          </w:tcPr>
+          <w:p>
+            <w:pPr>
+              <w:jc w:val="left"/>
+            </w:pPr>
+            <w:r>
+              <w:t>温度 (℃)</w:t>
+            </w:r>
+          </w:p>
+        </w:tc>
+      </w:tr>
+      <w:tr>
+        <w:tblPrEx>
+          <w:tblBorders>
+            <w:top w:val="single" w:color="auto" w:sz="4" w:space="0"/>
+            <w:left w:val="single" w:color="auto" w:sz="4" w:space="0"/>
+            <w:bottom w:val="single" w:color="auto" w:sz="4" w:space="0"/>
+            <w:right w:val="single" w:color="auto" w:sz="4" w:space="0"/>
+            <w:insideH w:val="single" w:color="auto" w:sz="4" w:space="0"/>
+            <w:insideV w:val="single" w:color="auto" w:sz="4" w:space="0"/>
+          </w:tblBorders>
+          <w:tblCellMar>
+            <w:top w:w="0" w:type="dxa"/>
+            <w:left w:w="108" w:type="dxa"/>
+            <w:bottom w:w="0" w:type="dxa"/>
+            <w:right w:w="108" w:type="dxa"/>
+          </w:tblCellMar>
+        </w:tblPrEx>
+        <w:trPr>
+          <w:jc w:val="center"/>
+        </w:trPr>
+        <w:tc>
+          <w:tcPr>
+            <w:tcW w:w="2771" w:type="dxa"/>
+          </w:tcPr>
+          <w:p>
+            <w:pPr>
+              <w:jc w:val="left"/>
+            </w:pPr>
+            <w:r>
+              <w:rPr>
+                <w:rStyle w:val="168"/>
+              </w:rPr>
+              <w:t>humidity</w:t>
+            </w:r>
+          </w:p>
+        </w:tc>
+        <w:tc>
+          <w:tcPr>
+            <w:tcW w:w="2771" w:type="dxa"/>
+          </w:tcPr>
+          <w:p>
+            <w:pPr>
+              <w:jc w:val="left"/>
+            </w:pPr>
+            <w:r>
+              <w:t>float</w:t>
+            </w:r>
+          </w:p>
+        </w:tc>
+        <w:tc>
+          <w:tcPr>
+            <w:tcW w:w="2771" w:type="dxa"/>
+          </w:tcPr>
+          <w:p>
+            <w:pPr>
+              <w:jc w:val="left"/>
+            </w:pPr>
+            <w:r>
+              <w:t>湿度 (%)</w:t>
+            </w:r>
+          </w:p>
+        </w:tc>
+      </w:tr>
+      <w:tr>
+        <w:tblPrEx>
+          <w:tblBorders>
+            <w:top w:val="single" w:color="auto" w:sz="4" w:space="0"/>
+            <w:left w:val="single" w:color="auto" w:sz="4" w:space="0"/>
+            <w:bottom w:val="single" w:color="auto" w:sz="4" w:space="0"/>
+            <w:right w:val="single" w:color="auto" w:sz="4" w:space="0"/>
+            <w:insideH w:val="single" w:color="auto" w:sz="4" w:space="0"/>
+            <w:insideV w:val="single" w:color="auto" w:sz="4" w:space="0"/>
+          </w:tblBorders>
+          <w:tblCellMar>
+            <w:top w:w="0" w:type="dxa"/>
+            <w:left w:w="108" w:type="dxa"/>
+            <w:bottom w:w="0" w:type="dxa"/>
+            <w:right w:w="108" w:type="dxa"/>
+          </w:tblCellMar>
+        </w:tblPrEx>
+        <w:trPr>
+          <w:jc w:val="center"/>
+        </w:trPr>
+        <w:tc>
+          <w:tcPr>
+            <w:tcW w:w="2771" w:type="dxa"/>
+          </w:tcPr>
+          <w:p>
+            <w:pPr>
+              <w:jc w:val="left"/>
+            </w:pPr>
+            <w:r>
+              <w:rPr>
+                <w:rStyle w:val="168"/>
+              </w:rPr>
+              <w:t>link</w:t>
+            </w:r>
+          </w:p>
+        </w:tc>
+        <w:tc>
+          <w:tcPr>
+            <w:tcW w:w="2771" w:type="dxa"/>
+          </w:tcPr>
+          <w:p>
+            <w:pPr>
+              <w:jc w:val="left"/>
+            </w:pPr>
+            <w:r>
+              <w:t>string</w:t>
+            </w:r>
+          </w:p>
+        </w:tc>
+        <w:tc>
+          <w:tcPr>
+            <w:tcW w:w="2771" w:type="dxa"/>
+          </w:tcPr>
+          <w:p>
+            <w:pPr>
+              <w:jc w:val="left"/>
+            </w:pPr>
+            <w:r>
+              <w:t>数据链路类型</w:t>
+            </w:r>
+          </w:p>
+        </w:tc>
+      </w:tr>
+    </w:tbl>
+    <w:p>
+      <w:pPr>
+        <w:keepNext w:val="0"/>
+        <w:keepLines w:val="0"/>
+        <w:pageBreakBefore w:val="0"/>
+        <w:widowControl/>
+        <w:kinsoku/>
+        <w:wordWrap/>
+        <w:overflowPunct/>
+        <w:topLinePunct w:val="0"/>
+        <w:autoSpaceDE/>
+        <w:autoSpaceDN/>
+        <w:bidi w:val="0"/>
+        <w:adjustRightInd/>
+        <w:snapToGrid/>
+        <w:spacing w:after="120"/>
+        <w:ind w:firstLine="420" w:firstLineChars="200"/>
+        <w:textAlignment w:val="auto"/>
+        <w:rPr>
+          <w:rFonts w:hint="eastAsia" w:ascii="宋体" w:hAnsi="宋体" w:eastAsia="宋体" w:cs="宋体"/>
+          <w:b w:val="0"/>
+          <w:bCs/>
+          <w:color w:val="auto"/>
+          <w:sz w:val="21"/>
+          <w:szCs w:val="21"/>
+          <w:lang w:val="en-US" w:eastAsia="zh-CN"/>
+        </w:rPr>
+      </w:pPr>
+      <w:r>
+        <w:rPr>
+          <w:rFonts w:hint="eastAsia" w:ascii="宋体" w:hAnsi="宋体" w:eastAsia="宋体" w:cs="宋体"/>
+          <w:b w:val="0"/>
+          <w:bCs/>
+          <w:color w:val="auto"/>
+          <w:sz w:val="21"/>
+          <w:szCs w:val="21"/>
+          <w:lang w:val="en-US" w:eastAsia="zh-CN"/>
+        </w:rPr>
+        <w:t>其中 link = "wifi" 表示该数据通过 WiFi MQTT 上传。</w:t>
+      </w:r>
+    </w:p>
+    <w:p>
+      <w:pPr>
+        <w:keepNext w:val="0"/>
+        <w:keepLines w:val="0"/>
+        <w:pageBreakBefore w:val="0"/>
+        <w:widowControl/>
+        <w:kinsoku/>
+        <w:wordWrap/>
+        <w:overflowPunct/>
+        <w:topLinePunct w:val="0"/>
+        <w:autoSpaceDE/>
+        <w:autoSpaceDN/>
+        <w:bidi w:val="0"/>
+        <w:adjustRightInd/>
+        <w:snapToGrid/>
+        <w:spacing w:after="120"/>
+        <w:ind w:firstLine="420" w:firstLineChars="200"/>
+        <w:textAlignment w:val="auto"/>
+        <w:rPr>
+          <w:rFonts w:hint="eastAsia" w:ascii="宋体" w:hAnsi="宋体" w:eastAsia="宋体" w:cs="宋体"/>
+          <w:b w:val="0"/>
+          <w:bCs/>
+          <w:color w:val="auto"/>
+          <w:sz w:val="21"/>
+          <w:szCs w:val="21"/>
+          <w:lang w:val="en-US" w:eastAsia="zh-CN"/>
+        </w:rPr>
       </w:pPr>
     </w:p>
     <w:p>
@@ -2223,7 +5254,7 @@
     </w:p>
     <w:tbl>
       <w:tblPr>
-        <w:tblStyle w:val="33"/>
+        <w:tblStyle w:val="35"/>
         <w:tblW w:w="0" w:type="auto"/>
         <w:jc w:val="center"/>
         <w:tblBorders>
@@ -2436,12 +5467,7 @@
               <w:jc w:val="left"/>
             </w:pPr>
             <w:r>
-              <w:t>数</w:t>
-            </w:r>
-            <w:bookmarkStart w:id="0" w:name="_GoBack"/>
-            <w:bookmarkEnd w:id="0"/>
-            <w:r>
-              <w:t>据包序号</w:t>
+              <w:t>数据包序号</w:t>
             </w:r>
           </w:p>
         </w:tc>
@@ -3081,7 +6107,7 @@
     </w:p>
     <w:tbl>
       <w:tblPr>
-        <w:tblStyle w:val="33"/>
+        <w:tblStyle w:val="35"/>
         <w:tblW w:w="0" w:type="auto"/>
         <w:jc w:val="center"/>
         <w:tblBorders>
@@ -3460,6 +6486,10 @@
         <w:pStyle w:val="4"/>
         <w:pageBreakBefore w:val="0"/>
         <w:widowControl/>
+        <w:numPr>
+          <w:ilvl w:val="0"/>
+          <w:numId w:val="8"/>
+        </w:numPr>
         <w:kinsoku/>
         <w:wordWrap/>
         <w:overflowPunct/>
@@ -3487,7 +6517,7 @@
           <w:szCs w:val="21"/>
           <w:lang w:val="en-US" w:eastAsia="zh-CN"/>
         </w:rPr>
-        <w:t>5. 解析示例</w:t>
+        <w:t>解析示例</w:t>
       </w:r>
     </w:p>
     <w:p>
@@ -3537,7 +6567,7 @@
       </w:pPr>
       <w:r>
         <w:rPr>
-          <w:rStyle w:val="165"/>
+          <w:rStyle w:val="168"/>
         </w:rPr>
         <w:t>Base64: AEGcSB0jAD7kbQABCQIrAQ==</w:t>
       </w:r>
@@ -3589,7 +6619,7 @@
       </w:pPr>
       <w:r>
         <w:rPr>
-          <w:rStyle w:val="165"/>
+          <w:rStyle w:val="168"/>
         </w:rPr>
         <w:t>HEX: 00 41 9C 48 1D 23 00 3E E4 6D 00 01 09 02 2B 01</w:t>
       </w:r>
@@ -3631,7 +6661,7 @@
     </w:p>
     <w:tbl>
       <w:tblPr>
-        <w:tblStyle w:val="33"/>
+        <w:tblStyle w:val="35"/>
         <w:tblW w:w="0" w:type="auto"/>
         <w:jc w:val="center"/>
         <w:tblBorders>
@@ -3788,7 +6818,7 @@
             </w:pPr>
             <w:r>
               <w:rPr>
-                <w:rStyle w:val="165"/>
+                <w:rStyle w:val="168"/>
               </w:rPr>
               <w:t>00 41</w:t>
             </w:r>
@@ -3864,7 +6894,7 @@
             </w:pPr>
             <w:r>
               <w:rPr>
-                <w:rStyle w:val="165"/>
+                <w:rStyle w:val="168"/>
               </w:rPr>
               <w:t>9C 48 1D 23</w:t>
             </w:r>
@@ -3907,6 +6937,12 @@
             <w:insideH w:val="single" w:color="auto" w:sz="4" w:space="0"/>
             <w:insideV w:val="single" w:color="auto" w:sz="4" w:space="0"/>
           </w:tblBorders>
+          <w:tblCellMar>
+            <w:top w:w="0" w:type="dxa"/>
+            <w:left w:w="108" w:type="dxa"/>
+            <w:bottom w:w="0" w:type="dxa"/>
+            <w:right w:w="108" w:type="dxa"/>
+          </w:tblCellMar>
         </w:tblPrEx>
         <w:trPr>
           <w:jc w:val="center"/>
@@ -3934,7 +6970,7 @@
             </w:pPr>
             <w:r>
               <w:rPr>
-                <w:rStyle w:val="165"/>
+                <w:rStyle w:val="168"/>
               </w:rPr>
               <w:t>00 3E E4 6D</w:t>
             </w:r>
@@ -4010,7 +7046,7 @@
             </w:pPr>
             <w:r>
               <w:rPr>
-                <w:rStyle w:val="165"/>
+                <w:rStyle w:val="168"/>
               </w:rPr>
               <w:t>00</w:t>
             </w:r>
@@ -4053,12 +7089,6 @@
             <w:insideH w:val="single" w:color="auto" w:sz="4" w:space="0"/>
             <w:insideV w:val="single" w:color="auto" w:sz="4" w:space="0"/>
           </w:tblBorders>
-          <w:tblCellMar>
-            <w:top w:w="0" w:type="dxa"/>
-            <w:left w:w="108" w:type="dxa"/>
-            <w:bottom w:w="0" w:type="dxa"/>
-            <w:right w:w="108" w:type="dxa"/>
-          </w:tblCellMar>
         </w:tblPrEx>
         <w:trPr>
           <w:jc w:val="center"/>
@@ -4086,7 +7116,7 @@
             </w:pPr>
             <w:r>
               <w:rPr>
-                <w:rStyle w:val="165"/>
+                <w:rStyle w:val="168"/>
               </w:rPr>
               <w:t>01 09</w:t>
             </w:r>
@@ -4165,7 +7195,7 @@
             </w:pPr>
             <w:r>
               <w:rPr>
-                <w:rStyle w:val="165"/>
+                <w:rStyle w:val="168"/>
               </w:rPr>
               <w:t>02 2B</w:t>
             </w:r>
@@ -4244,7 +7274,7 @@
             </w:pPr>
             <w:r>
               <w:rPr>
-                <w:rStyle w:val="165"/>
+                <w:rStyle w:val="168"/>
               </w:rPr>
               <w:t>01</w:t>
             </w:r>
@@ -4310,7 +7340,7 @@
         <w:widowControl/>
         <w:numPr>
           <w:ilvl w:val="0"/>
-          <w:numId w:val="8"/>
+          <w:numId w:val="9"/>
         </w:numPr>
         <w:kinsoku/>
         <w:wordWrap/>
@@ -4440,7 +7470,7 @@
         <w:spacing w:after="120"/>
         <w:textAlignment w:val="auto"/>
         <w:rPr>
-          <w:rStyle w:val="165"/>
+          <w:rStyle w:val="168"/>
           <w:rFonts w:hint="eastAsia" w:ascii="宋体" w:hAnsi="宋体" w:eastAsia="宋体" w:cs="宋体"/>
           <w:color w:val="auto"/>
           <w:sz w:val="21"/>
@@ -4469,7 +7499,6 @@
           <w:color w:val="auto"/>
           <w:sz w:val="21"/>
           <w:szCs w:val="21"/>
-          <w:lang w:eastAsia="zh-CN"/>
         </w:rPr>
       </w:pPr>
       <w:r>
@@ -4490,6 +7519,83 @@
           <w:szCs w:val="21"/>
         </w:rPr>
         <w:t>功能</w:t>
+      </w:r>
+    </w:p>
+    <w:p>
+      <w:pPr>
+        <w:keepNext w:val="0"/>
+        <w:keepLines w:val="0"/>
+        <w:pageBreakBefore w:val="0"/>
+        <w:widowControl/>
+        <w:kinsoku/>
+        <w:wordWrap/>
+        <w:overflowPunct/>
+        <w:topLinePunct w:val="0"/>
+        <w:autoSpaceDE/>
+        <w:autoSpaceDN/>
+        <w:bidi w:val="0"/>
+        <w:adjustRightInd/>
+        <w:snapToGrid/>
+        <w:spacing w:after="120"/>
+        <w:ind w:firstLine="420" w:firstLineChars="200"/>
+        <w:textAlignment w:val="auto"/>
+        <w:rPr>
+          <w:rFonts w:hint="eastAsia" w:ascii="宋体" w:hAnsi="宋体" w:eastAsia="宋体" w:cs="宋体"/>
+          <w:b w:val="0"/>
+          <w:bCs/>
+          <w:color w:val="auto"/>
+          <w:sz w:val="21"/>
+          <w:szCs w:val="21"/>
+          <w:lang w:eastAsia="zh-CN"/>
+        </w:rPr>
+      </w:pPr>
+      <w:r>
+        <w:rPr>
+          <w:rFonts w:hint="eastAsia" w:ascii="宋体" w:hAnsi="宋体" w:eastAsia="宋体" w:cs="宋体"/>
+          <w:b w:val="0"/>
+          <w:bCs/>
+          <w:color w:val="auto"/>
+          <w:sz w:val="21"/>
+          <w:szCs w:val="21"/>
+          <w:lang w:eastAsia="zh-CN"/>
+        </w:rPr>
+        <w:t>程序支持两种数据入口：</w:t>
+      </w:r>
+    </w:p>
+    <w:p>
+      <w:pPr>
+        <w:pageBreakBefore w:val="0"/>
+        <w:widowControl/>
+        <w:kinsoku/>
+        <w:wordWrap/>
+        <w:overflowPunct/>
+        <w:topLinePunct w:val="0"/>
+        <w:autoSpaceDE/>
+        <w:autoSpaceDN/>
+        <w:bidi w:val="0"/>
+        <w:adjustRightInd/>
+        <w:snapToGrid/>
+        <w:spacing w:after="120"/>
+        <w:textAlignment w:val="auto"/>
+        <w:rPr>
+          <w:rFonts w:hint="eastAsia" w:cs="宋体"/>
+          <w:b/>
+          <w:color w:val="auto"/>
+          <w:sz w:val="21"/>
+          <w:szCs w:val="21"/>
+          <w:lang w:val="en-US" w:eastAsia="zh-CN"/>
+        </w:rPr>
+      </w:pPr>
+      <w:r>
+        <w:rPr>
+          <w:rFonts w:hint="eastAsia" w:cs="宋体"/>
+          <w:b/>
+          <w:color w:val="auto"/>
+          <w:sz w:val="21"/>
+          <w:szCs w:val="21"/>
+          <w:lang w:val="en-US" w:eastAsia="zh-CN"/>
+        </w:rPr>
+        <w:t>6.2.1 LoRaWAN：</w:t>
       </w:r>
     </w:p>
     <w:p>
@@ -4500,7 +7606,7 @@
         <w:widowControl/>
         <w:numPr>
           <w:ilvl w:val="0"/>
-          <w:numId w:val="9"/>
+          <w:numId w:val="10"/>
         </w:numPr>
         <w:kinsoku/>
         <w:wordWrap/>
@@ -4519,6 +7625,7 @@
           <w:color w:val="auto"/>
           <w:sz w:val="21"/>
           <w:szCs w:val="21"/>
+          <w:lang w:eastAsia="zh-CN"/>
         </w:rPr>
       </w:pPr>
       <w:r>
@@ -4527,8 +7634,9 @@
           <w:color w:val="auto"/>
           <w:sz w:val="21"/>
           <w:szCs w:val="21"/>
-        </w:rPr>
-        <w:t>MQTT 订阅</w:t>
+          <w:lang w:eastAsia="zh-CN"/>
+        </w:rPr>
+        <w:t>MQTT 订阅 application/+/device/+/event/up</w:t>
       </w:r>
     </w:p>
     <w:p>
@@ -4539,7 +7647,7 @@
         <w:widowControl/>
         <w:numPr>
           <w:ilvl w:val="0"/>
-          <w:numId w:val="9"/>
+          <w:numId w:val="10"/>
         </w:numPr>
         <w:kinsoku/>
         <w:wordWrap/>
@@ -4558,6 +7666,7 @@
           <w:color w:val="auto"/>
           <w:sz w:val="21"/>
           <w:szCs w:val="21"/>
+          <w:lang w:eastAsia="zh-CN"/>
         </w:rPr>
       </w:pPr>
       <w:r>
@@ -4566,8 +7675,9 @@
           <w:color w:val="auto"/>
           <w:sz w:val="21"/>
           <w:szCs w:val="21"/>
-        </w:rPr>
-        <w:t>Base64 解码</w:t>
+          <w:lang w:eastAsia="zh-CN"/>
+        </w:rPr>
+        <w:t>JSON 解析</w:t>
       </w:r>
     </w:p>
     <w:p>
@@ -4578,7 +7688,7 @@
         <w:widowControl/>
         <w:numPr>
           <w:ilvl w:val="0"/>
-          <w:numId w:val="9"/>
+          <w:numId w:val="10"/>
         </w:numPr>
         <w:kinsoku/>
         <w:wordWrap/>
@@ -4597,6 +7707,7 @@
           <w:color w:val="auto"/>
           <w:sz w:val="21"/>
           <w:szCs w:val="21"/>
+          <w:lang w:eastAsia="zh-CN"/>
         </w:rPr>
       </w:pPr>
       <w:r>
@@ -4605,8 +7716,9 @@
           <w:color w:val="auto"/>
           <w:sz w:val="21"/>
           <w:szCs w:val="21"/>
-        </w:rPr>
-        <w:t>Payload 解析</w:t>
+          <w:lang w:eastAsia="zh-CN"/>
+        </w:rPr>
+        <w:t>Base64 解码</w:t>
       </w:r>
     </w:p>
     <w:p>
@@ -4617,7 +7729,7 @@
         <w:widowControl/>
         <w:numPr>
           <w:ilvl w:val="0"/>
-          <w:numId w:val="9"/>
+          <w:numId w:val="10"/>
         </w:numPr>
         <w:kinsoku/>
         <w:wordWrap/>
@@ -4636,6 +7748,7 @@
           <w:color w:val="auto"/>
           <w:sz w:val="21"/>
           <w:szCs w:val="21"/>
+          <w:lang w:eastAsia="zh-CN"/>
         </w:rPr>
       </w:pPr>
       <w:r>
@@ -4644,8 +7757,9 @@
           <w:color w:val="auto"/>
           <w:sz w:val="21"/>
           <w:szCs w:val="21"/>
-        </w:rPr>
-        <w:t>温湿度输出</w:t>
+          <w:lang w:eastAsia="zh-CN"/>
+        </w:rPr>
+        <w:t>Payload 解析</w:t>
       </w:r>
     </w:p>
     <w:p>
@@ -4656,7 +7770,7 @@
         <w:widowControl/>
         <w:numPr>
           <w:ilvl w:val="0"/>
-          <w:numId w:val="0"/>
+          <w:numId w:val="10"/>
         </w:numPr>
         <w:kinsoku/>
         <w:wordWrap/>
@@ -4668,13 +7782,249 @@
         <w:adjustRightInd/>
         <w:snapToGrid/>
         <w:spacing w:after="120"/>
-        <w:ind w:leftChars="0"/>
+        <w:ind w:left="425" w:leftChars="0" w:hanging="425" w:firstLineChars="0"/>
         <w:textAlignment w:val="auto"/>
         <w:rPr>
           <w:rFonts w:hint="eastAsia" w:ascii="宋体" w:hAnsi="宋体" w:eastAsia="宋体" w:cs="宋体"/>
           <w:color w:val="auto"/>
           <w:sz w:val="21"/>
           <w:szCs w:val="21"/>
+          <w:lang w:eastAsia="zh-CN"/>
+        </w:rPr>
+      </w:pPr>
+      <w:r>
+        <w:rPr>
+          <w:rFonts w:hint="eastAsia" w:ascii="宋体" w:hAnsi="宋体" w:eastAsia="宋体" w:cs="宋体"/>
+          <w:color w:val="auto"/>
+          <w:sz w:val="21"/>
+          <w:szCs w:val="21"/>
+          <w:lang w:eastAsia="zh-CN"/>
+        </w:rPr>
+        <w:t>温湿度输出</w:t>
+      </w:r>
+    </w:p>
+    <w:p>
+      <w:pPr>
+        <w:pageBreakBefore w:val="0"/>
+        <w:widowControl/>
+        <w:kinsoku/>
+        <w:wordWrap/>
+        <w:overflowPunct/>
+        <w:topLinePunct w:val="0"/>
+        <w:autoSpaceDE/>
+        <w:autoSpaceDN/>
+        <w:bidi w:val="0"/>
+        <w:adjustRightInd/>
+        <w:snapToGrid/>
+        <w:spacing w:after="120"/>
+        <w:textAlignment w:val="auto"/>
+        <w:rPr>
+          <w:rFonts w:hint="eastAsia" w:cs="宋体"/>
+          <w:b/>
+          <w:color w:val="auto"/>
+          <w:sz w:val="21"/>
+          <w:szCs w:val="21"/>
+          <w:lang w:val="en-US" w:eastAsia="zh-CN"/>
+        </w:rPr>
+      </w:pPr>
+      <w:r>
+        <w:rPr>
+          <w:rFonts w:hint="eastAsia" w:cs="宋体"/>
+          <w:b/>
+          <w:color w:val="auto"/>
+          <w:sz w:val="21"/>
+          <w:szCs w:val="21"/>
+          <w:lang w:val="en-US" w:eastAsia="zh-CN"/>
+        </w:rPr>
+        <w:t>6.2.2 WiFi：</w:t>
+      </w:r>
+    </w:p>
+    <w:p>
+      <w:pPr>
+        <w:keepNext w:val="0"/>
+        <w:keepLines w:val="0"/>
+        <w:pageBreakBefore w:val="0"/>
+        <w:widowControl/>
+        <w:numPr>
+          <w:ilvl w:val="0"/>
+          <w:numId w:val="11"/>
+        </w:numPr>
+        <w:kinsoku/>
+        <w:wordWrap/>
+        <w:overflowPunct/>
+        <w:topLinePunct w:val="0"/>
+        <w:autoSpaceDE/>
+        <w:autoSpaceDN/>
+        <w:bidi w:val="0"/>
+        <w:adjustRightInd/>
+        <w:snapToGrid/>
+        <w:spacing w:after="120"/>
+        <w:ind w:left="425" w:leftChars="0" w:hanging="425" w:firstLineChars="0"/>
+        <w:textAlignment w:val="auto"/>
+        <w:rPr>
+          <w:rFonts w:hint="eastAsia" w:ascii="宋体" w:hAnsi="宋体" w:eastAsia="宋体" w:cs="宋体"/>
+          <w:color w:val="auto"/>
+          <w:sz w:val="21"/>
+          <w:szCs w:val="21"/>
+          <w:lang w:eastAsia="zh-CN"/>
+        </w:rPr>
+      </w:pPr>
+      <w:r>
+        <w:rPr>
+          <w:rFonts w:hint="eastAsia" w:ascii="宋体" w:hAnsi="宋体" w:eastAsia="宋体" w:cs="宋体"/>
+          <w:color w:val="auto"/>
+          <w:sz w:val="21"/>
+          <w:szCs w:val="21"/>
+          <w:lang w:eastAsia="zh-CN"/>
+        </w:rPr>
+        <w:t>MQTT 订阅 s3/eora-s3-400tb-001/data</w:t>
+      </w:r>
+    </w:p>
+    <w:p>
+      <w:pPr>
+        <w:keepNext w:val="0"/>
+        <w:keepLines w:val="0"/>
+        <w:pageBreakBefore w:val="0"/>
+        <w:widowControl/>
+        <w:numPr>
+          <w:ilvl w:val="0"/>
+          <w:numId w:val="11"/>
+        </w:numPr>
+        <w:kinsoku/>
+        <w:wordWrap/>
+        <w:overflowPunct/>
+        <w:topLinePunct w:val="0"/>
+        <w:autoSpaceDE/>
+        <w:autoSpaceDN/>
+        <w:bidi w:val="0"/>
+        <w:adjustRightInd/>
+        <w:snapToGrid/>
+        <w:spacing w:after="120"/>
+        <w:ind w:left="425" w:leftChars="0" w:hanging="425" w:firstLineChars="0"/>
+        <w:textAlignment w:val="auto"/>
+        <w:rPr>
+          <w:rFonts w:hint="eastAsia" w:ascii="宋体" w:hAnsi="宋体" w:eastAsia="宋体" w:cs="宋体"/>
+          <w:color w:val="auto"/>
+          <w:sz w:val="21"/>
+          <w:szCs w:val="21"/>
+          <w:lang w:eastAsia="zh-CN"/>
+        </w:rPr>
+      </w:pPr>
+      <w:r>
+        <w:rPr>
+          <w:rFonts w:hint="eastAsia" w:ascii="宋体" w:hAnsi="宋体" w:eastAsia="宋体" w:cs="宋体"/>
+          <w:color w:val="auto"/>
+          <w:sz w:val="21"/>
+          <w:szCs w:val="21"/>
+          <w:lang w:eastAsia="zh-CN"/>
+        </w:rPr>
+        <w:t>JSON 解析</w:t>
+      </w:r>
+    </w:p>
+    <w:p>
+      <w:pPr>
+        <w:keepNext w:val="0"/>
+        <w:keepLines w:val="0"/>
+        <w:pageBreakBefore w:val="0"/>
+        <w:widowControl/>
+        <w:numPr>
+          <w:ilvl w:val="0"/>
+          <w:numId w:val="11"/>
+        </w:numPr>
+        <w:kinsoku/>
+        <w:wordWrap/>
+        <w:overflowPunct/>
+        <w:topLinePunct w:val="0"/>
+        <w:autoSpaceDE/>
+        <w:autoSpaceDN/>
+        <w:bidi w:val="0"/>
+        <w:adjustRightInd/>
+        <w:snapToGrid/>
+        <w:spacing w:after="120"/>
+        <w:ind w:left="425" w:leftChars="0" w:hanging="425" w:firstLineChars="0"/>
+        <w:textAlignment w:val="auto"/>
+        <w:rPr>
+          <w:rFonts w:hint="eastAsia" w:ascii="宋体" w:hAnsi="宋体" w:eastAsia="宋体" w:cs="宋体"/>
+          <w:color w:val="auto"/>
+          <w:sz w:val="21"/>
+          <w:szCs w:val="21"/>
+          <w:lang w:eastAsia="zh-CN"/>
+        </w:rPr>
+      </w:pPr>
+      <w:r>
+        <w:rPr>
+          <w:rFonts w:hint="eastAsia" w:ascii="宋体" w:hAnsi="宋体" w:eastAsia="宋体" w:cs="宋体"/>
+          <w:color w:val="auto"/>
+          <w:sz w:val="21"/>
+          <w:szCs w:val="21"/>
+          <w:lang w:eastAsia="zh-CN"/>
+        </w:rPr>
+        <w:t>读取温湿度字段</w:t>
+      </w:r>
+    </w:p>
+    <w:p>
+      <w:pPr>
+        <w:keepNext w:val="0"/>
+        <w:keepLines w:val="0"/>
+        <w:pageBreakBefore w:val="0"/>
+        <w:widowControl/>
+        <w:numPr>
+          <w:ilvl w:val="0"/>
+          <w:numId w:val="11"/>
+        </w:numPr>
+        <w:kinsoku/>
+        <w:wordWrap/>
+        <w:overflowPunct/>
+        <w:topLinePunct w:val="0"/>
+        <w:autoSpaceDE/>
+        <w:autoSpaceDN/>
+        <w:bidi w:val="0"/>
+        <w:adjustRightInd/>
+        <w:snapToGrid/>
+        <w:spacing w:after="120"/>
+        <w:ind w:left="425" w:leftChars="0" w:hanging="425" w:firstLineChars="0"/>
+        <w:textAlignment w:val="auto"/>
+        <w:rPr>
+          <w:rFonts w:hint="eastAsia" w:ascii="宋体" w:hAnsi="宋体" w:eastAsia="宋体" w:cs="宋体"/>
+          <w:color w:val="auto"/>
+          <w:sz w:val="21"/>
+          <w:szCs w:val="21"/>
+          <w:lang w:eastAsia="zh-CN"/>
+        </w:rPr>
+      </w:pPr>
+      <w:r>
+        <w:rPr>
+          <w:rFonts w:hint="eastAsia" w:ascii="宋体" w:hAnsi="宋体" w:eastAsia="宋体" w:cs="宋体"/>
+          <w:color w:val="auto"/>
+          <w:sz w:val="21"/>
+          <w:szCs w:val="21"/>
+          <w:lang w:eastAsia="zh-CN"/>
+        </w:rPr>
+        <w:t>输出设备状态</w:t>
+      </w:r>
+    </w:p>
+    <w:p>
+      <w:pPr>
+        <w:pStyle w:val="5"/>
+        <w:pageBreakBefore w:val="0"/>
+        <w:widowControl/>
+        <w:kinsoku/>
+        <w:wordWrap/>
+        <w:overflowPunct/>
+        <w:topLinePunct w:val="0"/>
+        <w:autoSpaceDE/>
+        <w:autoSpaceDN/>
+        <w:bidi w:val="0"/>
+        <w:adjustRightInd/>
+        <w:snapToGrid/>
+        <w:spacing w:after="120"/>
+        <w:textAlignment w:val="auto"/>
+        <w:rPr>
+          <w:rFonts w:hint="eastAsia" w:ascii="宋体" w:hAnsi="宋体" w:eastAsia="宋体" w:cs="宋体"/>
+          <w:color w:val="auto"/>
+          <w:sz w:val="21"/>
+          <w:szCs w:val="21"/>
+          <w:lang w:val="en-US" w:eastAsia="zh-CN"/>
         </w:rPr>
       </w:pPr>
     </w:p>
@@ -4755,7 +8105,6 @@
         <w:spacing w:after="120"/>
         <w:textAlignment w:val="auto"/>
         <w:rPr>
-          <w:rStyle w:val="165"/>
           <w:rFonts w:hint="eastAsia" w:ascii="宋体" w:hAnsi="宋体" w:eastAsia="宋体" w:cs="宋体"/>
           <w:color w:val="auto"/>
           <w:sz w:val="21"/>
@@ -4764,7 +8113,6 @@
       </w:pPr>
       <w:r>
         <w:rPr>
-          <w:rStyle w:val="165"/>
           <w:rFonts w:hint="eastAsia" w:ascii="宋体" w:hAnsi="宋体" w:eastAsia="宋体" w:cs="宋体"/>
           <w:color w:val="auto"/>
           <w:sz w:val="21"/>
@@ -4796,7 +8144,6 @@
         <w:spacing w:after="120"/>
         <w:textAlignment w:val="auto"/>
         <w:rPr>
-          <w:rStyle w:val="165"/>
           <w:rFonts w:hint="eastAsia" w:ascii="宋体" w:hAnsi="宋体" w:eastAsia="宋体" w:cs="宋体"/>
           <w:color w:val="auto"/>
           <w:sz w:val="21"/>
@@ -4805,7 +8152,6 @@
       </w:pPr>
       <w:r>
         <w:rPr>
-          <w:rStyle w:val="165"/>
           <w:rFonts w:hint="eastAsia" w:ascii="宋体" w:hAnsi="宋体" w:eastAsia="宋体" w:cs="宋体"/>
           <w:color w:val="auto"/>
           <w:sz w:val="21"/>
@@ -4837,7 +8183,6 @@
         <w:spacing w:after="120"/>
         <w:textAlignment w:val="auto"/>
         <w:rPr>
-          <w:rStyle w:val="165"/>
           <w:rFonts w:hint="eastAsia" w:ascii="宋体" w:hAnsi="宋体" w:eastAsia="宋体" w:cs="宋体"/>
           <w:color w:val="auto"/>
           <w:sz w:val="21"/>
@@ -4846,13 +8191,12 @@
       </w:pPr>
       <w:r>
         <w:rPr>
-          <w:rStyle w:val="165"/>
           <w:rFonts w:hint="eastAsia" w:ascii="宋体" w:hAnsi="宋体" w:eastAsia="宋体" w:cs="宋体"/>
           <w:color w:val="auto"/>
           <w:sz w:val="21"/>
           <w:szCs w:val="21"/>
         </w:rPr>
-        <w:t>订阅: application/+/device/+/event/up</w:t>
+        <w:t>订阅Topic:</w:t>
       </w:r>
     </w:p>
     <w:p>
@@ -4878,7 +8222,84 @@
         <w:spacing w:after="120"/>
         <w:textAlignment w:val="auto"/>
         <w:rPr>
-          <w:rStyle w:val="165"/>
+          <w:rFonts w:hint="eastAsia" w:ascii="宋体" w:hAnsi="宋体" w:eastAsia="宋体" w:cs="宋体"/>
+          <w:color w:val="auto"/>
+          <w:sz w:val="21"/>
+          <w:szCs w:val="21"/>
+        </w:rPr>
+      </w:pPr>
+      <w:r>
+        <w:rPr>
+          <w:rFonts w:hint="eastAsia" w:ascii="宋体" w:hAnsi="宋体" w:eastAsia="宋体" w:cs="宋体"/>
+          <w:color w:val="auto"/>
+          <w:sz w:val="21"/>
+          <w:szCs w:val="21"/>
+        </w:rPr>
+        <w:t xml:space="preserve">  application/+/device/+/event/up</w:t>
+      </w:r>
+    </w:p>
+    <w:p>
+      <w:pPr>
+        <w:pageBreakBefore w:val="0"/>
+        <w:widowControl/>
+        <w:pBdr>
+          <w:top w:val="single" w:color="DDDDDD" w:sz="8" w:space="0"/>
+          <w:left w:val="single" w:color="DDDDDD" w:sz="8" w:space="0"/>
+          <w:bottom w:val="single" w:color="DDDDDD" w:sz="8" w:space="0"/>
+          <w:right w:val="single" w:color="DDDDDD" w:sz="8" w:space="0"/>
+        </w:pBdr>
+        <w:shd w:val="clear" w:fill="F5F5F5"/>
+        <w:kinsoku/>
+        <w:wordWrap/>
+        <w:overflowPunct/>
+        <w:topLinePunct w:val="0"/>
+        <w:autoSpaceDE/>
+        <w:autoSpaceDN/>
+        <w:bidi w:val="0"/>
+        <w:adjustRightInd/>
+        <w:snapToGrid/>
+        <w:spacing w:after="120"/>
+        <w:textAlignment w:val="auto"/>
+        <w:rPr>
+          <w:rFonts w:hint="eastAsia" w:ascii="宋体" w:hAnsi="宋体" w:eastAsia="宋体" w:cs="宋体"/>
+          <w:color w:val="auto"/>
+          <w:sz w:val="21"/>
+          <w:szCs w:val="21"/>
+        </w:rPr>
+      </w:pPr>
+      <w:r>
+        <w:rPr>
+          <w:rFonts w:hint="eastAsia" w:ascii="宋体" w:hAnsi="宋体" w:eastAsia="宋体" w:cs="宋体"/>
+          <w:color w:val="auto"/>
+          <w:sz w:val="21"/>
+          <w:szCs w:val="21"/>
+        </w:rPr>
+        <w:t xml:space="preserve">  s3/eora-s3-400tb-001/data</w:t>
+      </w:r>
+    </w:p>
+    <w:p>
+      <w:pPr>
+        <w:pageBreakBefore w:val="0"/>
+        <w:widowControl/>
+        <w:pBdr>
+          <w:top w:val="single" w:color="DDDDDD" w:sz="8" w:space="0"/>
+          <w:left w:val="single" w:color="DDDDDD" w:sz="8" w:space="0"/>
+          <w:bottom w:val="single" w:color="DDDDDD" w:sz="8" w:space="0"/>
+          <w:right w:val="single" w:color="DDDDDD" w:sz="8" w:space="0"/>
+        </w:pBdr>
+        <w:shd w:val="clear" w:fill="F5F5F5"/>
+        <w:kinsoku/>
+        <w:wordWrap/>
+        <w:overflowPunct/>
+        <w:topLinePunct w:val="0"/>
+        <w:autoSpaceDE/>
+        <w:autoSpaceDN/>
+        <w:bidi w:val="0"/>
+        <w:adjustRightInd/>
+        <w:snapToGrid/>
+        <w:spacing w:after="120"/>
+        <w:textAlignment w:val="auto"/>
+        <w:rPr>
           <w:rFonts w:hint="eastAsia" w:ascii="宋体" w:hAnsi="宋体" w:eastAsia="宋体" w:cs="宋体"/>
           <w:color w:val="auto"/>
           <w:sz w:val="21"/>
@@ -4909,7 +8330,6 @@
         <w:spacing w:after="120"/>
         <w:textAlignment w:val="auto"/>
         <w:rPr>
-          <w:rStyle w:val="165"/>
           <w:rFonts w:hint="eastAsia" w:ascii="宋体" w:hAnsi="宋体" w:eastAsia="宋体" w:cs="宋体"/>
           <w:color w:val="auto"/>
           <w:sz w:val="21"/>
@@ -4918,7 +8338,6 @@
       </w:pPr>
       <w:r>
         <w:rPr>
-          <w:rStyle w:val="165"/>
           <w:rFonts w:hint="eastAsia" w:ascii="宋体" w:hAnsi="宋体" w:eastAsia="宋体" w:cs="宋体"/>
           <w:color w:val="auto"/>
           <w:sz w:val="21"/>
@@ -4950,7 +8369,6 @@
         <w:spacing w:after="120"/>
         <w:textAlignment w:val="auto"/>
         <w:rPr>
-          <w:rStyle w:val="165"/>
           <w:rFonts w:hint="eastAsia" w:ascii="宋体" w:hAnsi="宋体" w:eastAsia="宋体" w:cs="宋体"/>
           <w:color w:val="auto"/>
           <w:sz w:val="21"/>
@@ -4959,7 +8377,6 @@
       </w:pPr>
       <w:r>
         <w:rPr>
-          <w:rStyle w:val="165"/>
           <w:rFonts w:hint="eastAsia" w:ascii="宋体" w:hAnsi="宋体" w:eastAsia="宋体" w:cs="宋体"/>
           <w:color w:val="auto"/>
           <w:sz w:val="21"/>
@@ -4991,7 +8408,6 @@
         <w:spacing w:after="120"/>
         <w:textAlignment w:val="auto"/>
         <w:rPr>
-          <w:rStyle w:val="165"/>
           <w:rFonts w:hint="eastAsia" w:ascii="宋体" w:hAnsi="宋体" w:eastAsia="宋体" w:cs="宋体"/>
           <w:color w:val="auto"/>
           <w:sz w:val="21"/>
@@ -5000,7 +8416,6 @@
       </w:pPr>
       <w:r>
         <w:rPr>
-          <w:rStyle w:val="165"/>
           <w:rFonts w:hint="eastAsia" w:ascii="宋体" w:hAnsi="宋体" w:eastAsia="宋体" w:cs="宋体"/>
           <w:color w:val="auto"/>
           <w:sz w:val="21"/>
@@ -5032,7 +8447,6 @@
         <w:spacing w:after="120"/>
         <w:textAlignment w:val="auto"/>
         <w:rPr>
-          <w:rStyle w:val="165"/>
           <w:rFonts w:hint="eastAsia" w:ascii="宋体" w:hAnsi="宋体" w:eastAsia="宋体" w:cs="宋体"/>
           <w:color w:val="auto"/>
           <w:sz w:val="21"/>
@@ -5063,7 +8477,6 @@
         <w:spacing w:after="120"/>
         <w:textAlignment w:val="auto"/>
         <w:rPr>
-          <w:rStyle w:val="165"/>
           <w:rFonts w:hint="eastAsia" w:ascii="宋体" w:hAnsi="宋体" w:eastAsia="宋体" w:cs="宋体"/>
           <w:color w:val="auto"/>
           <w:sz w:val="21"/>
@@ -5072,13 +8485,12 @@
       </w:pPr>
       <w:r>
         <w:rPr>
-          <w:rStyle w:val="165"/>
           <w:rFonts w:hint="eastAsia" w:ascii="宋体" w:hAnsi="宋体" w:eastAsia="宋体" w:cs="宋体"/>
           <w:color w:val="auto"/>
           <w:sz w:val="21"/>
           <w:szCs w:val="21"/>
         </w:rPr>
-        <w:t>设备:</w:t>
+        <w:t>========== LoRaWAN数据 ==========</w:t>
       </w:r>
     </w:p>
     <w:p>
@@ -5104,7 +8516,6 @@
         <w:spacing w:after="120"/>
         <w:textAlignment w:val="auto"/>
         <w:rPr>
-          <w:rStyle w:val="165"/>
           <w:rFonts w:hint="eastAsia" w:ascii="宋体" w:hAnsi="宋体" w:eastAsia="宋体" w:cs="宋体"/>
           <w:color w:val="auto"/>
           <w:sz w:val="21"/>
@@ -5113,7 +8524,6 @@
       </w:pPr>
       <w:r>
         <w:rPr>
-          <w:rStyle w:val="165"/>
           <w:rFonts w:hint="eastAsia" w:ascii="宋体" w:hAnsi="宋体" w:eastAsia="宋体" w:cs="宋体"/>
           <w:color w:val="auto"/>
           <w:sz w:val="21"/>
@@ -5145,7 +8555,6 @@
         <w:spacing w:after="120"/>
         <w:textAlignment w:val="auto"/>
         <w:rPr>
-          <w:rStyle w:val="165"/>
           <w:rFonts w:hint="eastAsia" w:ascii="宋体" w:hAnsi="宋体" w:eastAsia="宋体" w:cs="宋体"/>
           <w:color w:val="auto"/>
           <w:sz w:val="21"/>
@@ -5154,13 +8563,12 @@
       </w:pPr>
       <w:r>
         <w:rPr>
-          <w:rStyle w:val="165"/>
           <w:rFonts w:hint="eastAsia" w:ascii="宋体" w:hAnsi="宋体" w:eastAsia="宋体" w:cs="宋体"/>
           <w:color w:val="auto"/>
           <w:sz w:val="21"/>
           <w:szCs w:val="21"/>
         </w:rPr>
-        <w:t>Name: Ebyte Test Device 470</w:t>
+        <w:t>设备: Ebyte Test Device 470</w:t>
       </w:r>
     </w:p>
     <w:p>
@@ -5186,7 +8594,6 @@
         <w:spacing w:after="120"/>
         <w:textAlignment w:val="auto"/>
         <w:rPr>
-          <w:rStyle w:val="165"/>
           <w:rFonts w:hint="eastAsia" w:ascii="宋体" w:hAnsi="宋体" w:eastAsia="宋体" w:cs="宋体"/>
           <w:color w:val="auto"/>
           <w:sz w:val="21"/>
@@ -5217,7 +8624,6 @@
         <w:spacing w:after="120"/>
         <w:textAlignment w:val="auto"/>
         <w:rPr>
-          <w:rStyle w:val="165"/>
           <w:rFonts w:hint="eastAsia" w:ascii="宋体" w:hAnsi="宋体" w:eastAsia="宋体" w:cs="宋体"/>
           <w:color w:val="auto"/>
           <w:sz w:val="21"/>
@@ -5226,7 +8632,6 @@
       </w:pPr>
       <w:r>
         <w:rPr>
-          <w:rStyle w:val="165"/>
           <w:rFonts w:hint="eastAsia" w:ascii="宋体" w:hAnsi="宋体" w:eastAsia="宋体" w:cs="宋体"/>
           <w:color w:val="auto"/>
           <w:sz w:val="21"/>
@@ -5258,7 +8663,6 @@
         <w:spacing w:after="120"/>
         <w:textAlignment w:val="auto"/>
         <w:rPr>
-          <w:rStyle w:val="165"/>
           <w:rFonts w:hint="eastAsia" w:ascii="宋体" w:hAnsi="宋体" w:eastAsia="宋体" w:cs="宋体"/>
           <w:color w:val="auto"/>
           <w:sz w:val="21"/>
@@ -5267,13 +8671,12 @@
       </w:pPr>
       <w:r>
         <w:rPr>
-          <w:rStyle w:val="165"/>
           <w:rFonts w:hint="eastAsia" w:ascii="宋体" w:hAnsi="宋体" w:eastAsia="宋体" w:cs="宋体"/>
           <w:color w:val="auto"/>
           <w:sz w:val="21"/>
           <w:szCs w:val="21"/>
         </w:rPr>
-        <w:t>2026-07-14T07:06:58.216724017+00:00</w:t>
+        <w:t>2026-07-15T03:04:53.001179935+00:00</w:t>
       </w:r>
     </w:p>
     <w:p>
@@ -5299,7 +8702,6 @@
         <w:spacing w:after="120"/>
         <w:textAlignment w:val="auto"/>
         <w:rPr>
-          <w:rStyle w:val="165"/>
           <w:rFonts w:hint="eastAsia" w:ascii="宋体" w:hAnsi="宋体" w:eastAsia="宋体" w:cs="宋体"/>
           <w:color w:val="auto"/>
           <w:sz w:val="21"/>
@@ -5330,7 +8732,6 @@
         <w:spacing w:after="120"/>
         <w:textAlignment w:val="auto"/>
         <w:rPr>
-          <w:rStyle w:val="165"/>
           <w:rFonts w:hint="eastAsia" w:ascii="宋体" w:hAnsi="宋体" w:eastAsia="宋体" w:cs="宋体"/>
           <w:color w:val="auto"/>
           <w:sz w:val="21"/>
@@ -5339,13 +8740,12 @@
       </w:pPr>
       <w:r>
         <w:rPr>
-          <w:rStyle w:val="165"/>
           <w:rFonts w:hint="eastAsia" w:ascii="宋体" w:hAnsi="宋体" w:eastAsia="宋体" w:cs="宋体"/>
           <w:color w:val="auto"/>
           <w:sz w:val="21"/>
           <w:szCs w:val="21"/>
         </w:rPr>
-        <w:t>无线参数:</w:t>
+        <w:t>网关:</w:t>
       </w:r>
     </w:p>
     <w:p>
@@ -5371,7 +8771,6 @@
         <w:spacing w:after="120"/>
         <w:textAlignment w:val="auto"/>
         <w:rPr>
-          <w:rStyle w:val="165"/>
           <w:rFonts w:hint="eastAsia" w:ascii="宋体" w:hAnsi="宋体" w:eastAsia="宋体" w:cs="宋体"/>
           <w:color w:val="auto"/>
           <w:sz w:val="21"/>
@@ -5380,13 +8779,12 @@
       </w:pPr>
       <w:r>
         <w:rPr>
-          <w:rStyle w:val="165"/>
           <w:rFonts w:hint="eastAsia" w:ascii="宋体" w:hAnsi="宋体" w:eastAsia="宋体" w:cs="宋体"/>
           <w:color w:val="auto"/>
           <w:sz w:val="21"/>
           <w:szCs w:val="21"/>
         </w:rPr>
-        <w:t>Gateway: 0000000000000923</w:t>
+        <w:t>Gateway: e4b323fffef78b8c</w:t>
       </w:r>
     </w:p>
     <w:p>
@@ -5412,7 +8810,6 @@
         <w:spacing w:after="120"/>
         <w:textAlignment w:val="auto"/>
         <w:rPr>
-          <w:rStyle w:val="165"/>
           <w:rFonts w:hint="eastAsia" w:ascii="宋体" w:hAnsi="宋体" w:eastAsia="宋体" w:cs="宋体"/>
           <w:color w:val="auto"/>
           <w:sz w:val="21"/>
@@ -5421,13 +8818,12 @@
       </w:pPr>
       <w:r>
         <w:rPr>
-          <w:rStyle w:val="165"/>
           <w:rFonts w:hint="eastAsia" w:ascii="宋体" w:hAnsi="宋体" w:eastAsia="宋体" w:cs="宋体"/>
           <w:color w:val="auto"/>
           <w:sz w:val="21"/>
           <w:szCs w:val="21"/>
         </w:rPr>
-        <w:t>RSSI: -17</w:t>
+        <w:t>RSSI: -34</w:t>
       </w:r>
     </w:p>
     <w:p>
@@ -5453,7 +8849,6 @@
         <w:spacing w:after="120"/>
         <w:textAlignment w:val="auto"/>
         <w:rPr>
-          <w:rStyle w:val="165"/>
           <w:rFonts w:hint="eastAsia" w:ascii="宋体" w:hAnsi="宋体" w:eastAsia="宋体" w:cs="宋体"/>
           <w:color w:val="auto"/>
           <w:sz w:val="21"/>
@@ -5462,7 +8857,6 @@
       </w:pPr>
       <w:r>
         <w:rPr>
-          <w:rStyle w:val="165"/>
           <w:rFonts w:hint="eastAsia" w:ascii="宋体" w:hAnsi="宋体" w:eastAsia="宋体" w:cs="宋体"/>
           <w:color w:val="auto"/>
           <w:sz w:val="21"/>
@@ -5494,7 +8888,6 @@
         <w:spacing w:after="120"/>
         <w:textAlignment w:val="auto"/>
         <w:rPr>
-          <w:rStyle w:val="165"/>
           <w:rFonts w:hint="eastAsia" w:ascii="宋体" w:hAnsi="宋体" w:eastAsia="宋体" w:cs="宋体"/>
           <w:color w:val="auto"/>
           <w:sz w:val="21"/>
@@ -5525,7 +8918,6 @@
         <w:spacing w:after="120"/>
         <w:textAlignment w:val="auto"/>
         <w:rPr>
-          <w:rStyle w:val="165"/>
           <w:rFonts w:hint="eastAsia" w:ascii="宋体" w:hAnsi="宋体" w:eastAsia="宋体" w:cs="宋体"/>
           <w:color w:val="auto"/>
           <w:sz w:val="21"/>
@@ -5534,7 +8926,6 @@
       </w:pPr>
       <w:r>
         <w:rPr>
-          <w:rStyle w:val="165"/>
           <w:rFonts w:hint="eastAsia" w:ascii="宋体" w:hAnsi="宋体" w:eastAsia="宋体" w:cs="宋体"/>
           <w:color w:val="auto"/>
           <w:sz w:val="21"/>
@@ -5566,7 +8957,6 @@
         <w:spacing w:after="120"/>
         <w:textAlignment w:val="auto"/>
         <w:rPr>
-          <w:rStyle w:val="165"/>
           <w:rFonts w:hint="eastAsia" w:ascii="宋体" w:hAnsi="宋体" w:eastAsia="宋体" w:cs="宋体"/>
           <w:color w:val="auto"/>
           <w:sz w:val="21"/>
@@ -5575,13 +8965,12 @@
       </w:pPr>
       <w:r>
         <w:rPr>
-          <w:rStyle w:val="165"/>
           <w:rFonts w:hint="eastAsia" w:ascii="宋体" w:hAnsi="宋体" w:eastAsia="宋体" w:cs="宋体"/>
           <w:color w:val="auto"/>
           <w:sz w:val="21"/>
           <w:szCs w:val="21"/>
         </w:rPr>
-        <w:t>AFqcSB0jAFaO4wABBAImAQ==</w:t>
+        <w:t>ACRlmAsUAC3jGwABCgIsAQ==</w:t>
       </w:r>
     </w:p>
     <w:p>
@@ -5607,7 +8996,6 @@
         <w:spacing w:after="120"/>
         <w:textAlignment w:val="auto"/>
         <w:rPr>
-          <w:rStyle w:val="165"/>
           <w:rFonts w:hint="eastAsia" w:ascii="宋体" w:hAnsi="宋体" w:eastAsia="宋体" w:cs="宋体"/>
           <w:color w:val="auto"/>
           <w:sz w:val="21"/>
@@ -5638,7 +9026,6 @@
         <w:spacing w:after="120"/>
         <w:textAlignment w:val="auto"/>
         <w:rPr>
-          <w:rStyle w:val="165"/>
           <w:rFonts w:hint="eastAsia" w:ascii="宋体" w:hAnsi="宋体" w:eastAsia="宋体" w:cs="宋体"/>
           <w:color w:val="auto"/>
           <w:sz w:val="21"/>
@@ -5647,7 +9034,6 @@
       </w:pPr>
       <w:r>
         <w:rPr>
-          <w:rStyle w:val="165"/>
           <w:rFonts w:hint="eastAsia" w:ascii="宋体" w:hAnsi="宋体" w:eastAsia="宋体" w:cs="宋体"/>
           <w:color w:val="auto"/>
           <w:sz w:val="21"/>
@@ -5679,7 +9065,6 @@
         <w:spacing w:after="120"/>
         <w:textAlignment w:val="auto"/>
         <w:rPr>
-          <w:rStyle w:val="165"/>
           <w:rFonts w:hint="eastAsia" w:ascii="宋体" w:hAnsi="宋体" w:eastAsia="宋体" w:cs="宋体"/>
           <w:color w:val="auto"/>
           <w:sz w:val="21"/>
@@ -5688,13 +9073,12 @@
       </w:pPr>
       <w:r>
         <w:rPr>
-          <w:rStyle w:val="165"/>
           <w:rFonts w:hint="eastAsia" w:ascii="宋体" w:hAnsi="宋体" w:eastAsia="宋体" w:cs="宋体"/>
           <w:color w:val="auto"/>
           <w:sz w:val="21"/>
           <w:szCs w:val="21"/>
         </w:rPr>
-        <w:t>005a9c481d2300568ee3000104022601</w:t>
+        <w:t>002465980b14002de31b00010a022c01</w:t>
       </w:r>
     </w:p>
     <w:p>
@@ -5720,7 +9104,6 @@
         <w:spacing w:after="120"/>
         <w:textAlignment w:val="auto"/>
         <w:rPr>
-          <w:rStyle w:val="165"/>
           <w:rFonts w:hint="eastAsia" w:ascii="宋体" w:hAnsi="宋体" w:eastAsia="宋体" w:cs="宋体"/>
           <w:color w:val="auto"/>
           <w:sz w:val="21"/>
@@ -5751,7 +9134,6 @@
         <w:spacing w:after="120"/>
         <w:textAlignment w:val="auto"/>
         <w:rPr>
-          <w:rStyle w:val="165"/>
           <w:rFonts w:hint="eastAsia" w:ascii="宋体" w:hAnsi="宋体" w:eastAsia="宋体" w:cs="宋体"/>
           <w:color w:val="auto"/>
           <w:sz w:val="21"/>
@@ -5760,13 +9142,12 @@
       </w:pPr>
       <w:r>
         <w:rPr>
-          <w:rStyle w:val="165"/>
           <w:rFonts w:hint="eastAsia" w:ascii="宋体" w:hAnsi="宋体" w:eastAsia="宋体" w:cs="宋体"/>
           <w:color w:val="auto"/>
           <w:sz w:val="21"/>
           <w:szCs w:val="21"/>
         </w:rPr>
-        <w:t>=======解析结果=======</w:t>
+        <w:t>======= LoRa解析结果 =======</w:t>
       </w:r>
     </w:p>
     <w:p>
@@ -5792,7 +9173,6 @@
         <w:spacing w:after="120"/>
         <w:textAlignment w:val="auto"/>
         <w:rPr>
-          <w:rStyle w:val="165"/>
           <w:rFonts w:hint="eastAsia" w:ascii="宋体" w:hAnsi="宋体" w:eastAsia="宋体" w:cs="宋体"/>
           <w:color w:val="auto"/>
           <w:sz w:val="21"/>
@@ -5801,13 +9181,12 @@
       </w:pPr>
       <w:r>
         <w:rPr>
-          <w:rStyle w:val="165"/>
           <w:rFonts w:hint="eastAsia" w:ascii="宋体" w:hAnsi="宋体" w:eastAsia="宋体" w:cs="宋体"/>
           <w:color w:val="auto"/>
           <w:sz w:val="21"/>
           <w:szCs w:val="21"/>
         </w:rPr>
-        <w:t>温度: 26.0 ℃</w:t>
+        <w:t>温度: 26.6 ℃</w:t>
       </w:r>
     </w:p>
     <w:p>
@@ -5833,7 +9212,6 @@
         <w:spacing w:after="120"/>
         <w:textAlignment w:val="auto"/>
         <w:rPr>
-          <w:rStyle w:val="165"/>
           <w:rFonts w:hint="eastAsia" w:ascii="宋体" w:hAnsi="宋体" w:eastAsia="宋体" w:cs="宋体"/>
           <w:color w:val="auto"/>
           <w:sz w:val="21"/>
@@ -5842,13 +9220,12 @@
       </w:pPr>
       <w:r>
         <w:rPr>
-          <w:rStyle w:val="165"/>
           <w:rFonts w:hint="eastAsia" w:ascii="宋体" w:hAnsi="宋体" w:eastAsia="宋体" w:cs="宋体"/>
           <w:color w:val="auto"/>
           <w:sz w:val="21"/>
           <w:szCs w:val="21"/>
         </w:rPr>
-        <w:t>湿度: 55.0 %</w:t>
+        <w:t>湿度: 55.6 %</w:t>
       </w:r>
     </w:p>
     <w:p>
@@ -5874,7 +9251,6 @@
         <w:spacing w:after="120"/>
         <w:textAlignment w:val="auto"/>
         <w:rPr>
-          <w:rStyle w:val="165"/>
           <w:rFonts w:hint="eastAsia" w:ascii="宋体" w:hAnsi="宋体" w:eastAsia="宋体" w:cs="宋体"/>
           <w:color w:val="auto"/>
           <w:sz w:val="21"/>
@@ -5883,13 +9259,12 @@
       </w:pPr>
       <w:r>
         <w:rPr>
-          <w:rStyle w:val="165"/>
           <w:rFonts w:hint="eastAsia" w:ascii="宋体" w:hAnsi="宋体" w:eastAsia="宋体" w:cs="宋体"/>
           <w:color w:val="auto"/>
           <w:sz w:val="21"/>
           <w:szCs w:val="21"/>
         </w:rPr>
-        <w:t>序号: 90</w:t>
+        <w:t>序号: 36</w:t>
       </w:r>
     </w:p>
     <w:p>
@@ -5915,7 +9290,6 @@
         <w:spacing w:after="120"/>
         <w:textAlignment w:val="auto"/>
         <w:rPr>
-          <w:rStyle w:val="165"/>
           <w:rFonts w:hint="eastAsia" w:ascii="宋体" w:hAnsi="宋体" w:eastAsia="宋体" w:cs="宋体"/>
           <w:color w:val="auto"/>
           <w:sz w:val="21"/>
@@ -5924,13 +9298,12 @@
       </w:pPr>
       <w:r>
         <w:rPr>
-          <w:rStyle w:val="165"/>
           <w:rFonts w:hint="eastAsia" w:ascii="宋体" w:hAnsi="宋体" w:eastAsia="宋体" w:cs="宋体"/>
           <w:color w:val="auto"/>
           <w:sz w:val="21"/>
           <w:szCs w:val="21"/>
         </w:rPr>
-        <w:t>Boot ID: 0x9c481d23</w:t>
+        <w:t>Boot ID: 0x65980b14</w:t>
       </w:r>
     </w:p>
     <w:p>
@@ -5956,7 +9329,6 @@
         <w:spacing w:after="120"/>
         <w:textAlignment w:val="auto"/>
         <w:rPr>
-          <w:rStyle w:val="165"/>
           <w:rFonts w:hint="eastAsia" w:ascii="宋体" w:hAnsi="宋体" w:eastAsia="宋体" w:cs="宋体"/>
           <w:color w:val="auto"/>
           <w:sz w:val="21"/>
@@ -5965,7 +9337,6 @@
       </w:pPr>
       <w:r>
         <w:rPr>
-          <w:rStyle w:val="165"/>
           <w:rFonts w:hint="eastAsia" w:ascii="宋体" w:hAnsi="宋体" w:eastAsia="宋体" w:cs="宋体"/>
           <w:color w:val="auto"/>
           <w:sz w:val="21"/>
@@ -5997,7 +9368,6 @@
         <w:spacing w:after="120"/>
         <w:textAlignment w:val="auto"/>
         <w:rPr>
-          <w:rStyle w:val="165"/>
           <w:rFonts w:hint="eastAsia" w:ascii="宋体" w:hAnsi="宋体" w:eastAsia="宋体" w:cs="宋体"/>
           <w:color w:val="auto"/>
           <w:sz w:val="21"/>
@@ -6006,7 +9376,6 @@
       </w:pPr>
       <w:r>
         <w:rPr>
-          <w:rStyle w:val="165"/>
           <w:rFonts w:hint="eastAsia" w:ascii="宋体" w:hAnsi="宋体" w:eastAsia="宋体" w:cs="宋体"/>
           <w:color w:val="auto"/>
           <w:sz w:val="21"/>
@@ -6038,7 +9407,6 @@
         <w:spacing w:after="120"/>
         <w:textAlignment w:val="auto"/>
         <w:rPr>
-          <w:rStyle w:val="165"/>
           <w:rFonts w:hint="eastAsia" w:ascii="宋体" w:hAnsi="宋体" w:eastAsia="宋体" w:cs="宋体"/>
           <w:color w:val="auto"/>
           <w:sz w:val="21"/>
@@ -6047,7 +9415,6 @@
       </w:pPr>
       <w:r>
         <w:rPr>
-          <w:rStyle w:val="165"/>
           <w:rFonts w:hint="eastAsia" w:ascii="宋体" w:hAnsi="宋体" w:eastAsia="宋体" w:cs="宋体"/>
           <w:color w:val="auto"/>
           <w:sz w:val="21"/>
@@ -6087,23 +9454,618 @@
       </w:pPr>
       <w:r>
         <w:rPr>
-          <w:rStyle w:val="165"/>
           <w:rFonts w:hint="eastAsia" w:ascii="宋体" w:hAnsi="宋体" w:eastAsia="宋体" w:cs="宋体"/>
           <w:color w:val="auto"/>
           <w:sz w:val="21"/>
           <w:szCs w:val="21"/>
         </w:rPr>
-        <w:t>=====================</w:t>
+        <w:t>============================</w:t>
       </w:r>
-      <w:r>
-        <w:rPr>
-          <w:rStyle w:val="165"/>
+    </w:p>
+    <w:p>
+      <w:pPr>
+        <w:pageBreakBefore w:val="0"/>
+        <w:widowControl/>
+        <w:pBdr>
+          <w:top w:val="single" w:color="DDDDDD" w:sz="8" w:space="0"/>
+          <w:left w:val="single" w:color="DDDDDD" w:sz="8" w:space="0"/>
+          <w:bottom w:val="single" w:color="DDDDDD" w:sz="8" w:space="0"/>
+          <w:right w:val="single" w:color="DDDDDD" w:sz="8" w:space="0"/>
+        </w:pBdr>
+        <w:shd w:val="clear" w:fill="F5F5F5"/>
+        <w:kinsoku/>
+        <w:wordWrap/>
+        <w:overflowPunct/>
+        <w:topLinePunct w:val="0"/>
+        <w:autoSpaceDE/>
+        <w:autoSpaceDN/>
+        <w:bidi w:val="0"/>
+        <w:adjustRightInd/>
+        <w:snapToGrid/>
+        <w:spacing w:after="120"/>
+        <w:textAlignment w:val="auto"/>
+        <w:rPr>
           <w:rFonts w:hint="eastAsia" w:ascii="宋体" w:hAnsi="宋体" w:eastAsia="宋体" w:cs="宋体"/>
           <w:color w:val="auto"/>
           <w:sz w:val="21"/>
           <w:szCs w:val="21"/>
         </w:rPr>
-        <w:br w:type="textWrapping"/>
+      </w:pPr>
+    </w:p>
+    <w:p>
+      <w:pPr>
+        <w:pageBreakBefore w:val="0"/>
+        <w:widowControl/>
+        <w:pBdr>
+          <w:top w:val="single" w:color="DDDDDD" w:sz="8" w:space="0"/>
+          <w:left w:val="single" w:color="DDDDDD" w:sz="8" w:space="0"/>
+          <w:bottom w:val="single" w:color="DDDDDD" w:sz="8" w:space="0"/>
+          <w:right w:val="single" w:color="DDDDDD" w:sz="8" w:space="0"/>
+        </w:pBdr>
+        <w:shd w:val="clear" w:fill="F5F5F5"/>
+        <w:kinsoku/>
+        <w:wordWrap/>
+        <w:overflowPunct/>
+        <w:topLinePunct w:val="0"/>
+        <w:autoSpaceDE/>
+        <w:autoSpaceDN/>
+        <w:bidi w:val="0"/>
+        <w:adjustRightInd/>
+        <w:snapToGrid/>
+        <w:spacing w:after="120"/>
+        <w:textAlignment w:val="auto"/>
+        <w:rPr>
+          <w:rFonts w:hint="eastAsia" w:ascii="宋体" w:hAnsi="宋体" w:eastAsia="宋体" w:cs="宋体"/>
+          <w:color w:val="auto"/>
+          <w:sz w:val="21"/>
+          <w:szCs w:val="21"/>
+        </w:rPr>
+      </w:pPr>
+      <w:r>
+        <w:rPr>
+          <w:rFonts w:hint="eastAsia" w:ascii="宋体" w:hAnsi="宋体" w:eastAsia="宋体" w:cs="宋体"/>
+          <w:color w:val="auto"/>
+          <w:sz w:val="21"/>
+          <w:szCs w:val="21"/>
+        </w:rPr>
+        <w:t>========================</w:t>
+      </w:r>
+    </w:p>
+    <w:p>
+      <w:pPr>
+        <w:pageBreakBefore w:val="0"/>
+        <w:widowControl/>
+        <w:pBdr>
+          <w:top w:val="single" w:color="DDDDDD" w:sz="8" w:space="0"/>
+          <w:left w:val="single" w:color="DDDDDD" w:sz="8" w:space="0"/>
+          <w:bottom w:val="single" w:color="DDDDDD" w:sz="8" w:space="0"/>
+          <w:right w:val="single" w:color="DDDDDD" w:sz="8" w:space="0"/>
+        </w:pBdr>
+        <w:shd w:val="clear" w:fill="F5F5F5"/>
+        <w:kinsoku/>
+        <w:wordWrap/>
+        <w:overflowPunct/>
+        <w:topLinePunct w:val="0"/>
+        <w:autoSpaceDE/>
+        <w:autoSpaceDN/>
+        <w:bidi w:val="0"/>
+        <w:adjustRightInd/>
+        <w:snapToGrid/>
+        <w:spacing w:after="120"/>
+        <w:textAlignment w:val="auto"/>
+        <w:rPr>
+          <w:rFonts w:hint="eastAsia" w:ascii="宋体" w:hAnsi="宋体" w:eastAsia="宋体" w:cs="宋体"/>
+          <w:color w:val="auto"/>
+          <w:sz w:val="21"/>
+          <w:szCs w:val="21"/>
+        </w:rPr>
+      </w:pPr>
+      <w:r>
+        <w:rPr>
+          <w:rFonts w:hint="eastAsia" w:ascii="宋体" w:hAnsi="宋体" w:eastAsia="宋体" w:cs="宋体"/>
+          <w:color w:val="auto"/>
+          <w:sz w:val="21"/>
+          <w:szCs w:val="21"/>
+        </w:rPr>
+        <w:t>Topic:</w:t>
+      </w:r>
+    </w:p>
+    <w:p>
+      <w:pPr>
+        <w:pageBreakBefore w:val="0"/>
+        <w:widowControl/>
+        <w:pBdr>
+          <w:top w:val="single" w:color="DDDDDD" w:sz="8" w:space="0"/>
+          <w:left w:val="single" w:color="DDDDDD" w:sz="8" w:space="0"/>
+          <w:bottom w:val="single" w:color="DDDDDD" w:sz="8" w:space="0"/>
+          <w:right w:val="single" w:color="DDDDDD" w:sz="8" w:space="0"/>
+        </w:pBdr>
+        <w:shd w:val="clear" w:fill="F5F5F5"/>
+        <w:kinsoku/>
+        <w:wordWrap/>
+        <w:overflowPunct/>
+        <w:topLinePunct w:val="0"/>
+        <w:autoSpaceDE/>
+        <w:autoSpaceDN/>
+        <w:bidi w:val="0"/>
+        <w:adjustRightInd/>
+        <w:snapToGrid/>
+        <w:spacing w:after="120"/>
+        <w:textAlignment w:val="auto"/>
+        <w:rPr>
+          <w:rFonts w:hint="eastAsia" w:ascii="宋体" w:hAnsi="宋体" w:eastAsia="宋体" w:cs="宋体"/>
+          <w:color w:val="auto"/>
+          <w:sz w:val="21"/>
+          <w:szCs w:val="21"/>
+        </w:rPr>
+      </w:pPr>
+      <w:r>
+        <w:rPr>
+          <w:rFonts w:hint="eastAsia" w:ascii="宋体" w:hAnsi="宋体" w:eastAsia="宋体" w:cs="宋体"/>
+          <w:color w:val="auto"/>
+          <w:sz w:val="21"/>
+          <w:szCs w:val="21"/>
+        </w:rPr>
+        <w:t>s3/eora-s3-400tb-001/data</w:t>
+      </w:r>
+    </w:p>
+    <w:p>
+      <w:pPr>
+        <w:pageBreakBefore w:val="0"/>
+        <w:widowControl/>
+        <w:pBdr>
+          <w:top w:val="single" w:color="DDDDDD" w:sz="8" w:space="0"/>
+          <w:left w:val="single" w:color="DDDDDD" w:sz="8" w:space="0"/>
+          <w:bottom w:val="single" w:color="DDDDDD" w:sz="8" w:space="0"/>
+          <w:right w:val="single" w:color="DDDDDD" w:sz="8" w:space="0"/>
+        </w:pBdr>
+        <w:shd w:val="clear" w:fill="F5F5F5"/>
+        <w:kinsoku/>
+        <w:wordWrap/>
+        <w:overflowPunct/>
+        <w:topLinePunct w:val="0"/>
+        <w:autoSpaceDE/>
+        <w:autoSpaceDN/>
+        <w:bidi w:val="0"/>
+        <w:adjustRightInd/>
+        <w:snapToGrid/>
+        <w:spacing w:after="120"/>
+        <w:textAlignment w:val="auto"/>
+        <w:rPr>
+          <w:rFonts w:hint="eastAsia" w:ascii="宋体" w:hAnsi="宋体" w:eastAsia="宋体" w:cs="宋体"/>
+          <w:color w:val="auto"/>
+          <w:sz w:val="21"/>
+          <w:szCs w:val="21"/>
+        </w:rPr>
+      </w:pPr>
+    </w:p>
+    <w:p>
+      <w:pPr>
+        <w:pageBreakBefore w:val="0"/>
+        <w:widowControl/>
+        <w:pBdr>
+          <w:top w:val="single" w:color="DDDDDD" w:sz="8" w:space="0"/>
+          <w:left w:val="single" w:color="DDDDDD" w:sz="8" w:space="0"/>
+          <w:bottom w:val="single" w:color="DDDDDD" w:sz="8" w:space="0"/>
+          <w:right w:val="single" w:color="DDDDDD" w:sz="8" w:space="0"/>
+        </w:pBdr>
+        <w:shd w:val="clear" w:fill="F5F5F5"/>
+        <w:kinsoku/>
+        <w:wordWrap/>
+        <w:overflowPunct/>
+        <w:topLinePunct w:val="0"/>
+        <w:autoSpaceDE/>
+        <w:autoSpaceDN/>
+        <w:bidi w:val="0"/>
+        <w:adjustRightInd/>
+        <w:snapToGrid/>
+        <w:spacing w:after="120"/>
+        <w:textAlignment w:val="auto"/>
+        <w:rPr>
+          <w:rFonts w:hint="eastAsia" w:ascii="宋体" w:hAnsi="宋体" w:eastAsia="宋体" w:cs="宋体"/>
+          <w:color w:val="auto"/>
+          <w:sz w:val="21"/>
+          <w:szCs w:val="21"/>
+        </w:rPr>
+      </w:pPr>
+      <w:r>
+        <w:rPr>
+          <w:rFonts w:hint="eastAsia" w:ascii="宋体" w:hAnsi="宋体" w:eastAsia="宋体" w:cs="宋体"/>
+          <w:color w:val="auto"/>
+          <w:sz w:val="21"/>
+          <w:szCs w:val="21"/>
+        </w:rPr>
+        <w:t>========== WiFi数据 ==========</w:t>
+      </w:r>
+    </w:p>
+    <w:p>
+      <w:pPr>
+        <w:pageBreakBefore w:val="0"/>
+        <w:widowControl/>
+        <w:pBdr>
+          <w:top w:val="single" w:color="DDDDDD" w:sz="8" w:space="0"/>
+          <w:left w:val="single" w:color="DDDDDD" w:sz="8" w:space="0"/>
+          <w:bottom w:val="single" w:color="DDDDDD" w:sz="8" w:space="0"/>
+          <w:right w:val="single" w:color="DDDDDD" w:sz="8" w:space="0"/>
+        </w:pBdr>
+        <w:shd w:val="clear" w:fill="F5F5F5"/>
+        <w:kinsoku/>
+        <w:wordWrap/>
+        <w:overflowPunct/>
+        <w:topLinePunct w:val="0"/>
+        <w:autoSpaceDE/>
+        <w:autoSpaceDN/>
+        <w:bidi w:val="0"/>
+        <w:adjustRightInd/>
+        <w:snapToGrid/>
+        <w:spacing w:after="120"/>
+        <w:textAlignment w:val="auto"/>
+        <w:rPr>
+          <w:rFonts w:hint="eastAsia" w:ascii="宋体" w:hAnsi="宋体" w:eastAsia="宋体" w:cs="宋体"/>
+          <w:color w:val="auto"/>
+          <w:sz w:val="21"/>
+          <w:szCs w:val="21"/>
+        </w:rPr>
+      </w:pPr>
+      <w:r>
+        <w:rPr>
+          <w:rFonts w:hint="eastAsia" w:ascii="宋体" w:hAnsi="宋体" w:eastAsia="宋体" w:cs="宋体"/>
+          <w:color w:val="auto"/>
+          <w:sz w:val="21"/>
+          <w:szCs w:val="21"/>
+        </w:rPr>
+        <w:t>设备: eora-s3-400tb-001</w:t>
+      </w:r>
+    </w:p>
+    <w:p>
+      <w:pPr>
+        <w:pageBreakBefore w:val="0"/>
+        <w:widowControl/>
+        <w:pBdr>
+          <w:top w:val="single" w:color="DDDDDD" w:sz="8" w:space="0"/>
+          <w:left w:val="single" w:color="DDDDDD" w:sz="8" w:space="0"/>
+          <w:bottom w:val="single" w:color="DDDDDD" w:sz="8" w:space="0"/>
+          <w:right w:val="single" w:color="DDDDDD" w:sz="8" w:space="0"/>
+        </w:pBdr>
+        <w:shd w:val="clear" w:fill="F5F5F5"/>
+        <w:kinsoku/>
+        <w:wordWrap/>
+        <w:overflowPunct/>
+        <w:topLinePunct w:val="0"/>
+        <w:autoSpaceDE/>
+        <w:autoSpaceDN/>
+        <w:bidi w:val="0"/>
+        <w:adjustRightInd/>
+        <w:snapToGrid/>
+        <w:spacing w:after="120"/>
+        <w:textAlignment w:val="auto"/>
+        <w:rPr>
+          <w:rFonts w:hint="eastAsia" w:ascii="宋体" w:hAnsi="宋体" w:eastAsia="宋体" w:cs="宋体"/>
+          <w:color w:val="auto"/>
+          <w:sz w:val="21"/>
+          <w:szCs w:val="21"/>
+        </w:rPr>
+      </w:pPr>
+      <w:r>
+        <w:rPr>
+          <w:rFonts w:hint="eastAsia" w:ascii="宋体" w:hAnsi="宋体" w:eastAsia="宋体" w:cs="宋体"/>
+          <w:color w:val="auto"/>
+          <w:sz w:val="21"/>
+          <w:szCs w:val="21"/>
+        </w:rPr>
+        <w:t>DevEUI: 0000000000000925</w:t>
+      </w:r>
+    </w:p>
+    <w:p>
+      <w:pPr>
+        <w:pageBreakBefore w:val="0"/>
+        <w:widowControl/>
+        <w:pBdr>
+          <w:top w:val="single" w:color="DDDDDD" w:sz="8" w:space="0"/>
+          <w:left w:val="single" w:color="DDDDDD" w:sz="8" w:space="0"/>
+          <w:bottom w:val="single" w:color="DDDDDD" w:sz="8" w:space="0"/>
+          <w:right w:val="single" w:color="DDDDDD" w:sz="8" w:space="0"/>
+        </w:pBdr>
+        <w:shd w:val="clear" w:fill="F5F5F5"/>
+        <w:kinsoku/>
+        <w:wordWrap/>
+        <w:overflowPunct/>
+        <w:topLinePunct w:val="0"/>
+        <w:autoSpaceDE/>
+        <w:autoSpaceDN/>
+        <w:bidi w:val="0"/>
+        <w:adjustRightInd/>
+        <w:snapToGrid/>
+        <w:spacing w:after="120"/>
+        <w:textAlignment w:val="auto"/>
+        <w:rPr>
+          <w:rFonts w:hint="eastAsia" w:ascii="宋体" w:hAnsi="宋体" w:eastAsia="宋体" w:cs="宋体"/>
+          <w:color w:val="auto"/>
+          <w:sz w:val="21"/>
+          <w:szCs w:val="21"/>
+        </w:rPr>
+      </w:pPr>
+      <w:r>
+        <w:rPr>
+          <w:rFonts w:hint="eastAsia" w:ascii="宋体" w:hAnsi="宋体" w:eastAsia="宋体" w:cs="宋体"/>
+          <w:color w:val="auto"/>
+          <w:sz w:val="21"/>
+          <w:szCs w:val="21"/>
+        </w:rPr>
+        <w:t>序号: 36</w:t>
+      </w:r>
+    </w:p>
+    <w:p>
+      <w:pPr>
+        <w:pageBreakBefore w:val="0"/>
+        <w:widowControl/>
+        <w:pBdr>
+          <w:top w:val="single" w:color="DDDDDD" w:sz="8" w:space="0"/>
+          <w:left w:val="single" w:color="DDDDDD" w:sz="8" w:space="0"/>
+          <w:bottom w:val="single" w:color="DDDDDD" w:sz="8" w:space="0"/>
+          <w:right w:val="single" w:color="DDDDDD" w:sz="8" w:space="0"/>
+        </w:pBdr>
+        <w:shd w:val="clear" w:fill="F5F5F5"/>
+        <w:kinsoku/>
+        <w:wordWrap/>
+        <w:overflowPunct/>
+        <w:topLinePunct w:val="0"/>
+        <w:autoSpaceDE/>
+        <w:autoSpaceDN/>
+        <w:bidi w:val="0"/>
+        <w:adjustRightInd/>
+        <w:snapToGrid/>
+        <w:spacing w:after="120"/>
+        <w:textAlignment w:val="auto"/>
+        <w:rPr>
+          <w:rFonts w:hint="eastAsia" w:ascii="宋体" w:hAnsi="宋体" w:eastAsia="宋体" w:cs="宋体"/>
+          <w:color w:val="auto"/>
+          <w:sz w:val="21"/>
+          <w:szCs w:val="21"/>
+        </w:rPr>
+      </w:pPr>
+      <w:r>
+        <w:rPr>
+          <w:rFonts w:hint="eastAsia" w:ascii="宋体" w:hAnsi="宋体" w:eastAsia="宋体" w:cs="宋体"/>
+          <w:color w:val="auto"/>
+          <w:sz w:val="21"/>
+          <w:szCs w:val="21"/>
+        </w:rPr>
+        <w:t>Boot ID: 1704463124</w:t>
+      </w:r>
+    </w:p>
+    <w:p>
+      <w:pPr>
+        <w:pageBreakBefore w:val="0"/>
+        <w:widowControl/>
+        <w:pBdr>
+          <w:top w:val="single" w:color="DDDDDD" w:sz="8" w:space="0"/>
+          <w:left w:val="single" w:color="DDDDDD" w:sz="8" w:space="0"/>
+          <w:bottom w:val="single" w:color="DDDDDD" w:sz="8" w:space="0"/>
+          <w:right w:val="single" w:color="DDDDDD" w:sz="8" w:space="0"/>
+        </w:pBdr>
+        <w:shd w:val="clear" w:fill="F5F5F5"/>
+        <w:kinsoku/>
+        <w:wordWrap/>
+        <w:overflowPunct/>
+        <w:topLinePunct w:val="0"/>
+        <w:autoSpaceDE/>
+        <w:autoSpaceDN/>
+        <w:bidi w:val="0"/>
+        <w:adjustRightInd/>
+        <w:snapToGrid/>
+        <w:spacing w:after="120"/>
+        <w:textAlignment w:val="auto"/>
+        <w:rPr>
+          <w:rFonts w:hint="eastAsia" w:ascii="宋体" w:hAnsi="宋体" w:eastAsia="宋体" w:cs="宋体"/>
+          <w:color w:val="auto"/>
+          <w:sz w:val="21"/>
+          <w:szCs w:val="21"/>
+        </w:rPr>
+      </w:pPr>
+      <w:r>
+        <w:rPr>
+          <w:rFonts w:hint="eastAsia" w:ascii="宋体" w:hAnsi="宋体" w:eastAsia="宋体" w:cs="宋体"/>
+          <w:color w:val="auto"/>
+          <w:sz w:val="21"/>
+          <w:szCs w:val="21"/>
+        </w:rPr>
+        <w:t>发送时间: 3007259 ms</w:t>
+      </w:r>
+    </w:p>
+    <w:p>
+      <w:pPr>
+        <w:pageBreakBefore w:val="0"/>
+        <w:widowControl/>
+        <w:pBdr>
+          <w:top w:val="single" w:color="DDDDDD" w:sz="8" w:space="0"/>
+          <w:left w:val="single" w:color="DDDDDD" w:sz="8" w:space="0"/>
+          <w:bottom w:val="single" w:color="DDDDDD" w:sz="8" w:space="0"/>
+          <w:right w:val="single" w:color="DDDDDD" w:sz="8" w:space="0"/>
+        </w:pBdr>
+        <w:shd w:val="clear" w:fill="F5F5F5"/>
+        <w:kinsoku/>
+        <w:wordWrap/>
+        <w:overflowPunct/>
+        <w:topLinePunct w:val="0"/>
+        <w:autoSpaceDE/>
+        <w:autoSpaceDN/>
+        <w:bidi w:val="0"/>
+        <w:adjustRightInd/>
+        <w:snapToGrid/>
+        <w:spacing w:after="120"/>
+        <w:textAlignment w:val="auto"/>
+        <w:rPr>
+          <w:rFonts w:hint="eastAsia" w:ascii="宋体" w:hAnsi="宋体" w:eastAsia="宋体" w:cs="宋体"/>
+          <w:color w:val="auto"/>
+          <w:sz w:val="21"/>
+          <w:szCs w:val="21"/>
+        </w:rPr>
+      </w:pPr>
+      <w:r>
+        <w:rPr>
+          <w:rFonts w:hint="eastAsia" w:ascii="宋体" w:hAnsi="宋体" w:eastAsia="宋体" w:cs="宋体"/>
+          <w:color w:val="auto"/>
+          <w:sz w:val="21"/>
+          <w:szCs w:val="21"/>
+        </w:rPr>
+        <w:t>温度: 26.6 ℃</w:t>
+      </w:r>
+    </w:p>
+    <w:p>
+      <w:pPr>
+        <w:pageBreakBefore w:val="0"/>
+        <w:widowControl/>
+        <w:pBdr>
+          <w:top w:val="single" w:color="DDDDDD" w:sz="8" w:space="0"/>
+          <w:left w:val="single" w:color="DDDDDD" w:sz="8" w:space="0"/>
+          <w:bottom w:val="single" w:color="DDDDDD" w:sz="8" w:space="0"/>
+          <w:right w:val="single" w:color="DDDDDD" w:sz="8" w:space="0"/>
+        </w:pBdr>
+        <w:shd w:val="clear" w:fill="F5F5F5"/>
+        <w:kinsoku/>
+        <w:wordWrap/>
+        <w:overflowPunct/>
+        <w:topLinePunct w:val="0"/>
+        <w:autoSpaceDE/>
+        <w:autoSpaceDN/>
+        <w:bidi w:val="0"/>
+        <w:adjustRightInd/>
+        <w:snapToGrid/>
+        <w:spacing w:after="120"/>
+        <w:textAlignment w:val="auto"/>
+        <w:rPr>
+          <w:rFonts w:hint="eastAsia" w:ascii="宋体" w:hAnsi="宋体" w:eastAsia="宋体" w:cs="宋体"/>
+          <w:color w:val="auto"/>
+          <w:sz w:val="21"/>
+          <w:szCs w:val="21"/>
+        </w:rPr>
+      </w:pPr>
+      <w:r>
+        <w:rPr>
+          <w:rFonts w:hint="eastAsia" w:ascii="宋体" w:hAnsi="宋体" w:eastAsia="宋体" w:cs="宋体"/>
+          <w:color w:val="auto"/>
+          <w:sz w:val="21"/>
+          <w:szCs w:val="21"/>
+        </w:rPr>
+        <w:t>湿度: 55.6 %</w:t>
+      </w:r>
+    </w:p>
+    <w:p>
+      <w:pPr>
+        <w:pageBreakBefore w:val="0"/>
+        <w:widowControl/>
+        <w:pBdr>
+          <w:top w:val="single" w:color="DDDDDD" w:sz="8" w:space="0"/>
+          <w:left w:val="single" w:color="DDDDDD" w:sz="8" w:space="0"/>
+          <w:bottom w:val="single" w:color="DDDDDD" w:sz="8" w:space="0"/>
+          <w:right w:val="single" w:color="DDDDDD" w:sz="8" w:space="0"/>
+        </w:pBdr>
+        <w:shd w:val="clear" w:fill="F5F5F5"/>
+        <w:kinsoku/>
+        <w:wordWrap/>
+        <w:overflowPunct/>
+        <w:topLinePunct w:val="0"/>
+        <w:autoSpaceDE/>
+        <w:autoSpaceDN/>
+        <w:bidi w:val="0"/>
+        <w:adjustRightInd/>
+        <w:snapToGrid/>
+        <w:spacing w:after="120"/>
+        <w:textAlignment w:val="auto"/>
+        <w:rPr>
+          <w:rFonts w:hint="eastAsia" w:ascii="宋体" w:hAnsi="宋体" w:eastAsia="宋体" w:cs="宋体"/>
+          <w:color w:val="auto"/>
+          <w:sz w:val="21"/>
+          <w:szCs w:val="21"/>
+        </w:rPr>
+      </w:pPr>
+      <w:r>
+        <w:rPr>
+          <w:rFonts w:hint="eastAsia" w:ascii="宋体" w:hAnsi="宋体" w:eastAsia="宋体" w:cs="宋体"/>
+          <w:color w:val="auto"/>
+          <w:sz w:val="21"/>
+          <w:szCs w:val="21"/>
+        </w:rPr>
+        <w:t>WiFi重传: 0</w:t>
+      </w:r>
+    </w:p>
+    <w:p>
+      <w:pPr>
+        <w:pageBreakBefore w:val="0"/>
+        <w:widowControl/>
+        <w:pBdr>
+          <w:top w:val="single" w:color="DDDDDD" w:sz="8" w:space="0"/>
+          <w:left w:val="single" w:color="DDDDDD" w:sz="8" w:space="0"/>
+          <w:bottom w:val="single" w:color="DDDDDD" w:sz="8" w:space="0"/>
+          <w:right w:val="single" w:color="DDDDDD" w:sz="8" w:space="0"/>
+        </w:pBdr>
+        <w:shd w:val="clear" w:fill="F5F5F5"/>
+        <w:kinsoku/>
+        <w:wordWrap/>
+        <w:overflowPunct/>
+        <w:topLinePunct w:val="0"/>
+        <w:autoSpaceDE/>
+        <w:autoSpaceDN/>
+        <w:bidi w:val="0"/>
+        <w:adjustRightInd/>
+        <w:snapToGrid/>
+        <w:spacing w:after="120"/>
+        <w:textAlignment w:val="auto"/>
+        <w:rPr>
+          <w:rFonts w:hint="eastAsia" w:ascii="宋体" w:hAnsi="宋体" w:eastAsia="宋体" w:cs="宋体"/>
+          <w:color w:val="auto"/>
+          <w:sz w:val="21"/>
+          <w:szCs w:val="21"/>
+        </w:rPr>
+      </w:pPr>
+      <w:r>
+        <w:rPr>
+          <w:rFonts w:hint="eastAsia" w:ascii="宋体" w:hAnsi="宋体" w:eastAsia="宋体" w:cs="宋体"/>
+          <w:color w:val="auto"/>
+          <w:sz w:val="21"/>
+          <w:szCs w:val="21"/>
+        </w:rPr>
+        <w:t>链路: wifi</w:t>
+      </w:r>
+    </w:p>
+    <w:p>
+      <w:pPr>
+        <w:pageBreakBefore w:val="0"/>
+        <w:widowControl/>
+        <w:pBdr>
+          <w:top w:val="single" w:color="DDDDDD" w:sz="8" w:space="0"/>
+          <w:left w:val="single" w:color="DDDDDD" w:sz="8" w:space="0"/>
+          <w:bottom w:val="single" w:color="DDDDDD" w:sz="8" w:space="0"/>
+          <w:right w:val="single" w:color="DDDDDD" w:sz="8" w:space="0"/>
+        </w:pBdr>
+        <w:shd w:val="clear" w:fill="F5F5F5"/>
+        <w:kinsoku/>
+        <w:wordWrap/>
+        <w:overflowPunct/>
+        <w:topLinePunct w:val="0"/>
+        <w:autoSpaceDE/>
+        <w:autoSpaceDN/>
+        <w:bidi w:val="0"/>
+        <w:adjustRightInd/>
+        <w:snapToGrid/>
+        <w:spacing w:after="120"/>
+        <w:textAlignment w:val="auto"/>
+        <w:rPr>
+          <w:rFonts w:hint="eastAsia" w:ascii="宋体" w:hAnsi="宋体" w:eastAsia="宋体" w:cs="宋体"/>
+          <w:color w:val="auto"/>
+          <w:sz w:val="21"/>
+          <w:szCs w:val="21"/>
+        </w:rPr>
+      </w:pPr>
+      <w:r>
+        <w:rPr>
+          <w:rFonts w:hint="eastAsia" w:ascii="宋体" w:hAnsi="宋体" w:eastAsia="宋体" w:cs="宋体"/>
+          <w:color w:val="auto"/>
+          <w:sz w:val="21"/>
+          <w:szCs w:val="21"/>
+        </w:rPr>
+        <w:t>============================</w:t>
       </w:r>
     </w:p>
     <w:p>
@@ -6177,6 +10139,23 @@
 <file path=word/numbering.xml><?xml version="1.0" encoding="utf-8"?>
 <w:numbering xmlns:wpc="http://schemas.microsoft.com/office/word/2010/wordprocessingCanvas" xmlns:mc="http://schemas.openxmlformats.org/markup-compatibility/2006" xmlns:o="urn:schemas-microsoft-com:office:office" xmlns:r="http://schemas.openxmlformats.org/officeDocument/2006/relationships" xmlns:m="http://schemas.openxmlformats.org/officeDocument/2006/math" xmlns:v="urn:schemas-microsoft-com:vml" xmlns:wp14="http://schemas.microsoft.com/office/word/2010/wordprocessingDrawing" xmlns:wp="http://schemas.openxmlformats.org/drawingml/2006/wordprocessingDrawing" xmlns:w10="urn:schemas-microsoft-com:office:word" xmlns:w="http://schemas.openxmlformats.org/wordprocessingml/2006/main" xmlns:w14="http://schemas.microsoft.com/office/word/2010/wordml" xmlns:wpg="http://schemas.microsoft.com/office/word/2010/wordprocessingGroup" xmlns:wpi="http://schemas.microsoft.com/office/word/2010/wordprocessingInk" xmlns:wne="http://schemas.microsoft.com/office/word/2006/wordml" xmlns:wps="http://schemas.microsoft.com/office/word/2010/wordprocessingShape" xmlns:wpsCustomData="http://www.wps.cn/officeDocument/2013/wpsCustomData" mc:Ignorable="w14 wp14">
   <w:abstractNum w:abstractNumId="0">
+    <w:nsid w:val="C0B041E6"/>
+    <w:multiLevelType w:val="singleLevel"/>
+    <w:tmpl w:val="C0B041E6"/>
+    <w:lvl w:ilvl="0" w:tentative="0">
+      <w:start w:val="1"/>
+      <w:numFmt w:val="decimal"/>
+      <w:lvlText w:val="(%1)"/>
+      <w:lvlJc w:val="left"/>
+      <w:pPr>
+        <w:ind w:left="425" w:hanging="425"/>
+      </w:pPr>
+      <w:rPr>
+        <w:rFonts w:hint="default"/>
+      </w:rPr>
+    </w:lvl>
+  </w:abstractNum>
+  <w:abstractNum w:abstractNumId="1">
     <w:nsid w:val="C1D3E0A1"/>
     <w:multiLevelType w:val="singleLevel"/>
     <w:tmpl w:val="C1D3E0A1"/>
@@ -6193,7 +10172,22 @@
       </w:rPr>
     </w:lvl>
   </w:abstractNum>
-  <w:abstractNum w:abstractNumId="1">
+  <w:abstractNum w:abstractNumId="2">
+    <w:nsid w:val="EC1A37C4"/>
+    <w:multiLevelType w:val="singleLevel"/>
+    <w:tmpl w:val="EC1A37C4"/>
+    <w:lvl w:ilvl="0" w:tentative="0">
+      <w:start w:val="5"/>
+      <w:numFmt w:val="chineseCounting"/>
+      <w:suff w:val="space"/>
+      <w:lvlText w:val="%1、"/>
+      <w:lvlJc w:val="left"/>
+      <w:rPr>
+        <w:rFonts w:hint="eastAsia"/>
+      </w:rPr>
+    </w:lvl>
+  </w:abstractNum>
+  <w:abstractNum w:abstractNumId="3">
     <w:nsid w:val="FFFFFF7E"/>
     <w:multiLevelType w:val="singleLevel"/>
     <w:tmpl w:val="FFFFFF7E"/>
@@ -6211,7 +10205,7 @@
       </w:pPr>
     </w:lvl>
   </w:abstractNum>
-  <w:abstractNum w:abstractNumId="2">
+  <w:abstractNum w:abstractNumId="4">
     <w:nsid w:val="FFFFFF7F"/>
     <w:multiLevelType w:val="singleLevel"/>
     <w:tmpl w:val="FFFFFF7F"/>
@@ -6229,7 +10223,7 @@
       </w:pPr>
     </w:lvl>
   </w:abstractNum>
-  <w:abstractNum w:abstractNumId="3">
+  <w:abstractNum w:abstractNumId="5">
     <w:nsid w:val="FFFFFF82"/>
     <w:multiLevelType w:val="singleLevel"/>
     <w:tmpl w:val="FFFFFF82"/>
@@ -6250,7 +10244,7 @@
       </w:rPr>
     </w:lvl>
   </w:abstractNum>
-  <w:abstractNum w:abstractNumId="4">
+  <w:abstractNum w:abstractNumId="6">
     <w:nsid w:val="FFFFFF83"/>
     <w:multiLevelType w:val="singleLevel"/>
     <w:tmpl w:val="FFFFFF83"/>
@@ -6271,7 +10265,7 @@
       </w:rPr>
     </w:lvl>
   </w:abstractNum>
-  <w:abstractNum w:abstractNumId="5">
+  <w:abstractNum w:abstractNumId="7">
     <w:nsid w:val="FFFFFF88"/>
     <w:multiLevelType w:val="singleLevel"/>
     <w:tmpl w:val="FFFFFF88"/>
@@ -6289,7 +10283,7 @@
       </w:pPr>
     </w:lvl>
   </w:abstractNum>
-  <w:abstractNum w:abstractNumId="6">
+  <w:abstractNum w:abstractNumId="8">
     <w:nsid w:val="FFFFFF89"/>
     <w:multiLevelType w:val="singleLevel"/>
     <w:tmpl w:val="FFFFFF89"/>
@@ -6310,7 +10304,7 @@
       </w:rPr>
     </w:lvl>
   </w:abstractNum>
-  <w:abstractNum w:abstractNumId="7">
+  <w:abstractNum w:abstractNumId="9">
     <w:nsid w:val="69B439CA"/>
     <w:multiLevelType w:val="singleLevel"/>
     <w:tmpl w:val="69B439CA"/>
@@ -6327,7 +10321,7 @@
       </w:rPr>
     </w:lvl>
   </w:abstractNum>
-  <w:abstractNum w:abstractNumId="8">
+  <w:abstractNum w:abstractNumId="10">
     <w:nsid w:val="6C0295A0"/>
     <w:multiLevelType w:val="singleLevel"/>
     <w:tmpl w:val="6C0295A0"/>
@@ -6343,31 +10337,37 @@
     </w:lvl>
   </w:abstractNum>
   <w:num w:numId="1">
+    <w:abstractNumId w:val="4"/>
+  </w:num>
+  <w:num w:numId="2">
+    <w:abstractNumId w:val="7"/>
+  </w:num>
+  <w:num w:numId="3">
+    <w:abstractNumId w:val="8"/>
+  </w:num>
+  <w:num w:numId="4">
+    <w:abstractNumId w:val="5"/>
+  </w:num>
+  <w:num w:numId="5">
+    <w:abstractNumId w:val="3"/>
+  </w:num>
+  <w:num w:numId="6">
+    <w:abstractNumId w:val="6"/>
+  </w:num>
+  <w:num w:numId="7">
+    <w:abstractNumId w:val="1"/>
+  </w:num>
+  <w:num w:numId="8">
     <w:abstractNumId w:val="2"/>
   </w:num>
-  <w:num w:numId="2">
-    <w:abstractNumId w:val="5"/>
+  <w:num w:numId="9">
+    <w:abstractNumId w:val="10"/>
   </w:num>
-  <w:num w:numId="3">
-    <w:abstractNumId w:val="6"/>
+  <w:num w:numId="10">
+    <w:abstractNumId w:val="9"/>
   </w:num>
-  <w:num w:numId="4">
-    <w:abstractNumId w:val="3"/>
-  </w:num>
-  <w:num w:numId="5">
-    <w:abstractNumId w:val="1"/>
-  </w:num>
-  <w:num w:numId="6">
-    <w:abstractNumId w:val="4"/>
-  </w:num>
-  <w:num w:numId="7">
+  <w:num w:numId="11">
     <w:abstractNumId w:val="0"/>
-  </w:num>
-  <w:num w:numId="8">
-    <w:abstractNumId w:val="8"/>
-  </w:num>
-  <w:num w:numId="9">
-    <w:abstractNumId w:val="7"/>
   </w:num>
 </w:numbering>
 </file>
@@ -6377,7 +10377,7 @@
   <w:docDefaults>
     <w:rPrDefault>
       <w:rPr>
-        <w:rFonts w:asciiTheme="minorHAnsi" w:hAnsiTheme="minorHAnsi" w:eastAsiaTheme="minorEastAsia" w:cstheme="minorBidi"/>
+        <w:rFonts w:ascii="Times New Roman" w:hAnsi="Times New Roman" w:eastAsia="宋体" w:cs="Times New Roman"/>
       </w:rPr>
     </w:rPrDefault>
     <w:pPrDefault/>
@@ -6414,7 +10414,7 @@
     <w:lsdException w:uiPriority="99" w:name="Normal Indent"/>
     <w:lsdException w:uiPriority="99" w:name="footnote text"/>
     <w:lsdException w:uiPriority="99" w:name="annotation text"/>
-    <w:lsdException w:uiPriority="99" w:semiHidden="0" w:name="header"/>
+    <w:lsdException w:qFormat="1" w:uiPriority="99" w:semiHidden="0" w:name="header"/>
     <w:lsdException w:uiPriority="99" w:semiHidden="0" w:name="footer"/>
     <w:lsdException w:uiPriority="99" w:name="index heading"/>
     <w:lsdException w:qFormat="1" w:uiPriority="35" w:name="caption"/>
@@ -6430,7 +10430,7 @@
     <w:lsdException w:uiPriority="99" w:name="table of authorities"/>
     <w:lsdException w:qFormat="1" w:uiPriority="99" w:semiHidden="0" w:name="macro"/>
     <w:lsdException w:uiPriority="99" w:name="toa heading"/>
-    <w:lsdException w:uiPriority="99" w:semiHidden="0" w:name="List"/>
+    <w:lsdException w:qFormat="1" w:uiPriority="99" w:semiHidden="0" w:name="List"/>
     <w:lsdException w:qFormat="1" w:uiPriority="99" w:semiHidden="0" w:name="List Bullet"/>
     <w:lsdException w:qFormat="1" w:uiPriority="99" w:semiHidden="0" w:name="List Number"/>
     <w:lsdException w:qFormat="1" w:uiPriority="99" w:semiHidden="0" w:name="List 2"/>
@@ -6448,10 +10448,10 @@
     <w:lsdException w:qFormat="1" w:unhideWhenUsed="0" w:uiPriority="10" w:semiHidden="0" w:name="Title"/>
     <w:lsdException w:uiPriority="99" w:name="Closing"/>
     <w:lsdException w:uiPriority="99" w:name="Signature"/>
-    <w:lsdException w:uiPriority="1" w:name="Default Paragraph Font"/>
+    <w:lsdException w:qFormat="1" w:uiPriority="1" w:name="Default Paragraph Font"/>
     <w:lsdException w:qFormat="1" w:uiPriority="99" w:semiHidden="0" w:name="Body Text"/>
     <w:lsdException w:uiPriority="99" w:name="Body Text Indent"/>
-    <w:lsdException w:uiPriority="99" w:semiHidden="0" w:name="List Continue"/>
+    <w:lsdException w:qFormat="1" w:uiPriority="99" w:semiHidden="0" w:name="List Continue"/>
     <w:lsdException w:qFormat="1" w:uiPriority="99" w:semiHidden="0" w:name="List Continue 2"/>
     <w:lsdException w:qFormat="1" w:uiPriority="99" w:semiHidden="0" w:name="List Continue 3"/>
     <w:lsdException w:uiPriority="99" w:name="List Continue 4"/>
@@ -6475,7 +10475,7 @@
     <w:lsdException w:uiPriority="99" w:name="Document Map"/>
     <w:lsdException w:uiPriority="99" w:name="Plain Text"/>
     <w:lsdException w:uiPriority="99" w:name="E-mail Signature"/>
-    <w:lsdException w:uiPriority="99" w:name="Normal (Web)"/>
+    <w:lsdException w:qFormat="1" w:uiPriority="99" w:name="Normal (Web)"/>
     <w:lsdException w:uiPriority="99" w:name="HTML Acronym"/>
     <w:lsdException w:uiPriority="99" w:name="HTML Address"/>
     <w:lsdException w:uiPriority="99" w:name="HTML Cite"/>
@@ -6486,7 +10486,7 @@
     <w:lsdException w:uiPriority="99" w:name="HTML Sample"/>
     <w:lsdException w:uiPriority="99" w:name="HTML Typewriter"/>
     <w:lsdException w:uiPriority="99" w:name="HTML Variable"/>
-    <w:lsdException w:uiPriority="99" w:name="Normal Table"/>
+    <w:lsdException w:qFormat="1" w:uiPriority="99" w:name="Normal Table"/>
     <w:lsdException w:uiPriority="99" w:name="annotation subject"/>
     <w:lsdException w:uiPriority="99" w:name="Table Simple 1"/>
     <w:lsdException w:uiPriority="99" w:name="Table Simple 2"/>
@@ -6544,7 +10544,7 @@
     <w:lsdException w:qFormat="1" w:unhideWhenUsed="0" w:uiPriority="67" w:semiHidden="0" w:name="Medium Grid 1"/>
     <w:lsdException w:qFormat="1" w:unhideWhenUsed="0" w:uiPriority="68" w:semiHidden="0" w:name="Medium Grid 2"/>
     <w:lsdException w:unhideWhenUsed="0" w:uiPriority="69" w:semiHidden="0" w:name="Medium Grid 3"/>
-    <w:lsdException w:unhideWhenUsed="0" w:uiPriority="70" w:semiHidden="0" w:name="Dark List"/>
+    <w:lsdException w:qFormat="1" w:unhideWhenUsed="0" w:uiPriority="70" w:semiHidden="0" w:name="Dark List"/>
     <w:lsdException w:unhideWhenUsed="0" w:uiPriority="71" w:semiHidden="0" w:name="Colorful Shading"/>
     <w:lsdException w:qFormat="1" w:unhideWhenUsed="0" w:uiPriority="72" w:semiHidden="0" w:name="Colorful List"/>
     <w:lsdException w:unhideWhenUsed="0" w:uiPriority="73" w:semiHidden="0" w:name="Colorful Grid"/>
@@ -6578,7 +10578,7 @@
     <w:lsdException w:unhideWhenUsed="0" w:uiPriority="70" w:semiHidden="0" w:name="Dark List Accent 2"/>
     <w:lsdException w:qFormat="1" w:unhideWhenUsed="0" w:uiPriority="71" w:semiHidden="0" w:name="Colorful Shading Accent 2"/>
     <w:lsdException w:qFormat="1" w:unhideWhenUsed="0" w:uiPriority="72" w:semiHidden="0" w:name="Colorful List Accent 2"/>
-    <w:lsdException w:unhideWhenUsed="0" w:uiPriority="73" w:semiHidden="0" w:name="Colorful Grid Accent 2"/>
+    <w:lsdException w:qFormat="1" w:unhideWhenUsed="0" w:uiPriority="73" w:semiHidden="0" w:name="Colorful Grid Accent 2"/>
     <w:lsdException w:qFormat="1" w:unhideWhenUsed="0" w:uiPriority="60" w:semiHidden="0" w:name="Light Shading Accent 3"/>
     <w:lsdException w:qFormat="1" w:unhideWhenUsed="0" w:uiPriority="61" w:semiHidden="0" w:name="Light List Accent 3"/>
     <w:lsdException w:qFormat="1" w:unhideWhenUsed="0" w:uiPriority="62" w:semiHidden="0" w:name="Light Grid Accent 3"/>
@@ -6589,7 +10589,7 @@
     <w:lsdException w:qFormat="1" w:unhideWhenUsed="0" w:uiPriority="67" w:semiHidden="0" w:name="Medium Grid 1 Accent 3"/>
     <w:lsdException w:qFormat="1" w:unhideWhenUsed="0" w:uiPriority="68" w:semiHidden="0" w:name="Medium Grid 2 Accent 3"/>
     <w:lsdException w:unhideWhenUsed="0" w:uiPriority="69" w:semiHidden="0" w:name="Medium Grid 3 Accent 3"/>
-    <w:lsdException w:unhideWhenUsed="0" w:uiPriority="70" w:semiHidden="0" w:name="Dark List Accent 3"/>
+    <w:lsdException w:qFormat="1" w:unhideWhenUsed="0" w:uiPriority="70" w:semiHidden="0" w:name="Dark List Accent 3"/>
     <w:lsdException w:unhideWhenUsed="0" w:uiPriority="71" w:semiHidden="0" w:name="Colorful Shading Accent 3"/>
     <w:lsdException w:qFormat="1" w:unhideWhenUsed="0" w:uiPriority="72" w:semiHidden="0" w:name="Colorful List Accent 3"/>
     <w:lsdException w:unhideWhenUsed="0" w:uiPriority="73" w:semiHidden="0" w:name="Colorful Grid Accent 3"/>
@@ -6601,12 +10601,12 @@
     <w:lsdException w:qFormat="1" w:unhideWhenUsed="0" w:uiPriority="65" w:semiHidden="0" w:name="Medium List 1 Accent 4"/>
     <w:lsdException w:qFormat="1" w:unhideWhenUsed="0" w:uiPriority="66" w:semiHidden="0" w:name="Medium List 2 Accent 4"/>
     <w:lsdException w:qFormat="1" w:unhideWhenUsed="0" w:uiPriority="67" w:semiHidden="0" w:name="Medium Grid 1 Accent 4"/>
-    <w:lsdException w:unhideWhenUsed="0" w:uiPriority="68" w:semiHidden="0" w:name="Medium Grid 2 Accent 4"/>
+    <w:lsdException w:qFormat="1" w:unhideWhenUsed="0" w:uiPriority="68" w:semiHidden="0" w:name="Medium Grid 2 Accent 4"/>
     <w:lsdException w:unhideWhenUsed="0" w:uiPriority="69" w:semiHidden="0" w:name="Medium Grid 3 Accent 4"/>
     <w:lsdException w:qFormat="1" w:unhideWhenUsed="0" w:uiPriority="70" w:semiHidden="0" w:name="Dark List Accent 4"/>
     <w:lsdException w:unhideWhenUsed="0" w:uiPriority="71" w:semiHidden="0" w:name="Colorful Shading Accent 4"/>
     <w:lsdException w:unhideWhenUsed="0" w:uiPriority="72" w:semiHidden="0" w:name="Colorful List Accent 4"/>
-    <w:lsdException w:unhideWhenUsed="0" w:uiPriority="73" w:semiHidden="0" w:name="Colorful Grid Accent 4"/>
+    <w:lsdException w:qFormat="1" w:unhideWhenUsed="0" w:uiPriority="73" w:semiHidden="0" w:name="Colorful Grid Accent 4"/>
     <w:lsdException w:qFormat="1" w:unhideWhenUsed="0" w:uiPriority="60" w:semiHidden="0" w:name="Light Shading Accent 5"/>
     <w:lsdException w:qFormat="1" w:unhideWhenUsed="0" w:uiPriority="61" w:semiHidden="0" w:name="Light List Accent 5"/>
     <w:lsdException w:qFormat="1" w:unhideWhenUsed="0" w:uiPriority="62" w:semiHidden="0" w:name="Light Grid Accent 5"/>
@@ -6629,12 +10629,12 @@
     <w:lsdException w:qFormat="1" w:unhideWhenUsed="0" w:uiPriority="65" w:semiHidden="0" w:name="Medium List 1 Accent 6"/>
     <w:lsdException w:qFormat="1" w:unhideWhenUsed="0" w:uiPriority="66" w:semiHidden="0" w:name="Medium List 2 Accent 6"/>
     <w:lsdException w:qFormat="1" w:unhideWhenUsed="0" w:uiPriority="67" w:semiHidden="0" w:name="Medium Grid 1 Accent 6"/>
-    <w:lsdException w:unhideWhenUsed="0" w:uiPriority="68" w:semiHidden="0" w:name="Medium Grid 2 Accent 6"/>
-    <w:lsdException w:unhideWhenUsed="0" w:uiPriority="69" w:semiHidden="0" w:name="Medium Grid 3 Accent 6"/>
+    <w:lsdException w:qFormat="1" w:unhideWhenUsed="0" w:uiPriority="68" w:semiHidden="0" w:name="Medium Grid 2 Accent 6"/>
+    <w:lsdException w:qFormat="1" w:unhideWhenUsed="0" w:uiPriority="69" w:semiHidden="0" w:name="Medium Grid 3 Accent 6"/>
     <w:lsdException w:qFormat="1" w:unhideWhenUsed="0" w:uiPriority="70" w:semiHidden="0" w:name="Dark List Accent 6"/>
     <w:lsdException w:qFormat="1" w:unhideWhenUsed="0" w:uiPriority="71" w:semiHidden="0" w:name="Colorful Shading Accent 6"/>
-    <w:lsdException w:unhideWhenUsed="0" w:uiPriority="72" w:semiHidden="0" w:name="Colorful List Accent 6"/>
-    <w:lsdException w:unhideWhenUsed="0" w:uiPriority="73" w:semiHidden="0" w:name="Colorful Grid Accent 6"/>
+    <w:lsdException w:qFormat="1" w:unhideWhenUsed="0" w:uiPriority="72" w:semiHidden="0" w:name="Colorful List Accent 6"/>
+    <w:lsdException w:qFormat="1" w:unhideWhenUsed="0" w:uiPriority="73" w:semiHidden="0" w:name="Colorful Grid Accent 6"/>
   </w:latentStyles>
   <w:style w:type="paragraph" w:default="1" w:styleId="1">
     <w:name w:val="Normal"/>
@@ -6655,7 +10655,7 @@
     <w:name w:val="heading 1"/>
     <w:basedOn w:val="1"/>
     <w:next w:val="1"/>
-    <w:link w:val="138"/>
+    <w:link w:val="141"/>
     <w:qFormat/>
     <w:uiPriority w:val="9"/>
     <w:pPr>
@@ -6677,7 +10677,7 @@
     <w:name w:val="heading 2"/>
     <w:basedOn w:val="1"/>
     <w:next w:val="1"/>
-    <w:link w:val="139"/>
+    <w:link w:val="142"/>
     <w:unhideWhenUsed/>
     <w:qFormat/>
     <w:uiPriority w:val="9"/>
@@ -6705,7 +10705,7 @@
     <w:name w:val="heading 3"/>
     <w:basedOn w:val="1"/>
     <w:next w:val="1"/>
-    <w:link w:val="140"/>
+    <w:link w:val="143"/>
     <w:unhideWhenUsed/>
     <w:qFormat/>
     <w:uiPriority w:val="9"/>
@@ -6731,7 +10731,7 @@
     <w:name w:val="heading 4"/>
     <w:basedOn w:val="1"/>
     <w:next w:val="1"/>
-    <w:link w:val="150"/>
+    <w:link w:val="153"/>
     <w:semiHidden/>
     <w:unhideWhenUsed/>
     <w:qFormat/>
@@ -6760,7 +10760,7 @@
     <w:name w:val="heading 5"/>
     <w:basedOn w:val="1"/>
     <w:next w:val="1"/>
-    <w:link w:val="151"/>
+    <w:link w:val="154"/>
     <w:semiHidden/>
     <w:unhideWhenUsed/>
     <w:qFormat/>
@@ -6780,7 +10780,7 @@
     <w:name w:val="heading 6"/>
     <w:basedOn w:val="1"/>
     <w:next w:val="1"/>
-    <w:link w:val="152"/>
+    <w:link w:val="155"/>
     <w:semiHidden/>
     <w:unhideWhenUsed/>
     <w:qFormat/>
@@ -6802,7 +10802,7 @@
     <w:name w:val="heading 7"/>
     <w:basedOn w:val="1"/>
     <w:next w:val="1"/>
-    <w:link w:val="153"/>
+    <w:link w:val="156"/>
     <w:semiHidden/>
     <w:unhideWhenUsed/>
     <w:qFormat/>
@@ -6832,7 +10832,7 @@
     <w:name w:val="heading 8"/>
     <w:basedOn w:val="1"/>
     <w:next w:val="1"/>
-    <w:link w:val="154"/>
+    <w:link w:val="157"/>
     <w:semiHidden/>
     <w:unhideWhenUsed/>
     <w:qFormat/>
@@ -6859,7 +10859,7 @@
     <w:name w:val="heading 9"/>
     <w:basedOn w:val="1"/>
     <w:next w:val="1"/>
-    <w:link w:val="155"/>
+    <w:link w:val="158"/>
     <w:semiHidden/>
     <w:unhideWhenUsed/>
     <w:qFormat/>
@@ -6887,16 +10887,18 @@
       </w14:textFill>
     </w:rPr>
   </w:style>
-  <w:style w:type="character" w:default="1" w:styleId="132">
+  <w:style w:type="character" w:default="1" w:styleId="134">
     <w:name w:val="Default Paragraph Font"/>
     <w:semiHidden/>
     <w:unhideWhenUsed/>
+    <w:qFormat/>
     <w:uiPriority w:val="1"/>
   </w:style>
-  <w:style w:type="table" w:default="1" w:styleId="32">
+  <w:style w:type="table" w:default="1" w:styleId="34">
     <w:name w:val="Normal Table"/>
     <w:semiHidden/>
     <w:unhideWhenUsed/>
+    <w:qFormat/>
     <w:uiPriority w:val="99"/>
     <w:tblPr>
       <w:tblCellMar>
@@ -6909,7 +10911,7 @@
   </w:style>
   <w:style w:type="paragraph" w:styleId="2">
     <w:name w:val="macro"/>
-    <w:link w:val="147"/>
+    <w:link w:val="150"/>
     <w:unhideWhenUsed/>
     <w:qFormat/>
     <w:uiPriority w:val="99"/>
@@ -7011,7 +11013,7 @@
   <w:style w:type="paragraph" w:styleId="17">
     <w:name w:val="Body Text 3"/>
     <w:basedOn w:val="1"/>
-    <w:link w:val="146"/>
+    <w:link w:val="149"/>
     <w:unhideWhenUsed/>
     <w:uiPriority w:val="99"/>
     <w:pPr>
@@ -7038,7 +11040,7 @@
   <w:style w:type="paragraph" w:styleId="19">
     <w:name w:val="Body Text"/>
     <w:basedOn w:val="1"/>
-    <w:link w:val="144"/>
+    <w:link w:val="147"/>
     <w:unhideWhenUsed/>
     <w:qFormat/>
     <w:uiPriority w:val="99"/>
@@ -7075,6 +11077,7 @@
     <w:name w:val="List Continue"/>
     <w:basedOn w:val="1"/>
     <w:unhideWhenUsed/>
+    <w:qFormat/>
     <w:uiPriority w:val="99"/>
     <w:pPr>
       <w:spacing w:after="120"/>
@@ -7099,7 +11102,7 @@
   <w:style w:type="paragraph" w:styleId="24">
     <w:name w:val="footer"/>
     <w:basedOn w:val="1"/>
-    <w:link w:val="136"/>
+    <w:link w:val="139"/>
     <w:unhideWhenUsed/>
     <w:uiPriority w:val="99"/>
     <w:pPr>
@@ -7113,8 +11116,9 @@
   <w:style w:type="paragraph" w:styleId="25">
     <w:name w:val="header"/>
     <w:basedOn w:val="1"/>
-    <w:link w:val="135"/>
+    <w:link w:val="138"/>
     <w:unhideWhenUsed/>
+    <w:qFormat/>
     <w:uiPriority w:val="99"/>
     <w:pPr>
       <w:tabs>
@@ -7128,7 +11132,7 @@
     <w:name w:val="Subtitle"/>
     <w:basedOn w:val="1"/>
     <w:next w:val="1"/>
-    <w:link w:val="142"/>
+    <w:link w:val="145"/>
     <w:qFormat/>
     <w:uiPriority w:val="11"/>
     <w:rPr>
@@ -7150,6 +11154,7 @@
     <w:name w:val="List"/>
     <w:basedOn w:val="1"/>
     <w:unhideWhenUsed/>
+    <w:qFormat/>
     <w:uiPriority w:val="99"/>
     <w:pPr>
       <w:ind w:left="360" w:hanging="360"/>
@@ -7159,7 +11164,7 @@
   <w:style w:type="paragraph" w:styleId="28">
     <w:name w:val="Body Text 2"/>
     <w:basedOn w:val="1"/>
-    <w:link w:val="145"/>
+    <w:link w:val="148"/>
     <w:unhideWhenUsed/>
     <w:uiPriority w:val="99"/>
     <w:pPr>
@@ -7179,6 +11184,59 @@
     </w:pPr>
   </w:style>
   <w:style w:type="paragraph" w:styleId="30">
+    <w:name w:val="HTML Preformatted"/>
+    <w:basedOn w:val="1"/>
+    <w:semiHidden/>
+    <w:unhideWhenUsed/>
+    <w:uiPriority w:val="99"/>
+    <w:pPr>
+      <w:tabs>
+        <w:tab w:val="left" w:pos="916"/>
+        <w:tab w:val="left" w:pos="1832"/>
+        <w:tab w:val="left" w:pos="2748"/>
+        <w:tab w:val="left" w:pos="3664"/>
+        <w:tab w:val="left" w:pos="4580"/>
+        <w:tab w:val="left" w:pos="5496"/>
+        <w:tab w:val="left" w:pos="6412"/>
+        <w:tab w:val="left" w:pos="7328"/>
+        <w:tab w:val="left" w:pos="8244"/>
+        <w:tab w:val="left" w:pos="9160"/>
+        <w:tab w:val="left" w:pos="10076"/>
+        <w:tab w:val="left" w:pos="10992"/>
+        <w:tab w:val="left" w:pos="11908"/>
+        <w:tab w:val="left" w:pos="12824"/>
+        <w:tab w:val="left" w:pos="13740"/>
+        <w:tab w:val="left" w:pos="14656"/>
+      </w:tabs>
+      <w:jc w:val="left"/>
+    </w:pPr>
+    <w:rPr>
+      <w:rFonts w:hint="eastAsia" w:ascii="宋体" w:hAnsi="宋体" w:eastAsia="宋体" w:cs="宋体"/>
+      <w:kern w:val="0"/>
+      <w:sz w:val="24"/>
+      <w:szCs w:val="24"/>
+      <w:lang w:val="en-US" w:eastAsia="zh-CN" w:bidi="ar"/>
+    </w:rPr>
+  </w:style>
+  <w:style w:type="paragraph" w:styleId="31">
+    <w:name w:val="Normal (Web)"/>
+    <w:basedOn w:val="1"/>
+    <w:semiHidden/>
+    <w:unhideWhenUsed/>
+    <w:qFormat/>
+    <w:uiPriority w:val="99"/>
+    <w:pPr>
+      <w:spacing w:before="0" w:beforeAutospacing="1" w:after="0" w:afterAutospacing="1"/>
+      <w:ind w:left="0" w:right="0"/>
+      <w:jc w:val="left"/>
+    </w:pPr>
+    <w:rPr>
+      <w:kern w:val="0"/>
+      <w:sz w:val="24"/>
+      <w:lang w:val="en-US" w:eastAsia="zh-CN" w:bidi="ar"/>
+    </w:rPr>
+  </w:style>
+  <w:style w:type="paragraph" w:styleId="32">
     <w:name w:val="List Continue 3"/>
     <w:basedOn w:val="1"/>
     <w:unhideWhenUsed/>
@@ -7190,11 +11248,11 @@
       <w:contextualSpacing/>
     </w:pPr>
   </w:style>
-  <w:style w:type="paragraph" w:styleId="31">
+  <w:style w:type="paragraph" w:styleId="33">
     <w:name w:val="Title"/>
     <w:basedOn w:val="1"/>
     <w:next w:val="1"/>
-    <w:link w:val="141"/>
+    <w:link w:val="144"/>
     <w:qFormat/>
     <w:uiPriority w:val="10"/>
     <w:pPr>
@@ -7213,9 +11271,9 @@
       <w:szCs w:val="52"/>
     </w:rPr>
   </w:style>
-  <w:style w:type="table" w:styleId="33">
+  <w:style w:type="table" w:styleId="35">
     <w:name w:val="Table Grid"/>
-    <w:basedOn w:val="32"/>
+    <w:basedOn w:val="34"/>
     <w:qFormat/>
     <w:uiPriority w:val="59"/>
     <w:pPr>
@@ -7238,9 +11296,9 @@
       </w:tblCellMar>
     </w:tblPr>
   </w:style>
-  <w:style w:type="table" w:styleId="34">
+  <w:style w:type="table" w:styleId="36">
     <w:name w:val="Light Shading"/>
-    <w:basedOn w:val="32"/>
+    <w:basedOn w:val="34"/>
     <w:qFormat/>
     <w:uiPriority w:val="60"/>
     <w:pPr>
@@ -7338,9 +11396,9 @@
       </w:tcPr>
     </w:tblStylePr>
   </w:style>
-  <w:style w:type="table" w:styleId="35">
+  <w:style w:type="table" w:styleId="37">
     <w:name w:val="Light Shading Accent 1"/>
-    <w:basedOn w:val="32"/>
+    <w:basedOn w:val="34"/>
     <w:qFormat/>
     <w:uiPriority w:val="60"/>
     <w:pPr>
@@ -7438,9 +11496,9 @@
       </w:tcPr>
     </w:tblStylePr>
   </w:style>
-  <w:style w:type="table" w:styleId="36">
+  <w:style w:type="table" w:styleId="38">
     <w:name w:val="Light Shading Accent 2"/>
-    <w:basedOn w:val="32"/>
+    <w:basedOn w:val="34"/>
     <w:qFormat/>
     <w:uiPriority w:val="60"/>
     <w:pPr>
@@ -7538,9 +11596,9 @@
       </w:tcPr>
     </w:tblStylePr>
   </w:style>
-  <w:style w:type="table" w:styleId="37">
+  <w:style w:type="table" w:styleId="39">
     <w:name w:val="Light Shading Accent 3"/>
-    <w:basedOn w:val="32"/>
+    <w:basedOn w:val="34"/>
     <w:qFormat/>
     <w:uiPriority w:val="60"/>
     <w:pPr>
@@ -7638,9 +11696,9 @@
       </w:tcPr>
     </w:tblStylePr>
   </w:style>
-  <w:style w:type="table" w:styleId="38">
+  <w:style w:type="table" w:styleId="40">
     <w:name w:val="Light Shading Accent 4"/>
-    <w:basedOn w:val="32"/>
+    <w:basedOn w:val="34"/>
     <w:qFormat/>
     <w:uiPriority w:val="60"/>
     <w:pPr>
@@ -7738,9 +11796,9 @@
       </w:tcPr>
     </w:tblStylePr>
   </w:style>
-  <w:style w:type="table" w:styleId="39">
+  <w:style w:type="table" w:styleId="41">
     <w:name w:val="Light Shading Accent 5"/>
-    <w:basedOn w:val="32"/>
+    <w:basedOn w:val="34"/>
     <w:qFormat/>
     <w:uiPriority w:val="60"/>
     <w:pPr>
@@ -7838,9 +11896,9 @@
       </w:tcPr>
     </w:tblStylePr>
   </w:style>
-  <w:style w:type="table" w:styleId="40">
+  <w:style w:type="table" w:styleId="42">
     <w:name w:val="Light Shading Accent 6"/>
-    <w:basedOn w:val="32"/>
+    <w:basedOn w:val="34"/>
     <w:qFormat/>
     <w:uiPriority w:val="60"/>
     <w:pPr>
@@ -7938,9 +11996,9 @@
       </w:tcPr>
     </w:tblStylePr>
   </w:style>
-  <w:style w:type="table" w:styleId="41">
+  <w:style w:type="table" w:styleId="43">
     <w:name w:val="Light List"/>
-    <w:basedOn w:val="32"/>
+    <w:basedOn w:val="34"/>
     <w:qFormat/>
     <w:uiPriority w:val="61"/>
     <w:pPr>
@@ -8032,9 +12090,9 @@
       </w:tcPr>
     </w:tblStylePr>
   </w:style>
-  <w:style w:type="table" w:styleId="42">
+  <w:style w:type="table" w:styleId="44">
     <w:name w:val="Light List Accent 1"/>
-    <w:basedOn w:val="32"/>
+    <w:basedOn w:val="34"/>
     <w:qFormat/>
     <w:uiPriority w:val="61"/>
     <w:pPr>
@@ -8126,9 +12184,9 @@
       </w:tcPr>
     </w:tblStylePr>
   </w:style>
-  <w:style w:type="table" w:styleId="43">
+  <w:style w:type="table" w:styleId="45">
     <w:name w:val="Light List Accent 2"/>
-    <w:basedOn w:val="32"/>
+    <w:basedOn w:val="34"/>
     <w:qFormat/>
     <w:uiPriority w:val="61"/>
     <w:pPr>
@@ -8220,9 +12278,9 @@
       </w:tcPr>
     </w:tblStylePr>
   </w:style>
-  <w:style w:type="table" w:styleId="44">
+  <w:style w:type="table" w:styleId="46">
     <w:name w:val="Light List Accent 3"/>
-    <w:basedOn w:val="32"/>
+    <w:basedOn w:val="34"/>
     <w:qFormat/>
     <w:uiPriority w:val="61"/>
     <w:pPr>
@@ -8314,9 +12372,9 @@
       </w:tcPr>
     </w:tblStylePr>
   </w:style>
-  <w:style w:type="table" w:styleId="45">
+  <w:style w:type="table" w:styleId="47">
     <w:name w:val="Light List Accent 4"/>
-    <w:basedOn w:val="32"/>
+    <w:basedOn w:val="34"/>
     <w:qFormat/>
     <w:uiPriority w:val="61"/>
     <w:pPr>
@@ -8408,9 +12466,9 @@
       </w:tcPr>
     </w:tblStylePr>
   </w:style>
-  <w:style w:type="table" w:styleId="46">
+  <w:style w:type="table" w:styleId="48">
     <w:name w:val="Light List Accent 5"/>
-    <w:basedOn w:val="32"/>
+    <w:basedOn w:val="34"/>
     <w:qFormat/>
     <w:uiPriority w:val="61"/>
     <w:pPr>
@@ -8502,9 +12560,9 @@
       </w:tcPr>
     </w:tblStylePr>
   </w:style>
-  <w:style w:type="table" w:styleId="47">
+  <w:style w:type="table" w:styleId="49">
     <w:name w:val="Light List Accent 6"/>
-    <w:basedOn w:val="32"/>
+    <w:basedOn w:val="34"/>
     <w:qFormat/>
     <w:uiPriority w:val="61"/>
     <w:pPr>
@@ -8596,9 +12654,9 @@
       </w:tcPr>
     </w:tblStylePr>
   </w:style>
-  <w:style w:type="table" w:styleId="48">
+  <w:style w:type="table" w:styleId="50">
     <w:name w:val="Light Grid"/>
-    <w:basedOn w:val="32"/>
+    <w:basedOn w:val="34"/>
     <w:qFormat/>
     <w:uiPriority w:val="62"/>
     <w:pPr>
@@ -8723,9 +12781,9 @@
       </w:tcPr>
     </w:tblStylePr>
   </w:style>
-  <w:style w:type="table" w:styleId="49">
+  <w:style w:type="table" w:styleId="51">
     <w:name w:val="Light Grid Accent 1"/>
-    <w:basedOn w:val="32"/>
+    <w:basedOn w:val="34"/>
     <w:qFormat/>
     <w:uiPriority w:val="62"/>
     <w:pPr>
@@ -8850,9 +12908,9 @@
       </w:tcPr>
     </w:tblStylePr>
   </w:style>
-  <w:style w:type="table" w:styleId="50">
+  <w:style w:type="table" w:styleId="52">
     <w:name w:val="Light Grid Accent 2"/>
-    <w:basedOn w:val="32"/>
+    <w:basedOn w:val="34"/>
     <w:qFormat/>
     <w:uiPriority w:val="62"/>
     <w:pPr>
@@ -8977,9 +13035,9 @@
       </w:tcPr>
     </w:tblStylePr>
   </w:style>
-  <w:style w:type="table" w:styleId="51">
+  <w:style w:type="table" w:styleId="53">
     <w:name w:val="Light Grid Accent 3"/>
-    <w:basedOn w:val="32"/>
+    <w:basedOn w:val="34"/>
     <w:qFormat/>
     <w:uiPriority w:val="62"/>
     <w:pPr>
@@ -9104,9 +13162,9 @@
       </w:tcPr>
     </w:tblStylePr>
   </w:style>
-  <w:style w:type="table" w:styleId="52">
+  <w:style w:type="table" w:styleId="54">
     <w:name w:val="Light Grid Accent 4"/>
-    <w:basedOn w:val="32"/>
+    <w:basedOn w:val="34"/>
     <w:qFormat/>
     <w:uiPriority w:val="62"/>
     <w:pPr>
@@ -9231,9 +13289,9 @@
       </w:tcPr>
     </w:tblStylePr>
   </w:style>
-  <w:style w:type="table" w:styleId="53">
+  <w:style w:type="table" w:styleId="55">
     <w:name w:val="Light Grid Accent 5"/>
-    <w:basedOn w:val="32"/>
+    <w:basedOn w:val="34"/>
     <w:qFormat/>
     <w:uiPriority w:val="62"/>
     <w:pPr>
@@ -9358,9 +13416,9 @@
       </w:tcPr>
     </w:tblStylePr>
   </w:style>
-  <w:style w:type="table" w:styleId="54">
+  <w:style w:type="table" w:styleId="56">
     <w:name w:val="Light Grid Accent 6"/>
-    <w:basedOn w:val="32"/>
+    <w:basedOn w:val="34"/>
     <w:qFormat/>
     <w:uiPriority w:val="62"/>
     <w:pPr>
@@ -9485,9 +13543,9 @@
       </w:tcPr>
     </w:tblStylePr>
   </w:style>
-  <w:style w:type="table" w:styleId="55">
+  <w:style w:type="table" w:styleId="57">
     <w:name w:val="Medium Shading 1"/>
-    <w:basedOn w:val="32"/>
+    <w:basedOn w:val="34"/>
     <w:qFormat/>
     <w:uiPriority w:val="63"/>
     <w:pPr>
@@ -9593,9 +13651,9 @@
       </w:tcPr>
     </w:tblStylePr>
   </w:style>
-  <w:style w:type="table" w:styleId="56">
+  <w:style w:type="table" w:styleId="58">
     <w:name w:val="Medium Shading 1 Accent 1"/>
-    <w:basedOn w:val="32"/>
+    <w:basedOn w:val="34"/>
     <w:qFormat/>
     <w:uiPriority w:val="63"/>
     <w:pPr>
@@ -9701,9 +13759,9 @@
       </w:tcPr>
     </w:tblStylePr>
   </w:style>
-  <w:style w:type="table" w:styleId="57">
+  <w:style w:type="table" w:styleId="59">
     <w:name w:val="Medium Shading 1 Accent 2"/>
-    <w:basedOn w:val="32"/>
+    <w:basedOn w:val="34"/>
     <w:qFormat/>
     <w:uiPriority w:val="63"/>
     <w:pPr>
@@ -9809,9 +13867,9 @@
       </w:tcPr>
     </w:tblStylePr>
   </w:style>
-  <w:style w:type="table" w:styleId="58">
+  <w:style w:type="table" w:styleId="60">
     <w:name w:val="Medium Shading 1 Accent 3"/>
-    <w:basedOn w:val="32"/>
+    <w:basedOn w:val="34"/>
     <w:qFormat/>
     <w:uiPriority w:val="63"/>
     <w:pPr>
@@ -9917,9 +13975,9 @@
       </w:tcPr>
     </w:tblStylePr>
   </w:style>
-  <w:style w:type="table" w:styleId="59">
+  <w:style w:type="table" w:styleId="61">
     <w:name w:val="Medium Shading 1 Accent 4"/>
-    <w:basedOn w:val="32"/>
+    <w:basedOn w:val="34"/>
     <w:qFormat/>
     <w:uiPriority w:val="63"/>
     <w:pPr>
@@ -10025,9 +14083,9 @@
       </w:tcPr>
     </w:tblStylePr>
   </w:style>
-  <w:style w:type="table" w:styleId="60">
+  <w:style w:type="table" w:styleId="62">
     <w:name w:val="Medium Shading 1 Accent 5"/>
-    <w:basedOn w:val="32"/>
+    <w:basedOn w:val="34"/>
     <w:qFormat/>
     <w:uiPriority w:val="63"/>
     <w:pPr>
@@ -10133,9 +14191,9 @@
       </w:tcPr>
     </w:tblStylePr>
   </w:style>
-  <w:style w:type="table" w:styleId="61">
+  <w:style w:type="table" w:styleId="63">
     <w:name w:val="Medium Shading 1 Accent 6"/>
-    <w:basedOn w:val="32"/>
+    <w:basedOn w:val="34"/>
     <w:qFormat/>
     <w:uiPriority w:val="63"/>
     <w:pPr>
@@ -10241,9 +14299,9 @@
       </w:tcPr>
     </w:tblStylePr>
   </w:style>
-  <w:style w:type="table" w:styleId="62">
+  <w:style w:type="table" w:styleId="64">
     <w:name w:val="Medium Shading 2"/>
-    <w:basedOn w:val="32"/>
+    <w:basedOn w:val="34"/>
     <w:qFormat/>
     <w:uiPriority w:val="64"/>
     <w:pPr>
@@ -10407,9 +14465,9 @@
       </w:tcPr>
     </w:tblStylePr>
   </w:style>
-  <w:style w:type="table" w:styleId="63">
+  <w:style w:type="table" w:styleId="65">
     <w:name w:val="Medium Shading 2 Accent 1"/>
-    <w:basedOn w:val="32"/>
+    <w:basedOn w:val="34"/>
     <w:qFormat/>
     <w:uiPriority w:val="64"/>
     <w:pPr>
@@ -10573,9 +14631,9 @@
       </w:tcPr>
     </w:tblStylePr>
   </w:style>
-  <w:style w:type="table" w:styleId="64">
+  <w:style w:type="table" w:styleId="66">
     <w:name w:val="Medium Shading 2 Accent 2"/>
-    <w:basedOn w:val="32"/>
+    <w:basedOn w:val="34"/>
     <w:qFormat/>
     <w:uiPriority w:val="64"/>
     <w:pPr>
@@ -10739,9 +14797,9 @@
       </w:tcPr>
     </w:tblStylePr>
   </w:style>
-  <w:style w:type="table" w:styleId="65">
+  <w:style w:type="table" w:styleId="67">
     <w:name w:val="Medium Shading 2 Accent 3"/>
-    <w:basedOn w:val="32"/>
+    <w:basedOn w:val="34"/>
     <w:qFormat/>
     <w:uiPriority w:val="64"/>
     <w:pPr>
@@ -10905,9 +14963,9 @@
       </w:tcPr>
     </w:tblStylePr>
   </w:style>
-  <w:style w:type="table" w:styleId="66">
+  <w:style w:type="table" w:styleId="68">
     <w:name w:val="Medium Shading 2 Accent 4"/>
-    <w:basedOn w:val="32"/>
+    <w:basedOn w:val="34"/>
     <w:qFormat/>
     <w:uiPriority w:val="64"/>
     <w:pPr>
@@ -11071,9 +15129,9 @@
       </w:tcPr>
     </w:tblStylePr>
   </w:style>
-  <w:style w:type="table" w:styleId="67">
+  <w:style w:type="table" w:styleId="69">
     <w:name w:val="Medium Shading 2 Accent 5"/>
-    <w:basedOn w:val="32"/>
+    <w:basedOn w:val="34"/>
     <w:qFormat/>
     <w:uiPriority w:val="64"/>
     <w:pPr>
@@ -11237,9 +15295,9 @@
       </w:tcPr>
     </w:tblStylePr>
   </w:style>
-  <w:style w:type="table" w:styleId="68">
+  <w:style w:type="table" w:styleId="70">
     <w:name w:val="Medium Shading 2 Accent 6"/>
-    <w:basedOn w:val="32"/>
+    <w:basedOn w:val="34"/>
     <w:qFormat/>
     <w:uiPriority w:val="64"/>
     <w:pPr>
@@ -11403,9 +15461,9 @@
       </w:tcPr>
     </w:tblStylePr>
   </w:style>
-  <w:style w:type="table" w:styleId="69">
+  <w:style w:type="table" w:styleId="71">
     <w:name w:val="Medium List 1"/>
-    <w:basedOn w:val="32"/>
+    <w:basedOn w:val="34"/>
     <w:qFormat/>
     <w:uiPriority w:val="65"/>
     <w:pPr>
@@ -11494,9 +15552,9 @@
       </w:tcPr>
     </w:tblStylePr>
   </w:style>
-  <w:style w:type="table" w:styleId="70">
+  <w:style w:type="table" w:styleId="72">
     <w:name w:val="Medium List 1 Accent 1"/>
-    <w:basedOn w:val="32"/>
+    <w:basedOn w:val="34"/>
     <w:qFormat/>
     <w:uiPriority w:val="65"/>
     <w:pPr>
@@ -11585,9 +15643,9 @@
       </w:tcPr>
     </w:tblStylePr>
   </w:style>
-  <w:style w:type="table" w:styleId="71">
+  <w:style w:type="table" w:styleId="73">
     <w:name w:val="Medium List 1 Accent 2"/>
-    <w:basedOn w:val="32"/>
+    <w:basedOn w:val="34"/>
     <w:qFormat/>
     <w:uiPriority w:val="65"/>
     <w:pPr>
@@ -11676,9 +15734,9 @@
       </w:tcPr>
     </w:tblStylePr>
   </w:style>
-  <w:style w:type="table" w:styleId="72">
+  <w:style w:type="table" w:styleId="74">
     <w:name w:val="Medium List 1 Accent 3"/>
-    <w:basedOn w:val="32"/>
+    <w:basedOn w:val="34"/>
     <w:qFormat/>
     <w:uiPriority w:val="65"/>
     <w:pPr>
@@ -11767,9 +15825,9 @@
       </w:tcPr>
     </w:tblStylePr>
   </w:style>
-  <w:style w:type="table" w:styleId="73">
+  <w:style w:type="table" w:styleId="75">
     <w:name w:val="Medium List 1 Accent 4"/>
-    <w:basedOn w:val="32"/>
+    <w:basedOn w:val="34"/>
     <w:qFormat/>
     <w:uiPriority w:val="65"/>
     <w:pPr>
@@ -11858,9 +15916,9 @@
       </w:tcPr>
     </w:tblStylePr>
   </w:style>
-  <w:style w:type="table" w:styleId="74">
+  <w:style w:type="table" w:styleId="76">
     <w:name w:val="Medium List 1 Accent 5"/>
-    <w:basedOn w:val="32"/>
+    <w:basedOn w:val="34"/>
     <w:qFormat/>
     <w:uiPriority w:val="65"/>
     <w:pPr>
@@ -11949,9 +16007,9 @@
       </w:tcPr>
     </w:tblStylePr>
   </w:style>
-  <w:style w:type="table" w:styleId="75">
+  <w:style w:type="table" w:styleId="77">
     <w:name w:val="Medium List 1 Accent 6"/>
-    <w:basedOn w:val="32"/>
+    <w:basedOn w:val="34"/>
     <w:qFormat/>
     <w:uiPriority w:val="65"/>
     <w:pPr>
@@ -12040,9 +16098,9 @@
       </w:tcPr>
     </w:tblStylePr>
   </w:style>
-  <w:style w:type="table" w:styleId="76">
+  <w:style w:type="table" w:styleId="78">
     <w:name w:val="Medium List 2"/>
-    <w:basedOn w:val="32"/>
+    <w:basedOn w:val="34"/>
     <w:qFormat/>
     <w:uiPriority w:val="66"/>
     <w:pPr>
@@ -12170,9 +16228,9 @@
       </w:tcPr>
     </w:tblStylePr>
   </w:style>
-  <w:style w:type="table" w:styleId="77">
+  <w:style w:type="table" w:styleId="79">
     <w:name w:val="Medium List 2 Accent 1"/>
-    <w:basedOn w:val="32"/>
+    <w:basedOn w:val="34"/>
     <w:qFormat/>
     <w:uiPriority w:val="66"/>
     <w:pPr>
@@ -12300,9 +16358,9 @@
       </w:tcPr>
     </w:tblStylePr>
   </w:style>
-  <w:style w:type="table" w:styleId="78">
+  <w:style w:type="table" w:styleId="80">
     <w:name w:val="Medium List 2 Accent 2"/>
-    <w:basedOn w:val="32"/>
+    <w:basedOn w:val="34"/>
     <w:qFormat/>
     <w:uiPriority w:val="66"/>
     <w:pPr>
@@ -12430,9 +16488,9 @@
       </w:tcPr>
     </w:tblStylePr>
   </w:style>
-  <w:style w:type="table" w:styleId="79">
+  <w:style w:type="table" w:styleId="81">
     <w:name w:val="Medium List 2 Accent 3"/>
-    <w:basedOn w:val="32"/>
+    <w:basedOn w:val="34"/>
     <w:qFormat/>
     <w:uiPriority w:val="66"/>
     <w:pPr>
@@ -12560,9 +16618,9 @@
       </w:tcPr>
     </w:tblStylePr>
   </w:style>
-  <w:style w:type="table" w:styleId="80">
+  <w:style w:type="table" w:styleId="82">
     <w:name w:val="Medium List 2 Accent 4"/>
-    <w:basedOn w:val="32"/>
+    <w:basedOn w:val="34"/>
     <w:qFormat/>
     <w:uiPriority w:val="66"/>
     <w:pPr>
@@ -12690,9 +16748,9 @@
       </w:tcPr>
     </w:tblStylePr>
   </w:style>
-  <w:style w:type="table" w:styleId="81">
+  <w:style w:type="table" w:styleId="83">
     <w:name w:val="Medium List 2 Accent 5"/>
-    <w:basedOn w:val="32"/>
+    <w:basedOn w:val="34"/>
     <w:qFormat/>
     <w:uiPriority w:val="66"/>
     <w:pPr>
@@ -12820,9 +16878,9 @@
       </w:tcPr>
     </w:tblStylePr>
   </w:style>
-  <w:style w:type="table" w:styleId="82">
+  <w:style w:type="table" w:styleId="84">
     <w:name w:val="Medium List 2 Accent 6"/>
-    <w:basedOn w:val="32"/>
+    <w:basedOn w:val="34"/>
     <w:qFormat/>
     <w:uiPriority w:val="66"/>
     <w:pPr>
@@ -12950,9 +17008,9 @@
       </w:tcPr>
     </w:tblStylePr>
   </w:style>
-  <w:style w:type="table" w:styleId="83">
+  <w:style w:type="table" w:styleId="85">
     <w:name w:val="Medium Grid 1"/>
-    <w:basedOn w:val="32"/>
+    <w:basedOn w:val="34"/>
     <w:qFormat/>
     <w:uiPriority w:val="67"/>
     <w:pPr>
@@ -13020,9 +17078,9 @@
       </w:tcPr>
     </w:tblStylePr>
   </w:style>
-  <w:style w:type="table" w:styleId="84">
+  <w:style w:type="table" w:styleId="86">
     <w:name w:val="Medium Grid 1 Accent 1"/>
-    <w:basedOn w:val="32"/>
+    <w:basedOn w:val="34"/>
     <w:qFormat/>
     <w:uiPriority w:val="67"/>
     <w:pPr>
@@ -13090,9 +17148,9 @@
       </w:tcPr>
     </w:tblStylePr>
   </w:style>
-  <w:style w:type="table" w:styleId="85">
+  <w:style w:type="table" w:styleId="87">
     <w:name w:val="Medium Grid 1 Accent 2"/>
-    <w:basedOn w:val="32"/>
+    <w:basedOn w:val="34"/>
     <w:qFormat/>
     <w:uiPriority w:val="67"/>
     <w:pPr>
@@ -13160,9 +17218,9 @@
       </w:tcPr>
     </w:tblStylePr>
   </w:style>
-  <w:style w:type="table" w:styleId="86">
+  <w:style w:type="table" w:styleId="88">
     <w:name w:val="Medium Grid 1 Accent 3"/>
-    <w:basedOn w:val="32"/>
+    <w:basedOn w:val="34"/>
     <w:qFormat/>
     <w:uiPriority w:val="67"/>
     <w:pPr>
@@ -13230,9 +17288,9 @@
       </w:tcPr>
     </w:tblStylePr>
   </w:style>
-  <w:style w:type="table" w:styleId="87">
+  <w:style w:type="table" w:styleId="89">
     <w:name w:val="Medium Grid 1 Accent 4"/>
-    <w:basedOn w:val="32"/>
+    <w:basedOn w:val="34"/>
     <w:qFormat/>
     <w:uiPriority w:val="67"/>
     <w:pPr>
@@ -13300,9 +17358,9 @@
       </w:tcPr>
     </w:tblStylePr>
   </w:style>
-  <w:style w:type="table" w:styleId="88">
+  <w:style w:type="table" w:styleId="90">
     <w:name w:val="Medium Grid 1 Accent 5"/>
-    <w:basedOn w:val="32"/>
+    <w:basedOn w:val="34"/>
     <w:qFormat/>
     <w:uiPriority w:val="67"/>
     <w:pPr>
@@ -13370,9 +17428,9 @@
       </w:tcPr>
     </w:tblStylePr>
   </w:style>
-  <w:style w:type="table" w:styleId="89">
+  <w:style w:type="table" w:styleId="91">
     <w:name w:val="Medium Grid 1 Accent 6"/>
-    <w:basedOn w:val="32"/>
+    <w:basedOn w:val="34"/>
     <w:qFormat/>
     <w:uiPriority w:val="67"/>
     <w:pPr>
@@ -13440,9 +17498,9 @@
       </w:tcPr>
     </w:tblStylePr>
   </w:style>
-  <w:style w:type="table" w:styleId="90">
+  <w:style w:type="table" w:styleId="92">
     <w:name w:val="Medium Grid 2"/>
-    <w:basedOn w:val="32"/>
+    <w:basedOn w:val="34"/>
     <w:qFormat/>
     <w:uiPriority w:val="68"/>
     <w:pPr>
@@ -13587,9 +17645,9 @@
       </w:tcPr>
     </w:tblStylePr>
   </w:style>
-  <w:style w:type="table" w:styleId="91">
+  <w:style w:type="table" w:styleId="93">
     <w:name w:val="Medium Grid 2 Accent 1"/>
-    <w:basedOn w:val="32"/>
+    <w:basedOn w:val="34"/>
     <w:qFormat/>
     <w:uiPriority w:val="68"/>
     <w:pPr>
@@ -13734,9 +17792,9 @@
       </w:tcPr>
     </w:tblStylePr>
   </w:style>
-  <w:style w:type="table" w:styleId="92">
+  <w:style w:type="table" w:styleId="94">
     <w:name w:val="Medium Grid 2 Accent 2"/>
-    <w:basedOn w:val="32"/>
+    <w:basedOn w:val="34"/>
     <w:qFormat/>
     <w:uiPriority w:val="68"/>
     <w:pPr>
@@ -13881,9 +17939,9 @@
       </w:tcPr>
     </w:tblStylePr>
   </w:style>
-  <w:style w:type="table" w:styleId="93">
+  <w:style w:type="table" w:styleId="95">
     <w:name w:val="Medium Grid 2 Accent 3"/>
-    <w:basedOn w:val="32"/>
+    <w:basedOn w:val="34"/>
     <w:qFormat/>
     <w:uiPriority w:val="68"/>
     <w:pPr>
@@ -14028,9 +18086,10 @@
       </w:tcPr>
     </w:tblStylePr>
   </w:style>
-  <w:style w:type="table" w:styleId="94">
+  <w:style w:type="table" w:styleId="96">
     <w:name w:val="Medium Grid 2 Accent 4"/>
-    <w:basedOn w:val="32"/>
+    <w:basedOn w:val="34"/>
+    <w:qFormat/>
     <w:uiPriority w:val="68"/>
     <w:pPr>
       <w:spacing w:after="0" w:line="240" w:lineRule="auto"/>
@@ -14174,9 +18233,9 @@
       </w:tcPr>
     </w:tblStylePr>
   </w:style>
-  <w:style w:type="table" w:styleId="95">
+  <w:style w:type="table" w:styleId="97">
     <w:name w:val="Medium Grid 2 Accent 5"/>
-    <w:basedOn w:val="32"/>
+    <w:basedOn w:val="34"/>
     <w:uiPriority w:val="68"/>
     <w:pPr>
       <w:spacing w:after="0" w:line="240" w:lineRule="auto"/>
@@ -14320,9 +18379,10 @@
       </w:tcPr>
     </w:tblStylePr>
   </w:style>
-  <w:style w:type="table" w:styleId="96">
+  <w:style w:type="table" w:styleId="98">
     <w:name w:val="Medium Grid 2 Accent 6"/>
-    <w:basedOn w:val="32"/>
+    <w:basedOn w:val="34"/>
+    <w:qFormat/>
     <w:uiPriority w:val="68"/>
     <w:pPr>
       <w:spacing w:after="0" w:line="240" w:lineRule="auto"/>
@@ -14466,9 +18526,9 @@
       </w:tcPr>
     </w:tblStylePr>
   </w:style>
-  <w:style w:type="table" w:styleId="97">
+  <w:style w:type="table" w:styleId="99">
     <w:name w:val="Medium Grid 3"/>
-    <w:basedOn w:val="32"/>
+    <w:basedOn w:val="34"/>
     <w:uiPriority w:val="69"/>
     <w:pPr>
       <w:spacing w:after="0" w:line="240" w:lineRule="auto"/>
@@ -14623,9 +18683,9 @@
       </w:tcPr>
     </w:tblStylePr>
   </w:style>
-  <w:style w:type="table" w:styleId="98">
+  <w:style w:type="table" w:styleId="100">
     <w:name w:val="Medium Grid 3 Accent 1"/>
-    <w:basedOn w:val="32"/>
+    <w:basedOn w:val="34"/>
     <w:qFormat/>
     <w:uiPriority w:val="69"/>
     <w:pPr>
@@ -14781,9 +18841,9 @@
       </w:tcPr>
     </w:tblStylePr>
   </w:style>
-  <w:style w:type="table" w:styleId="99">
+  <w:style w:type="table" w:styleId="101">
     <w:name w:val="Medium Grid 3 Accent 2"/>
-    <w:basedOn w:val="32"/>
+    <w:basedOn w:val="34"/>
     <w:qFormat/>
     <w:uiPriority w:val="69"/>
     <w:pPr>
@@ -14939,9 +18999,9 @@
       </w:tcPr>
     </w:tblStylePr>
   </w:style>
-  <w:style w:type="table" w:styleId="100">
+  <w:style w:type="table" w:styleId="102">
     <w:name w:val="Medium Grid 3 Accent 3"/>
-    <w:basedOn w:val="32"/>
+    <w:basedOn w:val="34"/>
     <w:uiPriority w:val="69"/>
     <w:pPr>
       <w:spacing w:after="0" w:line="240" w:lineRule="auto"/>
@@ -15096,9 +19156,9 @@
       </w:tcPr>
     </w:tblStylePr>
   </w:style>
-  <w:style w:type="table" w:styleId="101">
+  <w:style w:type="table" w:styleId="103">
     <w:name w:val="Medium Grid 3 Accent 4"/>
-    <w:basedOn w:val="32"/>
+    <w:basedOn w:val="34"/>
     <w:uiPriority w:val="69"/>
     <w:pPr>
       <w:spacing w:after="0" w:line="240" w:lineRule="auto"/>
@@ -15253,9 +19313,9 @@
       </w:tcPr>
     </w:tblStylePr>
   </w:style>
-  <w:style w:type="table" w:styleId="102">
+  <w:style w:type="table" w:styleId="104">
     <w:name w:val="Medium Grid 3 Accent 5"/>
-    <w:basedOn w:val="32"/>
+    <w:basedOn w:val="34"/>
     <w:uiPriority w:val="69"/>
     <w:pPr>
       <w:spacing w:after="0" w:line="240" w:lineRule="auto"/>
@@ -15410,9 +19470,10 @@
       </w:tcPr>
     </w:tblStylePr>
   </w:style>
-  <w:style w:type="table" w:styleId="103">
+  <w:style w:type="table" w:styleId="105">
     <w:name w:val="Medium Grid 3 Accent 6"/>
-    <w:basedOn w:val="32"/>
+    <w:basedOn w:val="34"/>
+    <w:qFormat/>
     <w:uiPriority w:val="69"/>
     <w:pPr>
       <w:spacing w:after="0" w:line="240" w:lineRule="auto"/>
@@ -15567,9 +19628,10 @@
       </w:tcPr>
     </w:tblStylePr>
   </w:style>
-  <w:style w:type="table" w:styleId="104">
+  <w:style w:type="table" w:styleId="106">
     <w:name w:val="Dark List"/>
-    <w:basedOn w:val="32"/>
+    <w:basedOn w:val="34"/>
+    <w:qFormat/>
     <w:uiPriority w:val="70"/>
     <w:pPr>
       <w:spacing w:after="0" w:line="240" w:lineRule="auto"/>
@@ -15682,9 +19744,9 @@
       </w:tcPr>
     </w:tblStylePr>
   </w:style>
-  <w:style w:type="table" w:styleId="105">
+  <w:style w:type="table" w:styleId="107">
     <w:name w:val="Dark List Accent 1"/>
-    <w:basedOn w:val="32"/>
+    <w:basedOn w:val="34"/>
     <w:qFormat/>
     <w:uiPriority w:val="70"/>
     <w:pPr>
@@ -15798,9 +19860,9 @@
       </w:tcPr>
     </w:tblStylePr>
   </w:style>
-  <w:style w:type="table" w:styleId="106">
+  <w:style w:type="table" w:styleId="108">
     <w:name w:val="Dark List Accent 2"/>
-    <w:basedOn w:val="32"/>
+    <w:basedOn w:val="34"/>
     <w:uiPriority w:val="70"/>
     <w:pPr>
       <w:spacing w:after="0" w:line="240" w:lineRule="auto"/>
@@ -15913,9 +19975,10 @@
       </w:tcPr>
     </w:tblStylePr>
   </w:style>
-  <w:style w:type="table" w:styleId="107">
+  <w:style w:type="table" w:styleId="109">
     <w:name w:val="Dark List Accent 3"/>
-    <w:basedOn w:val="32"/>
+    <w:basedOn w:val="34"/>
+    <w:qFormat/>
     <w:uiPriority w:val="70"/>
     <w:pPr>
       <w:spacing w:after="0" w:line="240" w:lineRule="auto"/>
@@ -16028,9 +20091,9 @@
       </w:tcPr>
     </w:tblStylePr>
   </w:style>
-  <w:style w:type="table" w:styleId="108">
+  <w:style w:type="table" w:styleId="110">
     <w:name w:val="Dark List Accent 4"/>
-    <w:basedOn w:val="32"/>
+    <w:basedOn w:val="34"/>
     <w:qFormat/>
     <w:uiPriority w:val="70"/>
     <w:pPr>
@@ -16144,9 +20207,9 @@
       </w:tcPr>
     </w:tblStylePr>
   </w:style>
-  <w:style w:type="table" w:styleId="109">
+  <w:style w:type="table" w:styleId="111">
     <w:name w:val="Dark List Accent 5"/>
-    <w:basedOn w:val="32"/>
+    <w:basedOn w:val="34"/>
     <w:qFormat/>
     <w:uiPriority w:val="70"/>
     <w:pPr>
@@ -16260,9 +20323,9 @@
       </w:tcPr>
     </w:tblStylePr>
   </w:style>
-  <w:style w:type="table" w:styleId="110">
+  <w:style w:type="table" w:styleId="112">
     <w:name w:val="Dark List Accent 6"/>
-    <w:basedOn w:val="32"/>
+    <w:basedOn w:val="34"/>
     <w:qFormat/>
     <w:uiPriority w:val="70"/>
     <w:pPr>
@@ -16376,9 +20439,9 @@
       </w:tcPr>
     </w:tblStylePr>
   </w:style>
-  <w:style w:type="table" w:styleId="111">
+  <w:style w:type="table" w:styleId="113">
     <w:name w:val="Colorful Shading"/>
-    <w:basedOn w:val="32"/>
+    <w:basedOn w:val="34"/>
     <w:uiPriority w:val="71"/>
     <w:pPr>
       <w:spacing w:after="0" w:line="240" w:lineRule="auto"/>
@@ -16524,9 +20587,9 @@
       </w:rPr>
     </w:tblStylePr>
   </w:style>
-  <w:style w:type="table" w:styleId="112">
+  <w:style w:type="table" w:styleId="114">
     <w:name w:val="Colorful Shading Accent 1"/>
-    <w:basedOn w:val="32"/>
+    <w:basedOn w:val="34"/>
     <w:qFormat/>
     <w:uiPriority w:val="71"/>
     <w:pPr>
@@ -16673,9 +20736,9 @@
       </w:rPr>
     </w:tblStylePr>
   </w:style>
-  <w:style w:type="table" w:styleId="113">
+  <w:style w:type="table" w:styleId="115">
     <w:name w:val="Colorful Shading Accent 2"/>
-    <w:basedOn w:val="32"/>
+    <w:basedOn w:val="34"/>
     <w:qFormat/>
     <w:uiPriority w:val="71"/>
     <w:pPr>
@@ -16822,9 +20885,9 @@
       </w:rPr>
     </w:tblStylePr>
   </w:style>
-  <w:style w:type="table" w:styleId="114">
+  <w:style w:type="table" w:styleId="116">
     <w:name w:val="Colorful Shading Accent 3"/>
-    <w:basedOn w:val="32"/>
+    <w:basedOn w:val="34"/>
     <w:uiPriority w:val="71"/>
     <w:pPr>
       <w:spacing w:after="0" w:line="240" w:lineRule="auto"/>
@@ -16950,9 +21013,9 @@
       </w:tcPr>
     </w:tblStylePr>
   </w:style>
-  <w:style w:type="table" w:styleId="115">
+  <w:style w:type="table" w:styleId="117">
     <w:name w:val="Colorful Shading Accent 4"/>
-    <w:basedOn w:val="32"/>
+    <w:basedOn w:val="34"/>
     <w:uiPriority w:val="71"/>
     <w:pPr>
       <w:spacing w:after="0" w:line="240" w:lineRule="auto"/>
@@ -17098,9 +21161,9 @@
       </w:rPr>
     </w:tblStylePr>
   </w:style>
-  <w:style w:type="table" w:styleId="116">
+  <w:style w:type="table" w:styleId="118">
     <w:name w:val="Colorful Shading Accent 5"/>
-    <w:basedOn w:val="32"/>
+    <w:basedOn w:val="34"/>
     <w:uiPriority w:val="71"/>
     <w:pPr>
       <w:spacing w:after="0" w:line="240" w:lineRule="auto"/>
@@ -17246,9 +21309,9 @@
       </w:rPr>
     </w:tblStylePr>
   </w:style>
-  <w:style w:type="table" w:styleId="117">
+  <w:style w:type="table" w:styleId="119">
     <w:name w:val="Colorful Shading Accent 6"/>
-    <w:basedOn w:val="32"/>
+    <w:basedOn w:val="34"/>
     <w:qFormat/>
     <w:uiPriority w:val="71"/>
     <w:pPr>
@@ -17395,9 +21458,9 @@
       </w:rPr>
     </w:tblStylePr>
   </w:style>
-  <w:style w:type="table" w:styleId="118">
+  <w:style w:type="table" w:styleId="120">
     <w:name w:val="Colorful List"/>
-    <w:basedOn w:val="32"/>
+    <w:basedOn w:val="34"/>
     <w:qFormat/>
     <w:uiPriority w:val="72"/>
     <w:pPr>
@@ -17488,9 +21551,9 @@
       </w:tcPr>
     </w:tblStylePr>
   </w:style>
-  <w:style w:type="table" w:styleId="119">
+  <w:style w:type="table" w:styleId="121">
     <w:name w:val="Colorful List Accent 1"/>
-    <w:basedOn w:val="32"/>
+    <w:basedOn w:val="34"/>
     <w:qFormat/>
     <w:uiPriority w:val="72"/>
     <w:pPr>
@@ -17581,9 +21644,9 @@
       </w:tcPr>
     </w:tblStylePr>
   </w:style>
-  <w:style w:type="table" w:styleId="120">
+  <w:style w:type="table" w:styleId="122">
     <w:name w:val="Colorful List Accent 2"/>
-    <w:basedOn w:val="32"/>
+    <w:basedOn w:val="34"/>
     <w:qFormat/>
     <w:uiPriority w:val="72"/>
     <w:pPr>
@@ -17674,9 +21737,9 @@
       </w:tcPr>
     </w:tblStylePr>
   </w:style>
-  <w:style w:type="table" w:styleId="121">
+  <w:style w:type="table" w:styleId="123">
     <w:name w:val="Colorful List Accent 3"/>
-    <w:basedOn w:val="32"/>
+    <w:basedOn w:val="34"/>
     <w:qFormat/>
     <w:uiPriority w:val="72"/>
     <w:pPr>
@@ -17767,9 +21830,9 @@
       </w:tcPr>
     </w:tblStylePr>
   </w:style>
-  <w:style w:type="table" w:styleId="122">
+  <w:style w:type="table" w:styleId="124">
     <w:name w:val="Colorful List Accent 4"/>
-    <w:basedOn w:val="32"/>
+    <w:basedOn w:val="34"/>
     <w:uiPriority w:val="72"/>
     <w:pPr>
       <w:spacing w:after="0" w:line="240" w:lineRule="auto"/>
@@ -17859,9 +21922,9 @@
       </w:tcPr>
     </w:tblStylePr>
   </w:style>
-  <w:style w:type="table" w:styleId="123">
+  <w:style w:type="table" w:styleId="125">
     <w:name w:val="Colorful List Accent 5"/>
-    <w:basedOn w:val="32"/>
+    <w:basedOn w:val="34"/>
     <w:uiPriority w:val="72"/>
     <w:pPr>
       <w:spacing w:after="0" w:line="240" w:lineRule="auto"/>
@@ -17951,9 +22014,10 @@
       </w:tcPr>
     </w:tblStylePr>
   </w:style>
-  <w:style w:type="table" w:styleId="124">
+  <w:style w:type="table" w:styleId="126">
     <w:name w:val="Colorful List Accent 6"/>
-    <w:basedOn w:val="32"/>
+    <w:basedOn w:val="34"/>
+    <w:qFormat/>
     <w:uiPriority w:val="72"/>
     <w:pPr>
       <w:spacing w:after="0" w:line="240" w:lineRule="auto"/>
@@ -18043,9 +22107,9 @@
       </w:tcPr>
     </w:tblStylePr>
   </w:style>
-  <w:style w:type="table" w:styleId="125">
+  <w:style w:type="table" w:styleId="127">
     <w:name w:val="Colorful Grid"/>
-    <w:basedOn w:val="32"/>
+    <w:basedOn w:val="34"/>
     <w:uiPriority w:val="73"/>
     <w:pPr>
       <w:spacing w:after="0" w:line="240" w:lineRule="auto"/>
@@ -18139,9 +22203,9 @@
       </w:tcPr>
     </w:tblStylePr>
   </w:style>
-  <w:style w:type="table" w:styleId="126">
+  <w:style w:type="table" w:styleId="128">
     <w:name w:val="Colorful Grid Accent 1"/>
-    <w:basedOn w:val="32"/>
+    <w:basedOn w:val="34"/>
     <w:uiPriority w:val="73"/>
     <w:pPr>
       <w:spacing w:after="0" w:line="240" w:lineRule="auto"/>
@@ -18235,9 +22299,10 @@
       </w:tcPr>
     </w:tblStylePr>
   </w:style>
-  <w:style w:type="table" w:styleId="127">
+  <w:style w:type="table" w:styleId="129">
     <w:name w:val="Colorful Grid Accent 2"/>
-    <w:basedOn w:val="32"/>
+    <w:basedOn w:val="34"/>
+    <w:qFormat/>
     <w:uiPriority w:val="73"/>
     <w:pPr>
       <w:spacing w:after="0" w:line="240" w:lineRule="auto"/>
@@ -18331,9 +22396,9 @@
       </w:tcPr>
     </w:tblStylePr>
   </w:style>
-  <w:style w:type="table" w:styleId="128">
+  <w:style w:type="table" w:styleId="130">
     <w:name w:val="Colorful Grid Accent 3"/>
-    <w:basedOn w:val="32"/>
+    <w:basedOn w:val="34"/>
     <w:uiPriority w:val="73"/>
     <w:pPr>
       <w:spacing w:after="0" w:line="240" w:lineRule="auto"/>
@@ -18427,9 +22492,10 @@
       </w:tcPr>
     </w:tblStylePr>
   </w:style>
-  <w:style w:type="table" w:styleId="129">
+  <w:style w:type="table" w:styleId="131">
     <w:name w:val="Colorful Grid Accent 4"/>
-    <w:basedOn w:val="32"/>
+    <w:basedOn w:val="34"/>
+    <w:qFormat/>
     <w:uiPriority w:val="73"/>
     <w:pPr>
       <w:spacing w:after="0" w:line="240" w:lineRule="auto"/>
@@ -18523,9 +22589,9 @@
       </w:tcPr>
     </w:tblStylePr>
   </w:style>
-  <w:style w:type="table" w:styleId="130">
+  <w:style w:type="table" w:styleId="132">
     <w:name w:val="Colorful Grid Accent 5"/>
-    <w:basedOn w:val="32"/>
+    <w:basedOn w:val="34"/>
     <w:uiPriority w:val="73"/>
     <w:pPr>
       <w:spacing w:after="0" w:line="240" w:lineRule="auto"/>
@@ -18619,9 +22685,10 @@
       </w:tcPr>
     </w:tblStylePr>
   </w:style>
-  <w:style w:type="table" w:styleId="131">
+  <w:style w:type="table" w:styleId="133">
     <w:name w:val="Colorful Grid Accent 6"/>
-    <w:basedOn w:val="32"/>
+    <w:basedOn w:val="34"/>
+    <w:qFormat/>
     <w:uiPriority w:val="73"/>
     <w:pPr>
       <w:spacing w:after="0" w:line="240" w:lineRule="auto"/>
@@ -18715,9 +22782,9 @@
       </w:tcPr>
     </w:tblStylePr>
   </w:style>
-  <w:style w:type="character" w:styleId="133">
+  <w:style w:type="character" w:styleId="135">
     <w:name w:val="Strong"/>
-    <w:basedOn w:val="132"/>
+    <w:basedOn w:val="134"/>
     <w:qFormat/>
     <w:uiPriority w:val="22"/>
     <w:rPr>
@@ -18725,9 +22792,9 @@
       <w:bCs/>
     </w:rPr>
   </w:style>
-  <w:style w:type="character" w:styleId="134">
+  <w:style w:type="character" w:styleId="136">
     <w:name w:val="Emphasis"/>
-    <w:basedOn w:val="132"/>
+    <w:basedOn w:val="134"/>
     <w:qFormat/>
     <w:uiPriority w:val="20"/>
     <w:rPr>
@@ -18735,19 +22802,30 @@
       <w:iCs/>
     </w:rPr>
   </w:style>
-  <w:style w:type="character" w:customStyle="1" w:styleId="135">
+  <w:style w:type="character" w:styleId="137">
+    <w:name w:val="HTML Code"/>
+    <w:basedOn w:val="134"/>
+    <w:semiHidden/>
+    <w:unhideWhenUsed/>
+    <w:uiPriority w:val="99"/>
+    <w:rPr>
+      <w:rFonts w:ascii="Courier New" w:hAnsi="Courier New"/>
+      <w:sz w:val="20"/>
+    </w:rPr>
+  </w:style>
+  <w:style w:type="character" w:customStyle="1" w:styleId="138">
     <w:name w:val="Header Char"/>
-    <w:basedOn w:val="132"/>
+    <w:basedOn w:val="134"/>
     <w:link w:val="25"/>
     <w:uiPriority w:val="99"/>
   </w:style>
-  <w:style w:type="character" w:customStyle="1" w:styleId="136">
+  <w:style w:type="character" w:customStyle="1" w:styleId="139">
     <w:name w:val="Footer Char"/>
-    <w:basedOn w:val="132"/>
+    <w:basedOn w:val="134"/>
     <w:link w:val="24"/>
     <w:uiPriority w:val="99"/>
   </w:style>
-  <w:style w:type="paragraph" w:styleId="137">
+  <w:style w:type="paragraph" w:styleId="140">
     <w:name w:val="No Spacing"/>
     <w:qFormat/>
     <w:uiPriority w:val="1"/>
@@ -18761,10 +22839,11 @@
       <w:lang w:val="en-US" w:eastAsia="en-US" w:bidi="ar-SA"/>
     </w:rPr>
   </w:style>
-  <w:style w:type="character" w:customStyle="1" w:styleId="138">
+  <w:style w:type="character" w:customStyle="1" w:styleId="141">
     <w:name w:val="Heading 1 Char"/>
-    <w:basedOn w:val="132"/>
+    <w:basedOn w:val="134"/>
     <w:link w:val="3"/>
+    <w:qFormat/>
     <w:uiPriority w:val="9"/>
     <w:rPr>
       <w:rFonts w:asciiTheme="majorHAnsi" w:hAnsiTheme="majorHAnsi" w:eastAsiaTheme="majorEastAsia" w:cstheme="majorBidi"/>
@@ -18775,9 +22854,9 @@
       <w:szCs w:val="28"/>
     </w:rPr>
   </w:style>
-  <w:style w:type="character" w:customStyle="1" w:styleId="139">
+  <w:style w:type="character" w:customStyle="1" w:styleId="142">
     <w:name w:val="Heading 2 Char"/>
-    <w:basedOn w:val="132"/>
+    <w:basedOn w:val="134"/>
     <w:link w:val="4"/>
     <w:uiPriority w:val="9"/>
     <w:rPr>
@@ -18794,9 +22873,9 @@
       </w14:textFill>
     </w:rPr>
   </w:style>
-  <w:style w:type="character" w:customStyle="1" w:styleId="140">
+  <w:style w:type="character" w:customStyle="1" w:styleId="143">
     <w:name w:val="Heading 3 Char"/>
-    <w:basedOn w:val="132"/>
+    <w:basedOn w:val="134"/>
     <w:link w:val="5"/>
     <w:qFormat/>
     <w:uiPriority w:val="9"/>
@@ -18812,10 +22891,10 @@
       </w14:textFill>
     </w:rPr>
   </w:style>
-  <w:style w:type="character" w:customStyle="1" w:styleId="141">
+  <w:style w:type="character" w:customStyle="1" w:styleId="144">
     <w:name w:val="Title Char"/>
-    <w:basedOn w:val="132"/>
-    <w:link w:val="31"/>
+    <w:basedOn w:val="134"/>
+    <w:link w:val="33"/>
     <w:qFormat/>
     <w:uiPriority w:val="10"/>
     <w:rPr>
@@ -18827,9 +22906,9 @@
       <w:szCs w:val="52"/>
     </w:rPr>
   </w:style>
-  <w:style w:type="character" w:customStyle="1" w:styleId="142">
+  <w:style w:type="character" w:customStyle="1" w:styleId="145">
     <w:name w:val="Subtitle Char"/>
-    <w:basedOn w:val="132"/>
+    <w:basedOn w:val="134"/>
     <w:link w:val="26"/>
     <w:qFormat/>
     <w:uiPriority w:val="11"/>
@@ -18848,7 +22927,7 @@
       </w14:textFill>
     </w:rPr>
   </w:style>
-  <w:style w:type="paragraph" w:styleId="143">
+  <w:style w:type="paragraph" w:styleId="146">
     <w:name w:val="List Paragraph"/>
     <w:basedOn w:val="1"/>
     <w:qFormat/>
@@ -18858,22 +22937,22 @@
       <w:contextualSpacing/>
     </w:pPr>
   </w:style>
-  <w:style w:type="character" w:customStyle="1" w:styleId="144">
+  <w:style w:type="character" w:customStyle="1" w:styleId="147">
     <w:name w:val="Body Text Char"/>
-    <w:basedOn w:val="132"/>
+    <w:basedOn w:val="134"/>
     <w:link w:val="19"/>
     <w:uiPriority w:val="99"/>
   </w:style>
-  <w:style w:type="character" w:customStyle="1" w:styleId="145">
+  <w:style w:type="character" w:customStyle="1" w:styleId="148">
     <w:name w:val="Body Text 2 Char"/>
-    <w:basedOn w:val="132"/>
+    <w:basedOn w:val="134"/>
     <w:link w:val="28"/>
     <w:qFormat/>
     <w:uiPriority w:val="99"/>
   </w:style>
-  <w:style w:type="character" w:customStyle="1" w:styleId="146">
+  <w:style w:type="character" w:customStyle="1" w:styleId="149">
     <w:name w:val="Body Text 3 Char"/>
-    <w:basedOn w:val="132"/>
+    <w:basedOn w:val="134"/>
     <w:link w:val="17"/>
     <w:qFormat/>
     <w:uiPriority w:val="99"/>
@@ -18882,9 +22961,9 @@
       <w:szCs w:val="16"/>
     </w:rPr>
   </w:style>
-  <w:style w:type="character" w:customStyle="1" w:styleId="147">
+  <w:style w:type="character" w:customStyle="1" w:styleId="150">
     <w:name w:val="Macro Text Char"/>
-    <w:basedOn w:val="132"/>
+    <w:basedOn w:val="134"/>
     <w:link w:val="2"/>
     <w:qFormat/>
     <w:uiPriority w:val="99"/>
@@ -18894,11 +22973,11 @@
       <w:szCs w:val="20"/>
     </w:rPr>
   </w:style>
-  <w:style w:type="paragraph" w:styleId="148">
+  <w:style w:type="paragraph" w:styleId="151">
     <w:name w:val="Quote"/>
     <w:basedOn w:val="1"/>
     <w:next w:val="1"/>
-    <w:link w:val="149"/>
+    <w:link w:val="152"/>
     <w:qFormat/>
     <w:uiPriority w:val="29"/>
     <w:rPr>
@@ -18912,10 +22991,10 @@
       </w14:textFill>
     </w:rPr>
   </w:style>
-  <w:style w:type="character" w:customStyle="1" w:styleId="149">
+  <w:style w:type="character" w:customStyle="1" w:styleId="152">
     <w:name w:val="Quote Char"/>
-    <w:basedOn w:val="132"/>
-    <w:link w:val="148"/>
+    <w:basedOn w:val="134"/>
+    <w:link w:val="151"/>
     <w:qFormat/>
     <w:uiPriority w:val="29"/>
     <w:rPr>
@@ -18929,9 +23008,9 @@
       </w14:textFill>
     </w:rPr>
   </w:style>
-  <w:style w:type="character" w:customStyle="1" w:styleId="150">
+  <w:style w:type="character" w:customStyle="1" w:styleId="153">
     <w:name w:val="Heading 4 Char"/>
-    <w:basedOn w:val="132"/>
+    <w:basedOn w:val="134"/>
     <w:link w:val="6"/>
     <w:semiHidden/>
     <w:qFormat/>
@@ -18950,9 +23029,9 @@
       </w14:textFill>
     </w:rPr>
   </w:style>
-  <w:style w:type="character" w:customStyle="1" w:styleId="151">
+  <w:style w:type="character" w:customStyle="1" w:styleId="154">
     <w:name w:val="Heading 5 Char"/>
-    <w:basedOn w:val="132"/>
+    <w:basedOn w:val="134"/>
     <w:link w:val="7"/>
     <w:semiHidden/>
     <w:qFormat/>
@@ -18962,9 +23041,9 @@
       <w:color w:val="254061" w:themeColor="accent1" w:themeShade="80"/>
     </w:rPr>
   </w:style>
-  <w:style w:type="character" w:customStyle="1" w:styleId="152">
+  <w:style w:type="character" w:customStyle="1" w:styleId="155">
     <w:name w:val="Heading 6 Char"/>
-    <w:basedOn w:val="132"/>
+    <w:basedOn w:val="134"/>
     <w:link w:val="8"/>
     <w:semiHidden/>
     <w:qFormat/>
@@ -18976,9 +23055,9 @@
       <w:color w:val="254061" w:themeColor="accent1" w:themeShade="80"/>
     </w:rPr>
   </w:style>
-  <w:style w:type="character" w:customStyle="1" w:styleId="153">
+  <w:style w:type="character" w:customStyle="1" w:styleId="156">
     <w:name w:val="Heading 7 Char"/>
-    <w:basedOn w:val="132"/>
+    <w:basedOn w:val="134"/>
     <w:link w:val="9"/>
     <w:semiHidden/>
     <w:qFormat/>
@@ -18998,9 +23077,9 @@
       </w14:textFill>
     </w:rPr>
   </w:style>
-  <w:style w:type="character" w:customStyle="1" w:styleId="154">
+  <w:style w:type="character" w:customStyle="1" w:styleId="157">
     <w:name w:val="Heading 8 Char"/>
-    <w:basedOn w:val="132"/>
+    <w:basedOn w:val="134"/>
     <w:link w:val="10"/>
     <w:semiHidden/>
     <w:qFormat/>
@@ -19017,9 +23096,9 @@
       </w14:textFill>
     </w:rPr>
   </w:style>
-  <w:style w:type="character" w:customStyle="1" w:styleId="155">
+  <w:style w:type="character" w:customStyle="1" w:styleId="158">
     <w:name w:val="Heading 9 Char"/>
-    <w:basedOn w:val="132"/>
+    <w:basedOn w:val="134"/>
     <w:link w:val="11"/>
     <w:semiHidden/>
     <w:qFormat/>
@@ -19041,11 +23120,11 @@
       </w14:textFill>
     </w:rPr>
   </w:style>
-  <w:style w:type="paragraph" w:styleId="156">
+  <w:style w:type="paragraph" w:styleId="159">
     <w:name w:val="Intense Quote"/>
     <w:basedOn w:val="1"/>
     <w:next w:val="1"/>
-    <w:link w:val="157"/>
+    <w:link w:val="160"/>
     <w:qFormat/>
     <w:uiPriority w:val="30"/>
     <w:pPr>
@@ -19068,10 +23147,10 @@
       </w14:textFill>
     </w:rPr>
   </w:style>
-  <w:style w:type="character" w:customStyle="1" w:styleId="157">
+  <w:style w:type="character" w:customStyle="1" w:styleId="160">
     <w:name w:val="Intense Quote Char"/>
-    <w:basedOn w:val="132"/>
-    <w:link w:val="156"/>
+    <w:basedOn w:val="134"/>
+    <w:link w:val="159"/>
     <w:qFormat/>
     <w:uiPriority w:val="30"/>
     <w:rPr>
@@ -19087,9 +23166,9 @@
       </w14:textFill>
     </w:rPr>
   </w:style>
-  <w:style w:type="character" w:customStyle="1" w:styleId="158">
+  <w:style w:type="character" w:customStyle="1" w:styleId="161">
     <w:name w:val="Subtle Emphasis"/>
-    <w:basedOn w:val="132"/>
+    <w:basedOn w:val="134"/>
     <w:qFormat/>
     <w:uiPriority w:val="19"/>
     <w:rPr>
@@ -19106,9 +23185,9 @@
       </w14:textFill>
     </w:rPr>
   </w:style>
-  <w:style w:type="character" w:customStyle="1" w:styleId="159">
+  <w:style w:type="character" w:customStyle="1" w:styleId="162">
     <w:name w:val="Intense Emphasis"/>
-    <w:basedOn w:val="132"/>
+    <w:basedOn w:val="134"/>
     <w:qFormat/>
     <w:uiPriority w:val="21"/>
     <w:rPr>
@@ -19124,9 +23203,9 @@
       </w14:textFill>
     </w:rPr>
   </w:style>
-  <w:style w:type="character" w:customStyle="1" w:styleId="160">
+  <w:style w:type="character" w:customStyle="1" w:styleId="163">
     <w:name w:val="Subtle Reference"/>
-    <w:basedOn w:val="132"/>
+    <w:basedOn w:val="134"/>
     <w:qFormat/>
     <w:uiPriority w:val="31"/>
     <w:rPr>
@@ -19140,9 +23219,9 @@
       </w14:textFill>
     </w:rPr>
   </w:style>
-  <w:style w:type="character" w:customStyle="1" w:styleId="161">
+  <w:style w:type="character" w:customStyle="1" w:styleId="164">
     <w:name w:val="Intense Reference"/>
-    <w:basedOn w:val="132"/>
+    <w:basedOn w:val="134"/>
     <w:qFormat/>
     <w:uiPriority w:val="32"/>
     <w:rPr>
@@ -19159,9 +23238,9 @@
       </w14:textFill>
     </w:rPr>
   </w:style>
-  <w:style w:type="character" w:customStyle="1" w:styleId="162">
+  <w:style w:type="character" w:customStyle="1" w:styleId="165">
     <w:name w:val="Book Title"/>
-    <w:basedOn w:val="132"/>
+    <w:basedOn w:val="134"/>
     <w:qFormat/>
     <w:uiPriority w:val="33"/>
     <w:rPr>
@@ -19171,7 +23250,7 @@
       <w:spacing w:val="5"/>
     </w:rPr>
   </w:style>
-  <w:style w:type="paragraph" w:customStyle="1" w:styleId="163">
+  <w:style w:type="paragraph" w:customStyle="1" w:styleId="166">
     <w:name w:val="TOC Heading"/>
     <w:basedOn w:val="3"/>
     <w:next w:val="1"/>
@@ -19183,7 +23262,7 @@
       <w:outlineLvl w:val="9"/>
     </w:pPr>
   </w:style>
-  <w:style w:type="paragraph" w:customStyle="1" w:styleId="164">
+  <w:style w:type="paragraph" w:customStyle="1" w:styleId="167">
     <w:name w:val="Blockquote"/>
     <w:basedOn w:val="1"/>
     <w:uiPriority w:val="0"/>
@@ -19193,9 +23272,10 @@
       <w:sz w:val="22"/>
     </w:rPr>
   </w:style>
-  <w:style w:type="character" w:customStyle="1" w:styleId="165">
+  <w:style w:type="character" w:customStyle="1" w:styleId="168">
     <w:name w:val="CodeChar"/>
-    <w:basedOn w:val="132"/>
+    <w:basedOn w:val="134"/>
+    <w:qFormat/>
     <w:uiPriority w:val="0"/>
     <w:rPr>
       <w:rFonts w:ascii="Courier New" w:hAnsi="Courier New" w:eastAsia="Courier New"/>
@@ -19203,7 +23283,7 @@
       <w:sz w:val="20"/>
     </w:rPr>
   </w:style>
-  <w:style w:type="paragraph" w:customStyle="1" w:styleId="166">
+  <w:style w:type="paragraph" w:customStyle="1" w:styleId="169">
     <w:name w:val="ListBullet"/>
     <w:uiPriority w:val="0"/>
     <w:pPr>
@@ -19217,7 +23297,7 @@
       <w:lang w:val="en-US" w:eastAsia="en-US" w:bidi="ar-SA"/>
     </w:rPr>
   </w:style>
-  <w:style w:type="paragraph" w:customStyle="1" w:styleId="167">
+  <w:style w:type="paragraph" w:customStyle="1" w:styleId="170">
     <w:name w:val="ListNumber"/>
     <w:uiPriority w:val="0"/>
     <w:pPr>
@@ -19231,7 +23311,7 @@
       <w:lang w:val="en-US" w:eastAsia="en-US" w:bidi="ar-SA"/>
     </w:rPr>
   </w:style>
-  <w:style w:type="paragraph" w:customStyle="1" w:styleId="168">
+  <w:style w:type="paragraph" w:customStyle="1" w:styleId="171">
     <w:name w:val="Table"/>
     <w:basedOn w:val="1"/>
     <w:uiPriority w:val="0"/>
@@ -19243,7 +23323,7 @@
       <w:sz w:val="20"/>
     </w:rPr>
   </w:style>
-  <w:style w:type="paragraph" w:customStyle="1" w:styleId="169">
+  <w:style w:type="paragraph" w:customStyle="1" w:styleId="172">
     <w:name w:val="HorizontalRule"/>
     <w:basedOn w:val="1"/>
     <w:uiPriority w:val="0"/>
@@ -19254,7 +23334,7 @@
       <w:color w:val="CCCCCC"/>
     </w:rPr>
   </w:style>
-  <w:style w:type="paragraph" w:customStyle="1" w:styleId="170">
+  <w:style w:type="paragraph" w:customStyle="1" w:styleId="173">
     <w:name w:val="Footnote"/>
     <w:basedOn w:val="1"/>
     <w:uiPriority w:val="0"/>
